--- a/up_down_counter/docs/Counter_UVM_Beginners_Guide.docx
+++ b/up_down_counter/docs/Counter_UVM_Beginners_Guide.docx
@@ -3340,143 +3340,2388 @@
         <w:pStyle w:val="SourceCode"/>
       </w:pPr>
       <w:r>
-        <w:t>006    int unsigned checked, mismatches;</w:t>
-      </w:r>
-    </w:p>
-    <w:p>
-      <w:pPr>
-        <w:pStyle w:val="SourceCode"/>
-      </w:pPr>
-      <w:r>
-        <w:t>007    function new(string name, uvm_component parent);</w:t>
-      </w:r>
-    </w:p>
-    <w:p>
-      <w:pPr>
-        <w:pStyle w:val="SourceCode"/>
-      </w:pPr>
-      <w:r>
-        <w:t>008      super.new(name, parent); analysis_export = new("analysis_export", this);</w:t>
-      </w:r>
-    </w:p>
-    <w:p>
-      <w:pPr>
-        <w:pStyle w:val="SourceCode"/>
-      </w:pPr>
-      <w:r>
-        <w:t>009    endfunction</w:t>
-      </w:r>
-    </w:p>
-    <w:p>
-      <w:pPr>
-        <w:pStyle w:val="SourceCode"/>
-      </w:pPr>
-      <w:r>
-        <w:t>010    function void write(counter_item tr);</w:t>
-      </w:r>
-    </w:p>
-    <w:p>
-      <w:pPr>
-        <w:pStyle w:val="SourceCode"/>
-      </w:pPr>
-      <w:r>
-        <w:t>011      if (!tr.rst_n || tr.clear) begin</w:t>
-      </w:r>
-    </w:p>
-    <w:p>
-      <w:pPr>
-        <w:pStyle w:val="SourceCode"/>
-      </w:pPr>
-      <w:r>
-        <w:t>012        expected = '0;</w:t>
-      </w:r>
-    </w:p>
-    <w:p>
-      <w:pPr>
-        <w:pStyle w:val="SourceCode"/>
-      </w:pPr>
-      <w:r>
-        <w:t>013        initialized = 1;</w:t>
-      </w:r>
-    </w:p>
-    <w:p>
-      <w:pPr>
-        <w:pStyle w:val="SourceCode"/>
-      </w:pPr>
-      <w:r>
-        <w:t>014      end else if (tr.load) begin</w:t>
-      </w:r>
-    </w:p>
-    <w:p>
-      <w:pPr>
-        <w:pStyle w:val="SourceCode"/>
-      </w:pPr>
-      <w:r>
-        <w:t>015        expected = tr.load_value;</w:t>
-      </w:r>
-    </w:p>
-    <w:p>
-      <w:pPr>
-        <w:pStyle w:val="SourceCode"/>
-      </w:pPr>
-      <w:r>
-        <w:t>016        initialized = 1;</w:t>
-      </w:r>
-    </w:p>
-    <w:p>
-      <w:pPr>
-        <w:pStyle w:val="SourceCode"/>
-      </w:pPr>
-      <w:r>
-        <w:t>017      end else if (initialized &amp;&amp; tr.enable) begin</w:t>
-      </w:r>
-    </w:p>
-    <w:p>
-      <w:pPr>
-        <w:pStyle w:val="SourceCode"/>
-      </w:pPr>
-      <w:r>
-        <w:t>018        if (tr.up) expected = expected + 1'b1;</w:t>
-      </w:r>
-    </w:p>
-    <w:p>
-      <w:pPr>
-        <w:pStyle w:val="SourceCode"/>
-      </w:pPr>
-      <w:r>
-        <w:t>019        else       expected = expected - 1'b1;</w:t>
-      </w:r>
-    </w:p>
-    <w:p>
-      <w:pPr>
-        <w:pStyle w:val="SourceCode"/>
-      </w:pPr>
-      <w:r>
-        <w:t>020      end</w:t>
-      </w:r>
-    </w:p>
-    <w:p>
-      <w:pPr>
-        <w:pStyle w:val="SourceCode"/>
-      </w:pPr>
-      <w:r>
-        <w:t>021      if (!initialized) begin</w:t>
-      </w:r>
-    </w:p>
-    <w:p>
-      <w:pPr>
-        <w:pStyle w:val="SourceCode"/>
-      </w:pPr>
-      <w:r>
-        <w:t>022        `uvm_error("UNINITIALIZED", "First sample must reset, clear, or load the counter")</w:t>
-      </w:r>
-    </w:p>
-    <w:p>
-      <w:pPr>
-        <w:pStyle w:val="SourceCode"/>
-      </w:pPr>
-      <w:r>
-        <w:t>023        return;</w:t>
+        <w:t>006    int unsigned checked, mismatches, up_cycles, down_cycles;</w:t>
+      </w:r>
+    </w:p>
+    <w:p>
+      <w:pPr>
+        <w:pStyle w:val="SourceCode"/>
+      </w:pPr>
+      <w:r>
+        <w:t>007    integer trace_fd;</w:t>
+      </w:r>
+    </w:p>
+    <w:p>
+      <w:pPr>
+        <w:pStyle w:val="SourceCode"/>
+      </w:pPr>
+      <w:r>
+        <w:t>008    string trace_path;</w:t>
+      </w:r>
+    </w:p>
+    <w:p>
+      <w:pPr>
+        <w:pStyle w:val="SourceCode"/>
+      </w:pPr>
+      <w:r>
+        <w:t>009    function void build_phase(uvm_phase phase);</w:t>
+      </w:r>
+    </w:p>
+    <w:p>
+      <w:pPr>
+        <w:pStyle w:val="SourceCode"/>
+      </w:pPr>
+      <w:r>
+        <w:t>010      super.build_phase(phase);</w:t>
+      </w:r>
+    </w:p>
+    <w:p>
+      <w:pPr>
+        <w:pStyle w:val="SourceCode"/>
+      </w:pPr>
+      <w:r>
+        <w:t>011      if (!$value$plusargs("COUNTER_CSV=%s", trace_path))</w:t>
+      </w:r>
+    </w:p>
+    <w:p>
+      <w:pPr>
+        <w:pStyle w:val="SourceCode"/>
+      </w:pPr>
+      <w:r>
+        <w:t>012        trace_path = "sim/build/counter_trace.csv";</w:t>
+      </w:r>
+    </w:p>
+    <w:p>
+      <w:pPr>
+        <w:pStyle w:val="SourceCode"/>
+      </w:pPr>
+      <w:r>
+        <w:t>013      trace_fd = $fopen(trace_path, "w");</w:t>
+      </w:r>
+    </w:p>
+    <w:p>
+      <w:pPr>
+        <w:pStyle w:val="SourceCode"/>
+      </w:pPr>
+      <w:r>
+        <w:t>014      if (!trace_fd) `uvm_fatal("TRACE_OPEN", $sformatf("Cannot open counter CSV: %s", trace_path))</w:t>
+      </w:r>
+    </w:p>
+    <w:p>
+      <w:pPr>
+        <w:pStyle w:val="SourceCode"/>
+      </w:pPr>
+      <w:r>
+        <w:t>015      $fdisplay(trace_fd, "sample,time_ns,operation,rst_n,clear,load,enable,up,load_value,expected,actual,result");</w:t>
+      </w:r>
+    </w:p>
+    <w:p>
+      <w:pPr>
+        <w:pStyle w:val="SourceCode"/>
+      </w:pPr>
+      <w:r>
+        <w:t>016      `uvm_info("TRACE_FILE", $sformatf("Cycle-by-cycle CSV: %s", trace_path), UVM_LOW)</w:t>
+      </w:r>
+    </w:p>
+    <w:p>
+      <w:pPr>
+        <w:pStyle w:val="SourceCode"/>
+      </w:pPr>
+      <w:r>
+        <w:t>017    endfunction</w:t>
+      </w:r>
+    </w:p>
+    <w:p>
+      <w:pPr>
+        <w:pStyle w:val="SourceCode"/>
+      </w:pPr>
+      <w:r>
+        <w:t>018    function new(string name, uvm_component parent);</w:t>
+      </w:r>
+    </w:p>
+    <w:p>
+      <w:pPr>
+        <w:pStyle w:val="SourceCode"/>
+      </w:pPr>
+      <w:r>
+        <w:t>019      super.new(name, parent); analysis_export = new("analysis_export", this);</w:t>
+      </w:r>
+    </w:p>
+    <w:p>
+      <w:pPr>
+        <w:pStyle w:val="SourceCode"/>
+      </w:pPr>
+      <w:r>
+        <w:t>020    endfunction</w:t>
+      </w:r>
+    </w:p>
+    <w:p>
+      <w:pPr>
+        <w:pStyle w:val="SourceCode"/>
+      </w:pPr>
+      <w:r>
+        <w:t>021    function void write(counter_item tr);</w:t>
+      </w:r>
+    </w:p>
+    <w:p>
+      <w:pPr>
+        <w:pStyle w:val="SourceCode"/>
+      </w:pPr>
+      <w:r>
+        <w:t>022      string operation;</w:t>
+      </w:r>
+    </w:p>
+    <w:p>
+      <w:pPr>
+        <w:pStyle w:val="SourceCode"/>
+      </w:pPr>
+      <w:r>
+        <w:t>023      if (!tr.rst_n) operation = "RESET";</w:t>
+      </w:r>
+    </w:p>
+    <w:p>
+      <w:pPr>
+        <w:pStyle w:val="SourceCode"/>
+      </w:pPr>
+      <w:r>
+        <w:t>024      else if (tr.clear) operation = "CLEAR";</w:t>
+      </w:r>
+    </w:p>
+    <w:p>
+      <w:pPr>
+        <w:pStyle w:val="SourceCode"/>
+      </w:pPr>
+      <w:r>
+        <w:t>025      else if (tr.load) operation = "LOAD";</w:t>
+      </w:r>
+    </w:p>
+    <w:p>
+      <w:pPr>
+        <w:pStyle w:val="SourceCode"/>
+      </w:pPr>
+      <w:r>
+        <w:t>026      else if (!tr.enable) operation = "HOLD";</w:t>
+      </w:r>
+    </w:p>
+    <w:p>
+      <w:pPr>
+        <w:pStyle w:val="SourceCode"/>
+      </w:pPr>
+      <w:r>
+        <w:t>027      else if (tr.up) begin operation = "UP"; up_cycles++; end</w:t>
+      </w:r>
+    </w:p>
+    <w:p>
+      <w:pPr>
+        <w:pStyle w:val="SourceCode"/>
+      </w:pPr>
+      <w:r>
+        <w:t>028      else begin operation = "DOWN"; down_cycles++; end</w:t>
+      </w:r>
+    </w:p>
+    <w:p>
+      <w:pPr>
+        <w:pStyle w:val="SourceCode"/>
+      </w:pPr>
+      <w:r>
+        <w:t>029      if (!tr.rst_n || tr.clear) begin</w:t>
+      </w:r>
+    </w:p>
+    <w:p>
+      <w:pPr>
+        <w:pStyle w:val="SourceCode"/>
+      </w:pPr>
+      <w:r>
+        <w:t>030        expected = '0;</w:t>
+      </w:r>
+    </w:p>
+    <w:p>
+      <w:pPr>
+        <w:pStyle w:val="SourceCode"/>
+      </w:pPr>
+      <w:r>
+        <w:t>031        initialized = 1;</w:t>
+      </w:r>
+    </w:p>
+    <w:p>
+      <w:pPr>
+        <w:pStyle w:val="SourceCode"/>
+      </w:pPr>
+      <w:r>
+        <w:t>032      end else if (tr.load) begin</w:t>
+      </w:r>
+    </w:p>
+    <w:p>
+      <w:pPr>
+        <w:pStyle w:val="SourceCode"/>
+      </w:pPr>
+      <w:r>
+        <w:t>033        expected = tr.load_value;</w:t>
+      </w:r>
+    </w:p>
+    <w:p>
+      <w:pPr>
+        <w:pStyle w:val="SourceCode"/>
+      </w:pPr>
+      <w:r>
+        <w:t>034        initialized = 1;</w:t>
+      </w:r>
+    </w:p>
+    <w:p>
+      <w:pPr>
+        <w:pStyle w:val="SourceCode"/>
+      </w:pPr>
+      <w:r>
+        <w:t>035      end else if (initialized &amp;&amp; tr.enable) begin</w:t>
+      </w:r>
+    </w:p>
+    <w:p>
+      <w:pPr>
+        <w:pStyle w:val="SourceCode"/>
+      </w:pPr>
+      <w:r>
+        <w:t>036        if (tr.up) expected = expected + 1'b1;</w:t>
+      </w:r>
+    </w:p>
+    <w:p>
+      <w:pPr>
+        <w:pStyle w:val="SourceCode"/>
+      </w:pPr>
+      <w:r>
+        <w:t>037        else       expected = expected - 1'b1;</w:t>
+      </w:r>
+    </w:p>
+    <w:p>
+      <w:pPr>
+        <w:pStyle w:val="SourceCode"/>
+      </w:pPr>
+      <w:r>
+        <w:t>038      end</w:t>
+      </w:r>
+    </w:p>
+    <w:p>
+      <w:pPr>
+        <w:pStyle w:val="SourceCode"/>
+      </w:pPr>
+      <w:r>
+        <w:t>039      if (!initialized) begin</w:t>
+      </w:r>
+    </w:p>
+    <w:p>
+      <w:pPr>
+        <w:pStyle w:val="SourceCode"/>
+      </w:pPr>
+      <w:r>
+        <w:t>040        `uvm_error("UNINITIALIZED", "First sample must reset, clear, or load the counter")</w:t>
+      </w:r>
+    </w:p>
+    <w:p>
+      <w:pPr>
+        <w:pStyle w:val="SourceCode"/>
+      </w:pPr>
+      <w:r>
+        <w:t>041        return;</w:t>
+      </w:r>
+    </w:p>
+    <w:p>
+      <w:pPr>
+        <w:pStyle w:val="SourceCode"/>
+      </w:pPr>
+      <w:r>
+        <w:t>042      end</w:t>
+      </w:r>
+    </w:p>
+    <w:p>
+      <w:pPr>
+        <w:pStyle w:val="SourceCode"/>
+      </w:pPr>
+      <w:r>
+        <w:t>043      checked++;</w:t>
+      </w:r>
+    </w:p>
+    <w:p>
+      <w:pPr>
+        <w:pStyle w:val="SourceCode"/>
+      </w:pPr>
+      <w:r>
+        <w:t>044      // Package timescale is 1ns/1ps, so $realtime is expressed in ns here.</w:t>
+      </w:r>
+    </w:p>
+    <w:p>
+      <w:pPr>
+        <w:pStyle w:val="SourceCode"/>
+      </w:pPr>
+      <w:r>
+        <w:t>045      $fdisplay(trace_fd, "%0d,%0.3f,%s,%b,%b,%b,%b,%b,%0d,%0d,%0d,%s",</w:t>
+      </w:r>
+    </w:p>
+    <w:p>
+      <w:pPr>
+        <w:pStyle w:val="SourceCode"/>
+      </w:pPr>
+      <w:r>
+        <w:t>046        checked, $realtime, operation, tr.rst_n, tr.clear, tr.load,</w:t>
+      </w:r>
+    </w:p>
+    <w:p>
+      <w:pPr>
+        <w:pStyle w:val="SourceCode"/>
+      </w:pPr>
+      <w:r>
+        <w:t>047        tr.enable, tr.up, tr.load_value, expected, tr.count,</w:t>
+      </w:r>
+    </w:p>
+    <w:p>
+      <w:pPr>
+        <w:pStyle w:val="SourceCode"/>
+      </w:pPr>
+      <w:r>
+        <w:t>048        (tr.count === expected) ? "PASS" : "FAIL");</w:t>
+      </w:r>
+    </w:p>
+    <w:p>
+      <w:pPr>
+        <w:pStyle w:val="SourceCode"/>
+      </w:pPr>
+      <w:r>
+        <w:t>049      $fflush(trace_fd);</w:t>
+      </w:r>
+    </w:p>
+    <w:p>
+      <w:pPr>
+        <w:pStyle w:val="SourceCode"/>
+      </w:pPr>
+      <w:r>
+        <w:t>050      if (tr.count !== expected) begin</w:t>
+      </w:r>
+    </w:p>
+    <w:p>
+      <w:pPr>
+        <w:pStyle w:val="SourceCode"/>
+      </w:pPr>
+      <w:r>
+        <w:t>051        mismatches++;</w:t>
+      </w:r>
+    </w:p>
+    <w:p>
+      <w:pPr>
+        <w:pStyle w:val="SourceCode"/>
+      </w:pPr>
+      <w:r>
+        <w:t>052        `uvm_error("MISMATCH", $sformatf("sample=%0d rst_n=%b clear=%b load=%b en=%b up=%b load_value=0x%0h expected=0x%0h actual=0x%0h",</w:t>
+      </w:r>
+    </w:p>
+    <w:p>
+      <w:pPr>
+        <w:pStyle w:val="SourceCode"/>
+      </w:pPr>
+      <w:r>
+        <w:t>053          checked, tr.rst_n, tr.clear, tr.load, tr.enable, tr.up, tr.load_value, expected, tr.count))</w:t>
+      </w:r>
+    </w:p>
+    <w:p>
+      <w:pPr>
+        <w:pStyle w:val="SourceCode"/>
+      </w:pPr>
+      <w:r>
+        <w:t>054      end</w:t>
+      </w:r>
+    </w:p>
+    <w:p>
+      <w:pPr>
+        <w:pStyle w:val="SourceCode"/>
+      </w:pPr>
+      <w:r>
+        <w:t>055    endfunction</w:t>
+      </w:r>
+    </w:p>
+    <w:p>
+      <w:pPr>
+        <w:pStyle w:val="SourceCode"/>
+      </w:pPr>
+      <w:r>
+        <w:t>056    function void check_phase(uvm_phase phase);</w:t>
+      </w:r>
+    </w:p>
+    <w:p>
+      <w:pPr>
+        <w:pStyle w:val="SourceCode"/>
+      </w:pPr>
+      <w:r>
+        <w:t>057      super.check_phase(phase);</w:t>
+      </w:r>
+    </w:p>
+    <w:p>
+      <w:pPr>
+        <w:pStyle w:val="SourceCode"/>
+      </w:pPr>
+      <w:r>
+        <w:t>058      if (checked == 0) `uvm_error("NO_TRAFFIC", "No samples checked")</w:t>
+      </w:r>
+    </w:p>
+    <w:p>
+      <w:pPr>
+        <w:pStyle w:val="SourceCode"/>
+      </w:pPr>
+      <w:r>
+        <w:t>059    endfunction</w:t>
+      </w:r>
+    </w:p>
+    <w:p>
+      <w:pPr>
+        <w:pStyle w:val="SourceCode"/>
+      </w:pPr>
+      <w:r>
+        <w:t>060    function void report_phase(uvm_phase phase);</w:t>
+      </w:r>
+    </w:p>
+    <w:p>
+      <w:pPr>
+        <w:pStyle w:val="SourceCode"/>
+      </w:pPr>
+      <w:r>
+        <w:t>061      super.report_phase(phase);</w:t>
+      </w:r>
+    </w:p>
+    <w:p>
+      <w:pPr>
+        <w:pStyle w:val="SourceCode"/>
+      </w:pPr>
+      <w:r>
+        <w:t>062      `uvm_info("SCOREBOARD", $sformatf("Checked %0d samples; mismatches=%0d; UP cycles=%0d; DOWN cycles=%0d", checked, mismatches, up_cycles, down_cycles), UVM_LOW)</w:t>
+      </w:r>
+    </w:p>
+    <w:p>
+      <w:pPr>
+        <w:pStyle w:val="SourceCode"/>
+      </w:pPr>
+      <w:r>
+        <w:t>063    endfunction</w:t>
+      </w:r>
+    </w:p>
+    <w:p>
+      <w:pPr>
+        <w:pStyle w:val="SourceCode"/>
+      </w:pPr>
+      <w:r>
+        <w:t>064    function void final_phase(uvm_phase phase);</w:t>
+      </w:r>
+    </w:p>
+    <w:p>
+      <w:pPr>
+        <w:pStyle w:val="SourceCode"/>
+      </w:pPr>
+      <w:r>
+        <w:t>065      super.final_phase(phase);</w:t>
+      </w:r>
+    </w:p>
+    <w:p>
+      <w:pPr>
+        <w:pStyle w:val="SourceCode"/>
+      </w:pPr>
+      <w:r>
+        <w:t>066      if (trace_fd) $fclose(trace_fd);</w:t>
+      </w:r>
+    </w:p>
+    <w:p>
+      <w:pPr>
+        <w:pStyle w:val="SourceCode"/>
+      </w:pPr>
+      <w:r>
+        <w:t>067    endfunction</w:t>
+      </w:r>
+    </w:p>
+    <w:p>
+      <w:pPr>
+        <w:pStyle w:val="SourceCode"/>
+      </w:pPr>
+      <w:r>
+        <w:t>068  endclass</w:t>
+      </w:r>
+    </w:p>
+    <w:p>
+      <w:pPr>
+        <w:pStyle w:val="Heading2"/>
+      </w:pPr>
+      <w:r>
+        <w:t>9.9  tb/env/counter_coverage.svh</w:t>
+      </w:r>
+    </w:p>
+    <w:p>
+      <w:r>
+        <w:t>uvm_subscriber provides an analysis export and a write callback. The covergroup samples explicit arguments, rather than relying on a separate clock.</w:t>
+      </w:r>
+    </w:p>
+    <w:p>
+      <w:r>
+        <w:t>op categorizes the operation that actually wins priority. previous/have_previous distinguish true wrap opportunities from merely observing a boundary value.</w:t>
+      </w:r>
+    </w:p>
+    <w:p>
+      <w:r>
+        <w:t>ignore_bins none excludes ordinary cycles from the dedicated wrap-event metric. report_phase prints functional coverage; it does not enforce closure.</w:t>
+      </w:r>
+    </w:p>
+    <w:p>
+      <w:pPr>
+        <w:pStyle w:val="SourceCode"/>
+      </w:pPr>
+      <w:r>
+        <w:t>001  class counter_coverage extends uvm_subscriber #(counter_item);</w:t>
+      </w:r>
+    </w:p>
+    <w:p>
+      <w:pPr>
+        <w:pStyle w:val="SourceCode"/>
+      </w:pPr>
+      <w:r>
+        <w:t>002    `uvm_component_utils(counter_coverage)</w:t>
+      </w:r>
+    </w:p>
+    <w:p>
+      <w:pPr>
+        <w:pStyle w:val="SourceCode"/>
+      </w:pPr>
+      <w:r>
+        <w:t>003    bit [WIDTH-1:0] previous;</w:t>
+      </w:r>
+    </w:p>
+    <w:p>
+      <w:pPr>
+        <w:pStyle w:val="SourceCode"/>
+      </w:pPr>
+      <w:r>
+        <w:t>004    bit have_previous;</w:t>
+      </w:r>
+    </w:p>
+    <w:p>
+      <w:pPr>
+        <w:pStyle w:val="SourceCode"/>
+      </w:pPr>
+      <w:r>
+        <w:t>005    // op: reset, clear, load, hold, up, down. Wrap bins use previous count.</w:t>
+      </w:r>
+    </w:p>
+    <w:p>
+      <w:pPr>
+        <w:pStyle w:val="SourceCode"/>
+      </w:pPr>
+      <w:r>
+        <w:t>006    covergroup cg with function sample(int op, bit direction, bit en,</w:t>
+      </w:r>
+    </w:p>
+    <w:p>
+      <w:pPr>
+        <w:pStyle w:val="SourceCode"/>
+      </w:pPr>
+      <w:r>
+        <w:t>007                                      bit clr, bit ld, bit reset,</w:t>
+      </w:r>
+    </w:p>
+    <w:p>
+      <w:pPr>
+        <w:pStyle w:val="SourceCode"/>
+      </w:pPr>
+      <w:r>
+        <w:t>008                                      bit [WIDTH-1:0] value, int wrap);</w:t>
+      </w:r>
+    </w:p>
+    <w:p>
+      <w:pPr>
+        <w:pStyle w:val="SourceCode"/>
+      </w:pPr>
+      <w:r>
+        <w:t>009      option.per_instance = 1;</w:t>
+      </w:r>
+    </w:p>
+    <w:p>
+      <w:pPr>
+        <w:pStyle w:val="SourceCode"/>
+      </w:pPr>
+      <w:r>
+        <w:t>010      operation: coverpoint op { bins reset_op={0}; bins clear_op={1};</w:t>
+      </w:r>
+    </w:p>
+    <w:p>
+      <w:pPr>
+        <w:pStyle w:val="SourceCode"/>
+      </w:pPr>
+      <w:r>
+        <w:t>011        bins load_op={2}; bins hold_op={3}; bins up_op={4}; bins down_op={5}; }</w:t>
+      </w:r>
+    </w:p>
+    <w:p>
+      <w:pPr>
+        <w:pStyle w:val="SourceCode"/>
+      </w:pPr>
+      <w:r>
+        <w:t>012      count_value: coverpoint value {</w:t>
+      </w:r>
+    </w:p>
+    <w:p>
+      <w:pPr>
+        <w:pStyle w:val="SourceCode"/>
+      </w:pPr>
+      <w:r>
+        <w:t>013        bins zero={'0}; bins maximum={MAX_COUNT}; bins interior={[1:MAX_COUNT-1]};</w:t>
+      </w:r>
+    </w:p>
+    <w:p>
+      <w:pPr>
+        <w:pStyle w:val="SourceCode"/>
+      </w:pPr>
+      <w:r>
+        <w:t>014      }</w:t>
+      </w:r>
+    </w:p>
+    <w:p>
+      <w:pPr>
+        <w:pStyle w:val="SourceCode"/>
+      </w:pPr>
+      <w:r>
+        <w:t>015      wrap_event: coverpoint wrap { bins up_wrap={1}; bins down_wrap={2}; ignore_bins none={0}; }</w:t>
+      </w:r>
+    </w:p>
+    <w:p>
+      <w:pPr>
+        <w:pStyle w:val="SourceCode"/>
+      </w:pPr>
+      <w:r>
+        <w:t>016      dir_cp: coverpoint direction;</w:t>
+      </w:r>
+    </w:p>
+    <w:p>
+      <w:pPr>
+        <w:pStyle w:val="SourceCode"/>
+      </w:pPr>
+      <w:r>
+        <w:t>017      en_cp: coverpoint en;</w:t>
+      </w:r>
+    </w:p>
+    <w:p>
+      <w:pPr>
+        <w:pStyle w:val="SourceCode"/>
+      </w:pPr>
+      <w:r>
+        <w:t>018      clear_cp: coverpoint clr;</w:t>
+      </w:r>
+    </w:p>
+    <w:p>
+      <w:pPr>
+        <w:pStyle w:val="SourceCode"/>
+      </w:pPr>
+      <w:r>
+        <w:t>019      load_cp: coverpoint ld;</w:t>
+      </w:r>
+    </w:p>
+    <w:p>
+      <w:pPr>
+        <w:pStyle w:val="SourceCode"/>
+      </w:pPr>
+      <w:r>
+        <w:t>020      reset_cp: coverpoint reset;</w:t>
+      </w:r>
+    </w:p>
+    <w:p>
+      <w:pPr>
+        <w:pStyle w:val="SourceCode"/>
+      </w:pPr>
+      <w:r>
+        <w:t>021      direction_enable: cross dir_cp, en_cp;</w:t>
+      </w:r>
+    </w:p>
+    <w:p>
+      <w:pPr>
+        <w:pStyle w:val="SourceCode"/>
+      </w:pPr>
+      <w:r>
+        <w:t>022      clear_load: cross clear_cp, load_cp;</w:t>
+      </w:r>
+    </w:p>
+    <w:p>
+      <w:pPr>
+        <w:pStyle w:val="SourceCode"/>
+      </w:pPr>
+      <w:r>
+        <w:t>023      reset_load: cross reset_cp, load_cp;</w:t>
+      </w:r>
+    </w:p>
+    <w:p>
+      <w:pPr>
+        <w:pStyle w:val="SourceCode"/>
+      </w:pPr>
+      <w:r>
+        <w:t>024    endgroup</w:t>
+      </w:r>
+    </w:p>
+    <w:p>
+      <w:pPr>
+        <w:pStyle w:val="SourceCode"/>
+      </w:pPr>
+      <w:r>
+        <w:t>025    function new(string name, uvm_component parent);</w:t>
+      </w:r>
+    </w:p>
+    <w:p>
+      <w:pPr>
+        <w:pStyle w:val="SourceCode"/>
+      </w:pPr>
+      <w:r>
+        <w:t>026      super.new(name, parent); cg = new;</w:t>
+      </w:r>
+    </w:p>
+    <w:p>
+      <w:pPr>
+        <w:pStyle w:val="SourceCode"/>
+      </w:pPr>
+      <w:r>
+        <w:t>027    endfunction</w:t>
+      </w:r>
+    </w:p>
+    <w:p>
+      <w:pPr>
+        <w:pStyle w:val="SourceCode"/>
+      </w:pPr>
+      <w:r>
+        <w:t>028    function void write(counter_item t);</w:t>
+      </w:r>
+    </w:p>
+    <w:p>
+      <w:pPr>
+        <w:pStyle w:val="SourceCode"/>
+      </w:pPr>
+      <w:r>
+        <w:t>029      int op, wrap;</w:t>
+      </w:r>
+    </w:p>
+    <w:p>
+      <w:pPr>
+        <w:pStyle w:val="SourceCode"/>
+      </w:pPr>
+      <w:r>
+        <w:t>030      if (!t.rst_n) op=0;</w:t>
+      </w:r>
+    </w:p>
+    <w:p>
+      <w:pPr>
+        <w:pStyle w:val="SourceCode"/>
+      </w:pPr>
+      <w:r>
+        <w:t>031      else if (t.clear) op=1;</w:t>
+      </w:r>
+    </w:p>
+    <w:p>
+      <w:pPr>
+        <w:pStyle w:val="SourceCode"/>
+      </w:pPr>
+      <w:r>
+        <w:t>032      else if (t.load) op=2;</w:t>
+      </w:r>
+    </w:p>
+    <w:p>
+      <w:pPr>
+        <w:pStyle w:val="SourceCode"/>
+      </w:pPr>
+      <w:r>
+        <w:t>033      else if (!t.enable) op=3;</w:t>
+      </w:r>
+    </w:p>
+    <w:p>
+      <w:pPr>
+        <w:pStyle w:val="SourceCode"/>
+      </w:pPr>
+      <w:r>
+        <w:t>034      else if (t.up) op=4;</w:t>
+      </w:r>
+    </w:p>
+    <w:p>
+      <w:pPr>
+        <w:pStyle w:val="SourceCode"/>
+      </w:pPr>
+      <w:r>
+        <w:t>035      else op=5;</w:t>
+      </w:r>
+    </w:p>
+    <w:p>
+      <w:pPr>
+        <w:pStyle w:val="SourceCode"/>
+      </w:pPr>
+      <w:r>
+        <w:t>036      wrap=0;</w:t>
+      </w:r>
+    </w:p>
+    <w:p>
+      <w:pPr>
+        <w:pStyle w:val="SourceCode"/>
+      </w:pPr>
+      <w:r>
+        <w:t>037      if (have_previous &amp;&amp; op==4 &amp;&amp; previous==MAX_COUNT) wrap=1;</w:t>
+      </w:r>
+    </w:p>
+    <w:p>
+      <w:pPr>
+        <w:pStyle w:val="SourceCode"/>
+      </w:pPr>
+      <w:r>
+        <w:t>038      if (have_previous &amp;&amp; op==5 &amp;&amp; previous=='0) wrap=2;</w:t>
+      </w:r>
+    </w:p>
+    <w:p>
+      <w:pPr>
+        <w:pStyle w:val="SourceCode"/>
+      </w:pPr>
+      <w:r>
+        <w:t>039      cg.sample(op, t.up, t.enable, t.clear, t.load, !t.rst_n, t.count, wrap);</w:t>
+      </w:r>
+    </w:p>
+    <w:p>
+      <w:pPr>
+        <w:pStyle w:val="SourceCode"/>
+      </w:pPr>
+      <w:r>
+        <w:t>040      previous=t.count; have_previous=1;</w:t>
+      </w:r>
+    </w:p>
+    <w:p>
+      <w:pPr>
+        <w:pStyle w:val="SourceCode"/>
+      </w:pPr>
+      <w:r>
+        <w:t>041    endfunction</w:t>
+      </w:r>
+    </w:p>
+    <w:p>
+      <w:pPr>
+        <w:pStyle w:val="SourceCode"/>
+      </w:pPr>
+      <w:r>
+        <w:t>042    function void report_phase(uvm_phase phase);</w:t>
+      </w:r>
+    </w:p>
+    <w:p>
+      <w:pPr>
+        <w:pStyle w:val="SourceCode"/>
+      </w:pPr>
+      <w:r>
+        <w:t>043      super.report_phase(phase);</w:t>
+      </w:r>
+    </w:p>
+    <w:p>
+      <w:pPr>
+        <w:pStyle w:val="SourceCode"/>
+      </w:pPr>
+      <w:r>
+        <w:t>044      `uvm_info("COVERAGE", $sformatf("Functional coverage: %0.2f%%", cg.get_inst_coverage()), UVM_LOW)</w:t>
+      </w:r>
+    </w:p>
+    <w:p>
+      <w:pPr>
+        <w:pStyle w:val="SourceCode"/>
+      </w:pPr>
+      <w:r>
+        <w:t>045    endfunction</w:t>
+      </w:r>
+    </w:p>
+    <w:p>
+      <w:pPr>
+        <w:pStyle w:val="SourceCode"/>
+      </w:pPr>
+      <w:r>
+        <w:t>046  endclass</w:t>
+      </w:r>
+    </w:p>
+    <w:p>
+      <w:pPr>
+        <w:pStyle w:val="Heading2"/>
+      </w:pPr>
+      <w:r>
+        <w:t>9.10  tb/env/counter_env.svh</w:t>
+      </w:r>
+    </w:p>
+    <w:p>
+      <w:r>
+        <w:t>build_phase factory-creates agent, scoreboard and coverage. connect_phase broadcasts the monitor analysis port to both subscribers.</w:t>
+      </w:r>
+    </w:p>
+    <w:p>
+      <w:r>
+        <w:t>The environment knows structure and connections but does not generate test-specific traffic. This lets different tests reuse the same checking infrastructure.</w:t>
+      </w:r>
+    </w:p>
+    <w:p>
+      <w:pPr>
+        <w:pStyle w:val="SourceCode"/>
+      </w:pPr>
+      <w:r>
+        <w:t>001  class counter_env extends uvm_env;</w:t>
+      </w:r>
+    </w:p>
+    <w:p>
+      <w:pPr>
+        <w:pStyle w:val="SourceCode"/>
+      </w:pPr>
+      <w:r>
+        <w:t>002    `uvm_component_utils(counter_env)</w:t>
+      </w:r>
+    </w:p>
+    <w:p>
+      <w:pPr>
+        <w:pStyle w:val="SourceCode"/>
+      </w:pPr>
+      <w:r>
+        <w:t>003    counter_agent agent;</w:t>
+      </w:r>
+    </w:p>
+    <w:p>
+      <w:pPr>
+        <w:pStyle w:val="SourceCode"/>
+      </w:pPr>
+      <w:r>
+        <w:t>004    counter_scoreboard scoreboard;</w:t>
+      </w:r>
+    </w:p>
+    <w:p>
+      <w:pPr>
+        <w:pStyle w:val="SourceCode"/>
+      </w:pPr>
+      <w:r>
+        <w:t>005    counter_coverage coverage;</w:t>
+      </w:r>
+    </w:p>
+    <w:p>
+      <w:pPr>
+        <w:pStyle w:val="SourceCode"/>
+      </w:pPr>
+      <w:r>
+        <w:t>006    function new(string name, uvm_component parent); super.new(name, parent); endfunction</w:t>
+      </w:r>
+    </w:p>
+    <w:p>
+      <w:pPr>
+        <w:pStyle w:val="SourceCode"/>
+      </w:pPr>
+      <w:r>
+        <w:t>007    function void build_phase(uvm_phase phase);</w:t>
+      </w:r>
+    </w:p>
+    <w:p>
+      <w:pPr>
+        <w:pStyle w:val="SourceCode"/>
+      </w:pPr>
+      <w:r>
+        <w:t>008      super.build_phase(phase);</w:t>
+      </w:r>
+    </w:p>
+    <w:p>
+      <w:pPr>
+        <w:pStyle w:val="SourceCode"/>
+      </w:pPr>
+      <w:r>
+        <w:t>009      agent = counter_agent::type_id::create("agent", this);</w:t>
+      </w:r>
+    </w:p>
+    <w:p>
+      <w:pPr>
+        <w:pStyle w:val="SourceCode"/>
+      </w:pPr>
+      <w:r>
+        <w:t>010      scoreboard = counter_scoreboard::type_id::create("scoreboard", this);</w:t>
+      </w:r>
+    </w:p>
+    <w:p>
+      <w:pPr>
+        <w:pStyle w:val="SourceCode"/>
+      </w:pPr>
+      <w:r>
+        <w:t>011      coverage = counter_coverage::type_id::create("coverage", this);</w:t>
+      </w:r>
+    </w:p>
+    <w:p>
+      <w:pPr>
+        <w:pStyle w:val="SourceCode"/>
+      </w:pPr>
+      <w:r>
+        <w:t>012    endfunction</w:t>
+      </w:r>
+    </w:p>
+    <w:p>
+      <w:pPr>
+        <w:pStyle w:val="SourceCode"/>
+      </w:pPr>
+      <w:r>
+        <w:t>013    function void connect_phase(uvm_phase phase);</w:t>
+      </w:r>
+    </w:p>
+    <w:p>
+      <w:pPr>
+        <w:pStyle w:val="SourceCode"/>
+      </w:pPr>
+      <w:r>
+        <w:t>014      super.connect_phase(phase);</w:t>
+      </w:r>
+    </w:p>
+    <w:p>
+      <w:pPr>
+        <w:pStyle w:val="SourceCode"/>
+      </w:pPr>
+      <w:r>
+        <w:t>015      agent.monitor.ap.connect(scoreboard.analysis_export);</w:t>
+      </w:r>
+    </w:p>
+    <w:p>
+      <w:pPr>
+        <w:pStyle w:val="SourceCode"/>
+      </w:pPr>
+      <w:r>
+        <w:t>016      agent.monitor.ap.connect(coverage.analysis_export);</w:t>
+      </w:r>
+    </w:p>
+    <w:p>
+      <w:pPr>
+        <w:pStyle w:val="SourceCode"/>
+      </w:pPr>
+      <w:r>
+        <w:t>017    endfunction</w:t>
+      </w:r>
+    </w:p>
+    <w:p>
+      <w:pPr>
+        <w:pStyle w:val="SourceCode"/>
+      </w:pPr>
+      <w:r>
+        <w:t>018  endclass</w:t>
+      </w:r>
+    </w:p>
+    <w:p>
+      <w:pPr>
+        <w:pStyle w:val="Heading2"/>
+      </w:pPr>
+      <w:r>
+        <w:t>9.11  tb/sequences/counter_sequences.svh</w:t>
+      </w:r>
+    </w:p>
+    <w:p>
+      <w:r>
+        <w:t>The base sequence drive helper creates an item, starts the handshake, assigns directed controls and finishes the handshake. Named task arguments make call intent readable.</w:t>
+      </w:r>
+    </w:p>
+    <w:p>
+      <w:r>
+        <w:t>reset_dut sends two reset cycles and one idle deasserted cycle. Each derived body builds a distinct scenario.</w:t>
+      </w:r>
+    </w:p>
+    <w:p>
+      <w:r>
+        <w:t>The random sequence reads NUM_ITEMS from a plusarg, calls randomize between start_item and finish_item, and treats constraint failure as UVM_FATAL.</w:t>
+      </w:r>
+    </w:p>
+    <w:p>
+      <w:pPr>
+        <w:pStyle w:val="SourceCode"/>
+      </w:pPr>
+      <w:r>
+        <w:t>001  class counter_base_seq extends uvm_sequence #(counter_item);</w:t>
+      </w:r>
+    </w:p>
+    <w:p>
+      <w:pPr>
+        <w:pStyle w:val="SourceCode"/>
+      </w:pPr>
+      <w:r>
+        <w:t>002    `uvm_object_utils(counter_base_seq)</w:t>
+      </w:r>
+    </w:p>
+    <w:p>
+      <w:pPr>
+        <w:pStyle w:val="SourceCode"/>
+      </w:pPr>
+      <w:r>
+        <w:t>003    function new(string name="counter_base_seq"); super.new(name); endfunction</w:t>
+      </w:r>
+    </w:p>
+    <w:p>
+      <w:pPr>
+        <w:pStyle w:val="SourceCode"/>
+      </w:pPr>
+      <w:r>
+        <w:t>004    task drive(bit rst_n=1, bit clear=0, bit load=0, bit enable=0,</w:t>
+      </w:r>
+    </w:p>
+    <w:p>
+      <w:pPr>
+        <w:pStyle w:val="SourceCode"/>
+      </w:pPr>
+      <w:r>
+        <w:t>005               bit up=1, bit [WIDTH-1:0] value='0);</w:t>
+      </w:r>
+    </w:p>
+    <w:p>
+      <w:pPr>
+        <w:pStyle w:val="SourceCode"/>
+      </w:pPr>
+      <w:r>
+        <w:t>006      counter_item t=counter_item::type_id::create("t");</w:t>
+      </w:r>
+    </w:p>
+    <w:p>
+      <w:pPr>
+        <w:pStyle w:val="SourceCode"/>
+      </w:pPr>
+      <w:r>
+        <w:t>007      start_item(t);</w:t>
+      </w:r>
+    </w:p>
+    <w:p>
+      <w:pPr>
+        <w:pStyle w:val="SourceCode"/>
+      </w:pPr>
+      <w:r>
+        <w:t>008      t.rst_n=rst_n; t.clear=clear; t.load=load;</w:t>
+      </w:r>
+    </w:p>
+    <w:p>
+      <w:pPr>
+        <w:pStyle w:val="SourceCode"/>
+      </w:pPr>
+      <w:r>
+        <w:t>009      t.enable=enable; t.up=up; t.load_value=value;</w:t>
+      </w:r>
+    </w:p>
+    <w:p>
+      <w:pPr>
+        <w:pStyle w:val="SourceCode"/>
+      </w:pPr>
+      <w:r>
+        <w:t>010      finish_item(t);</w:t>
+      </w:r>
+    </w:p>
+    <w:p>
+      <w:pPr>
+        <w:pStyle w:val="SourceCode"/>
+      </w:pPr>
+      <w:r>
+        <w:t>011    endtask</w:t>
+      </w:r>
+    </w:p>
+    <w:p>
+      <w:pPr>
+        <w:pStyle w:val="SourceCode"/>
+      </w:pPr>
+      <w:r>
+        <w:t>012    task reset_dut(); repeat (2) drive(.rst_n(0)); drive(); endtask</w:t>
+      </w:r>
+    </w:p>
+    <w:p>
+      <w:pPr>
+        <w:pStyle w:val="SourceCode"/>
+      </w:pPr>
+      <w:r>
+        <w:t>013  endclass</w:t>
+      </w:r>
+    </w:p>
+    <w:p>
+      <w:pPr>
+        <w:pStyle w:val="SourceCode"/>
+      </w:pPr>
+      <w:r>
+        <w:t xml:space="preserve">014  </w:t>
+      </w:r>
+    </w:p>
+    <w:p>
+      <w:pPr>
+        <w:pStyle w:val="SourceCode"/>
+      </w:pPr>
+      <w:r>
+        <w:t>015  class counter_reset_seq extends counter_base_seq;</w:t>
+      </w:r>
+    </w:p>
+    <w:p>
+      <w:pPr>
+        <w:pStyle w:val="SourceCode"/>
+      </w:pPr>
+      <w:r>
+        <w:t>016    `uvm_object_utils(counter_reset_seq)</w:t>
+      </w:r>
+    </w:p>
+    <w:p>
+      <w:pPr>
+        <w:pStyle w:val="SourceCode"/>
+      </w:pPr>
+      <w:r>
+        <w:t>017    function new(string name="counter_reset_seq"); super.new(name); endfunction</w:t>
+      </w:r>
+    </w:p>
+    <w:p>
+      <w:pPr>
+        <w:pStyle w:val="SourceCode"/>
+      </w:pPr>
+      <w:r>
+        <w:t>018    task body();</w:t>
+      </w:r>
+    </w:p>
+    <w:p>
+      <w:pPr>
+        <w:pStyle w:val="SourceCode"/>
+      </w:pPr>
+      <w:r>
+        <w:t>019      reset_dut();</w:t>
+      </w:r>
+    </w:p>
+    <w:p>
+      <w:pPr>
+        <w:pStyle w:val="SourceCode"/>
+      </w:pPr>
+      <w:r>
+        <w:t>020      drive(.load(1), .value(MAX_COUNT));</w:t>
+      </w:r>
+    </w:p>
+    <w:p>
+      <w:pPr>
+        <w:pStyle w:val="SourceCode"/>
+      </w:pPr>
+      <w:r>
+        <w:t>021      drive(.rst_n(0), .clear(1), .load(1), .enable(1), .value(MAX_COUNT));</w:t>
+      </w:r>
+    </w:p>
+    <w:p>
+      <w:pPr>
+        <w:pStyle w:val="SourceCode"/>
+      </w:pPr>
+      <w:r>
+        <w:t>022      drive();</w:t>
+      </w:r>
+    </w:p>
+    <w:p>
+      <w:pPr>
+        <w:pStyle w:val="SourceCode"/>
+      </w:pPr>
+      <w:r>
+        <w:t>023      drive(.load(1), .value(MAX_COUNT));</w:t>
+      </w:r>
+    </w:p>
+    <w:p>
+      <w:pPr>
+        <w:pStyle w:val="SourceCode"/>
+      </w:pPr>
+      <w:r>
+        <w:t>024      drive(.rst_n(0), .load(1), .enable(1), .value(MAX_COUNT));</w:t>
+      </w:r>
+    </w:p>
+    <w:p>
+      <w:pPr>
+        <w:pStyle w:val="SourceCode"/>
+      </w:pPr>
+      <w:r>
+        <w:t>025      drive();</w:t>
+      </w:r>
+    </w:p>
+    <w:p>
+      <w:pPr>
+        <w:pStyle w:val="SourceCode"/>
+      </w:pPr>
+      <w:r>
+        <w:t>026    endtask</w:t>
+      </w:r>
+    </w:p>
+    <w:p>
+      <w:pPr>
+        <w:pStyle w:val="SourceCode"/>
+      </w:pPr>
+      <w:r>
+        <w:t>027  endclass</w:t>
+      </w:r>
+    </w:p>
+    <w:p>
+      <w:pPr>
+        <w:pStyle w:val="SourceCode"/>
+      </w:pPr>
+      <w:r>
+        <w:t xml:space="preserve">028  </w:t>
+      </w:r>
+    </w:p>
+    <w:p>
+      <w:pPr>
+        <w:pStyle w:val="SourceCode"/>
+      </w:pPr>
+      <w:r>
+        <w:t>029  class counter_directed_seq extends counter_base_seq;</w:t>
+      </w:r>
+    </w:p>
+    <w:p>
+      <w:pPr>
+        <w:pStyle w:val="SourceCode"/>
+      </w:pPr>
+      <w:r>
+        <w:t>030    `uvm_object_utils(counter_directed_seq)</w:t>
+      </w:r>
+    </w:p>
+    <w:p>
+      <w:pPr>
+        <w:pStyle w:val="SourceCode"/>
+      </w:pPr>
+      <w:r>
+        <w:t>031    function new(string name="counter_directed_seq"); super.new(name); endfunction</w:t>
+      </w:r>
+    </w:p>
+    <w:p>
+      <w:pPr>
+        <w:pStyle w:val="SourceCode"/>
+      </w:pPr>
+      <w:r>
+        <w:t>032    task body();</w:t>
+      </w:r>
+    </w:p>
+    <w:p>
+      <w:pPr>
+        <w:pStyle w:val="SourceCode"/>
+      </w:pPr>
+      <w:r>
+        <w:t>033      reset_dut();</w:t>
+      </w:r>
+    </w:p>
+    <w:p>
+      <w:pPr>
+        <w:pStyle w:val="SourceCode"/>
+      </w:pPr>
+      <w:r>
+        <w:t>034      repeat (12) drive(.enable(1));</w:t>
+      </w:r>
+    </w:p>
+    <w:p>
+      <w:pPr>
+        <w:pStyle w:val="SourceCode"/>
+      </w:pPr>
+      <w:r>
+        <w:t>035      repeat (6) drive(.enable(1), .up(0));</w:t>
+      </w:r>
+    </w:p>
+    <w:p>
+      <w:pPr>
+        <w:pStyle w:val="SourceCode"/>
+      </w:pPr>
+      <w:r>
+        <w:t>036      repeat (4) drive(.up(0)); // disabled hold in both directions</w:t>
+      </w:r>
+    </w:p>
+    <w:p>
+      <w:pPr>
+        <w:pStyle w:val="SourceCode"/>
+      </w:pPr>
+      <w:r>
+        <w:t>037      repeat (4) drive();</w:t>
+      </w:r>
+    </w:p>
+    <w:p>
+      <w:pPr>
+        <w:pStyle w:val="SourceCode"/>
+      </w:pPr>
+      <w:r>
+        <w:t>038      drive(.load(1), .value(MAX_COUNT &gt;&gt; 1));</w:t>
+      </w:r>
+    </w:p>
+    <w:p>
+      <w:pPr>
+        <w:pStyle w:val="SourceCode"/>
+      </w:pPr>
+      <w:r>
+        <w:t>039      drive(.load(1), .enable(1), .up(0), .value(MAX_COUNT));</w:t>
+      </w:r>
+    </w:p>
+    <w:p>
+      <w:pPr>
+        <w:pStyle w:val="SourceCode"/>
+      </w:pPr>
+      <w:r>
+        <w:t>040      drive(.clear(1), .load(1), .enable(1), .value(MAX_COUNT));</w:t>
+      </w:r>
+    </w:p>
+    <w:p>
+      <w:pPr>
+        <w:pStyle w:val="SourceCode"/>
+      </w:pPr>
+      <w:r>
+        <w:t>041      drive(.clear(1), .enable(1));</w:t>
+      </w:r>
+    </w:p>
+    <w:p>
+      <w:pPr>
+        <w:pStyle w:val="SourceCode"/>
+      </w:pPr>
+      <w:r>
+        <w:t>042      // Immediate reversals.</w:t>
+      </w:r>
+    </w:p>
+    <w:p>
+      <w:pPr>
+        <w:pStyle w:val="SourceCode"/>
+      </w:pPr>
+      <w:r>
+        <w:t>043      repeat (8) begin drive(.enable(1)); drive(.enable(1), .up(0)); end</w:t>
+      </w:r>
+    </w:p>
+    <w:p>
+      <w:pPr>
+        <w:pStyle w:val="SourceCode"/>
+      </w:pPr>
+      <w:r>
+        <w:t>044    endtask</w:t>
+      </w:r>
+    </w:p>
+    <w:p>
+      <w:pPr>
+        <w:pStyle w:val="SourceCode"/>
+      </w:pPr>
+      <w:r>
+        <w:t>045  endclass</w:t>
+      </w:r>
+    </w:p>
+    <w:p>
+      <w:pPr>
+        <w:pStyle w:val="SourceCode"/>
+      </w:pPr>
+      <w:r>
+        <w:t xml:space="preserve">046  </w:t>
+      </w:r>
+    </w:p>
+    <w:p>
+      <w:pPr>
+        <w:pStyle w:val="SourceCode"/>
+      </w:pPr>
+      <w:r>
+        <w:t>047  class counter_wrap_seq extends counter_base_seq;</w:t>
+      </w:r>
+    </w:p>
+    <w:p>
+      <w:pPr>
+        <w:pStyle w:val="SourceCode"/>
+      </w:pPr>
+      <w:r>
+        <w:t>048    `uvm_object_utils(counter_wrap_seq)</w:t>
+      </w:r>
+    </w:p>
+    <w:p>
+      <w:pPr>
+        <w:pStyle w:val="SourceCode"/>
+      </w:pPr>
+      <w:r>
+        <w:t>049    function new(string name="counter_wrap_seq"); super.new(name); endfunction</w:t>
+      </w:r>
+    </w:p>
+    <w:p>
+      <w:pPr>
+        <w:pStyle w:val="SourceCode"/>
+      </w:pPr>
+      <w:r>
+        <w:t>050    task body();</w:t>
+      </w:r>
+    </w:p>
+    <w:p>
+      <w:pPr>
+        <w:pStyle w:val="SourceCode"/>
+      </w:pPr>
+      <w:r>
+        <w:t>051      reset_dut();</w:t>
+      </w:r>
+    </w:p>
+    <w:p>
+      <w:pPr>
+        <w:pStyle w:val="SourceCode"/>
+      </w:pPr>
+      <w:r>
+        <w:t>052      drive(.load(1), .value(MAX_COUNT));</w:t>
+      </w:r>
+    </w:p>
+    <w:p>
+      <w:pPr>
+        <w:pStyle w:val="SourceCode"/>
+      </w:pPr>
+      <w:r>
+        <w:t>053      drive(.enable(1)); // maximum -&gt; zero</w:t>
+      </w:r>
+    </w:p>
+    <w:p>
+      <w:pPr>
+        <w:pStyle w:val="SourceCode"/>
+      </w:pPr>
+      <w:r>
+        <w:t>054      drive(.enable(1), .up(0)); // zero -&gt; maximum</w:t>
+      </w:r>
+    </w:p>
+    <w:p>
+      <w:pPr>
+        <w:pStyle w:val="SourceCode"/>
+      </w:pPr>
+      <w:r>
+        <w:t>055      drive(.enable(1));</w:t>
+      </w:r>
+    </w:p>
+    <w:p>
+      <w:pPr>
+        <w:pStyle w:val="SourceCode"/>
+      </w:pPr>
+      <w:r>
+        <w:t>056      repeat (3) drive(.enable(1), .up(0));</w:t>
+      </w:r>
+    </w:p>
+    <w:p>
+      <w:pPr>
+        <w:pStyle w:val="SourceCode"/>
+      </w:pPr>
+      <w:r>
+        <w:t>057    endtask</w:t>
+      </w:r>
+    </w:p>
+    <w:p>
+      <w:pPr>
+        <w:pStyle w:val="SourceCode"/>
+      </w:pPr>
+      <w:r>
+        <w:t>058  endclass</w:t>
+      </w:r>
+    </w:p>
+    <w:p>
+      <w:pPr>
+        <w:pStyle w:val="SourceCode"/>
+      </w:pPr>
+      <w:r>
+        <w:t xml:space="preserve">059  </w:t>
+      </w:r>
+    </w:p>
+    <w:p>
+      <w:pPr>
+        <w:pStyle w:val="SourceCode"/>
+      </w:pPr>
+      <w:r>
+        <w:t>060  class counter_random_seq extends counter_base_seq;</w:t>
+      </w:r>
+    </w:p>
+    <w:p>
+      <w:pPr>
+        <w:pStyle w:val="SourceCode"/>
+      </w:pPr>
+      <w:r>
+        <w:t>061    `uvm_object_utils(counter_random_seq)</w:t>
+      </w:r>
+    </w:p>
+    <w:p>
+      <w:pPr>
+        <w:pStyle w:val="SourceCode"/>
+      </w:pPr>
+      <w:r>
+        <w:t>062    int unsigned num_items=1000;</w:t>
+      </w:r>
+    </w:p>
+    <w:p>
+      <w:pPr>
+        <w:pStyle w:val="SourceCode"/>
+      </w:pPr>
+      <w:r>
+        <w:t>063    function new(string name="counter_random_seq"); super.new(name); endfunction</w:t>
+      </w:r>
+    </w:p>
+    <w:p>
+      <w:pPr>
+        <w:pStyle w:val="SourceCode"/>
+      </w:pPr>
+      <w:r>
+        <w:t>064    task body();</w:t>
+      </w:r>
+    </w:p>
+    <w:p>
+      <w:pPr>
+        <w:pStyle w:val="SourceCode"/>
+      </w:pPr>
+      <w:r>
+        <w:t>065      counter_item t;</w:t>
+      </w:r>
+    </w:p>
+    <w:p>
+      <w:pPr>
+        <w:pStyle w:val="SourceCode"/>
+      </w:pPr>
+      <w:r>
+        <w:t>066      reset_dut();</w:t>
+      </w:r>
+    </w:p>
+    <w:p>
+      <w:pPr>
+        <w:pStyle w:val="SourceCode"/>
+      </w:pPr>
+      <w:r>
+        <w:t>067      void'($value$plusargs("NUM_ITEMS=%d", num_items));</w:t>
+      </w:r>
+    </w:p>
+    <w:p>
+      <w:pPr>
+        <w:pStyle w:val="SourceCode"/>
+      </w:pPr>
+      <w:r>
+        <w:t>068      repeat (num_items) begin</w:t>
+      </w:r>
+    </w:p>
+    <w:p>
+      <w:pPr>
+        <w:pStyle w:val="SourceCode"/>
+      </w:pPr>
+      <w:r>
+        <w:t>069        t=counter_item::type_id::create("random_t");</w:t>
+      </w:r>
+    </w:p>
+    <w:p>
+      <w:pPr>
+        <w:pStyle w:val="SourceCode"/>
+      </w:pPr>
+      <w:r>
+        <w:t>070        start_item(t);</w:t>
+      </w:r>
+    </w:p>
+    <w:p>
+      <w:pPr>
+        <w:pStyle w:val="SourceCode"/>
+      </w:pPr>
+      <w:r>
+        <w:t>071        if (!t.randomize()) `uvm_fatal("RANDFAIL", "counter_item randomization failed")</w:t>
+      </w:r>
+    </w:p>
+    <w:p>
+      <w:pPr>
+        <w:pStyle w:val="SourceCode"/>
+      </w:pPr>
+      <w:r>
+        <w:t>072        finish_item(t);</w:t>
+      </w:r>
+    </w:p>
+    <w:p>
+      <w:pPr>
+        <w:pStyle w:val="SourceCode"/>
+      </w:pPr>
+      <w:r>
+        <w:t>073      end</w:t>
+      </w:r>
+    </w:p>
+    <w:p>
+      <w:pPr>
+        <w:pStyle w:val="SourceCode"/>
+      </w:pPr>
+      <w:r>
+        <w:t>074    endtask</w:t>
+      </w:r>
+    </w:p>
+    <w:p>
+      <w:pPr>
+        <w:pStyle w:val="SourceCode"/>
+      </w:pPr>
+      <w:r>
+        <w:t>075  endclass</w:t>
+      </w:r>
+    </w:p>
+    <w:p>
+      <w:pPr>
+        <w:pStyle w:val="Heading2"/>
+      </w:pPr>
+      <w:r>
+        <w:t>9.12  tb/tests/counter_tests.svh</w:t>
+      </w:r>
+    </w:p>
+    <w:p>
+      <w:r>
+        <w:t>The base test constructs env and retrieves vif. Its virtual run_sequences method starts reset, directed, wrap and random sequences serially.</w:t>
+      </w:r>
+    </w:p>
+    <w:p>
+      <w:r>
+        <w:t>run_phase raises an objection, runs the selected sequence(s), drains two monitor clocks, then drops the objection.</w:t>
+      </w:r>
+    </w:p>
+    <w:p>
+      <w:r>
+        <w:t>The local COUNTER_TEST macro generates four focused test classes overriding run_sequences. It is undefined afterward to avoid leaking a generic macro name. These generated classes are factory-registered.</w:t>
+      </w:r>
+    </w:p>
+    <w:p>
+      <w:pPr>
+        <w:pStyle w:val="SourceCode"/>
+      </w:pPr>
+      <w:r>
+        <w:t>001  class counter_base_test extends uvm_test;</w:t>
+      </w:r>
+    </w:p>
+    <w:p>
+      <w:pPr>
+        <w:pStyle w:val="SourceCode"/>
+      </w:pPr>
+      <w:r>
+        <w:t>002    `uvm_component_utils(counter_base_test)</w:t>
+      </w:r>
+    </w:p>
+    <w:p>
+      <w:pPr>
+        <w:pStyle w:val="SourceCode"/>
+      </w:pPr>
+      <w:r>
+        <w:t>003    counter_env env;</w:t>
+      </w:r>
+    </w:p>
+    <w:p>
+      <w:pPr>
+        <w:pStyle w:val="SourceCode"/>
+      </w:pPr>
+      <w:r>
+        <w:t>004    virtual counter_if #(WIDTH) vif;</w:t>
+      </w:r>
+    </w:p>
+    <w:p>
+      <w:pPr>
+        <w:pStyle w:val="SourceCode"/>
+      </w:pPr>
+      <w:r>
+        <w:t>005    function new(string name, uvm_component parent); super.new(name, parent); endfunction</w:t>
+      </w:r>
+    </w:p>
+    <w:p>
+      <w:pPr>
+        <w:pStyle w:val="SourceCode"/>
+      </w:pPr>
+      <w:r>
+        <w:t>006    function void build_phase(uvm_phase phase);</w:t>
+      </w:r>
+    </w:p>
+    <w:p>
+      <w:pPr>
+        <w:pStyle w:val="SourceCode"/>
+      </w:pPr>
+      <w:r>
+        <w:t>007      super.build_phase(phase);</w:t>
+      </w:r>
+    </w:p>
+    <w:p>
+      <w:pPr>
+        <w:pStyle w:val="SourceCode"/>
+      </w:pPr>
+      <w:r>
+        <w:t>008      env=counter_env::type_id::create("env", this);</w:t>
+      </w:r>
+    </w:p>
+    <w:p>
+      <w:pPr>
+        <w:pStyle w:val="SourceCode"/>
+      </w:pPr>
+      <w:r>
+        <w:t>009      if (!uvm_config_db#(virtual counter_if #(WIDTH))::get(this, "", "vif", vif))</w:t>
+      </w:r>
+    </w:p>
+    <w:p>
+      <w:pPr>
+        <w:pStyle w:val="SourceCode"/>
+      </w:pPr>
+      <w:r>
+        <w:t>010        `uvm_fatal("NOVIF", "Test interface not configured")</w:t>
+      </w:r>
+    </w:p>
+    <w:p>
+      <w:pPr>
+        <w:pStyle w:val="SourceCode"/>
+      </w:pPr>
+      <w:r>
+        <w:t>011    endfunction</w:t>
+      </w:r>
+    </w:p>
+    <w:p>
+      <w:pPr>
+        <w:pStyle w:val="SourceCode"/>
+      </w:pPr>
+      <w:r>
+        <w:t>012    virtual task run_sequences();</w:t>
+      </w:r>
+    </w:p>
+    <w:p>
+      <w:pPr>
+        <w:pStyle w:val="SourceCode"/>
+      </w:pPr>
+      <w:r>
+        <w:t>013      counter_reset_seq r=counter_reset_seq::type_id::create("reset_seq");</w:t>
+      </w:r>
+    </w:p>
+    <w:p>
+      <w:pPr>
+        <w:pStyle w:val="SourceCode"/>
+      </w:pPr>
+      <w:r>
+        <w:t>014      counter_directed_seq d=counter_directed_seq::type_id::create("directed_seq");</w:t>
+      </w:r>
+    </w:p>
+    <w:p>
+      <w:pPr>
+        <w:pStyle w:val="SourceCode"/>
+      </w:pPr>
+      <w:r>
+        <w:t>015      counter_wrap_seq w=counter_wrap_seq::type_id::create("wrap_seq");</w:t>
+      </w:r>
+    </w:p>
+    <w:p>
+      <w:pPr>
+        <w:pStyle w:val="SourceCode"/>
+      </w:pPr>
+      <w:r>
+        <w:t>016      counter_random_seq s=counter_random_seq::type_id::create("random_seq");</w:t>
+      </w:r>
+    </w:p>
+    <w:p>
+      <w:pPr>
+        <w:pStyle w:val="SourceCode"/>
+      </w:pPr>
+      <w:r>
+        <w:t>017      r.start(env.agent.sequencer);</w:t>
+      </w:r>
+    </w:p>
+    <w:p>
+      <w:pPr>
+        <w:pStyle w:val="SourceCode"/>
+      </w:pPr>
+      <w:r>
+        <w:t>018      d.start(env.agent.sequencer);</w:t>
+      </w:r>
+    </w:p>
+    <w:p>
+      <w:pPr>
+        <w:pStyle w:val="SourceCode"/>
+      </w:pPr>
+      <w:r>
+        <w:t>019      w.start(env.agent.sequencer);</w:t>
+      </w:r>
+    </w:p>
+    <w:p>
+      <w:pPr>
+        <w:pStyle w:val="SourceCode"/>
+      </w:pPr>
+      <w:r>
+        <w:t>020      s.start(env.agent.sequencer);</w:t>
+      </w:r>
+    </w:p>
+    <w:p>
+      <w:pPr>
+        <w:pStyle w:val="SourceCode"/>
+      </w:pPr>
+      <w:r>
+        <w:t>021    endtask</w:t>
+      </w:r>
+    </w:p>
+    <w:p>
+      <w:pPr>
+        <w:pStyle w:val="SourceCode"/>
+      </w:pPr>
+      <w:r>
+        <w:t>022    task run_phase(uvm_phase phase);</w:t>
+      </w:r>
+    </w:p>
+    <w:p>
+      <w:pPr>
+        <w:pStyle w:val="SourceCode"/>
+      </w:pPr>
+      <w:r>
+        <w:t>023      phase.raise_objection(this);</w:t>
+      </w:r>
+    </w:p>
+    <w:p>
+      <w:pPr>
+        <w:pStyle w:val="SourceCode"/>
+      </w:pPr>
+      <w:r>
+        <w:t>024      run_sequences();</w:t>
+      </w:r>
+    </w:p>
+    <w:p>
+      <w:pPr>
+        <w:pStyle w:val="SourceCode"/>
+      </w:pPr>
+      <w:r>
+        <w:t>025      // Drain monitor/analysis callbacks for the last driven transaction.</w:t>
+      </w:r>
+    </w:p>
+    <w:p>
+      <w:pPr>
+        <w:pStyle w:val="SourceCode"/>
+      </w:pPr>
+      <w:r>
+        <w:t>026      repeat (2) @(vif.mon_cb);</w:t>
+      </w:r>
+    </w:p>
+    <w:p>
+      <w:pPr>
+        <w:pStyle w:val="SourceCode"/>
+      </w:pPr>
+      <w:r>
+        <w:t>027      phase.drop_objection(this);</w:t>
+      </w:r>
+    </w:p>
+    <w:p>
+      <w:pPr>
+        <w:pStyle w:val="SourceCode"/>
+      </w:pPr>
+      <w:r>
+        <w:t>028    endtask</w:t>
+      </w:r>
+    </w:p>
+    <w:p>
+      <w:pPr>
+        <w:pStyle w:val="SourceCode"/>
+      </w:pPr>
+      <w:r>
+        <w:t>029  endclass</w:t>
+      </w:r>
+    </w:p>
+    <w:p>
+      <w:pPr>
+        <w:pStyle w:val="SourceCode"/>
+      </w:pPr>
+      <w:r>
+        <w:t xml:space="preserve">030  </w:t>
+      </w:r>
+    </w:p>
+    <w:p>
+      <w:pPr>
+        <w:pStyle w:val="SourceCode"/>
+      </w:pPr>
+      <w:r>
+        <w:t>031  `define COUNTER_TEST(CLASS, SEQ) class CLASS extends counter_base_test;   `uvm_component_utils(CLASS)   function new(string name, uvm_component parent); super.new(name,parent); endfunction   virtual task run_sequences();     SEQ s=SEQ::type_id::create("seq");     s.start(env.agent.sequencer);   endtask endclass</w:t>
+      </w:r>
+    </w:p>
+    <w:p>
+      <w:pPr>
+        <w:pStyle w:val="SourceCode"/>
+      </w:pPr>
+      <w:r>
+        <w:t xml:space="preserve">032  </w:t>
+      </w:r>
+    </w:p>
+    <w:p>
+      <w:pPr>
+        <w:pStyle w:val="SourceCode"/>
+      </w:pPr>
+      <w:r>
+        <w:t>033  `COUNTER_TEST(counter_reset_test, counter_reset_seq)</w:t>
+      </w:r>
+    </w:p>
+    <w:p>
+      <w:pPr>
+        <w:pStyle w:val="SourceCode"/>
+      </w:pPr>
+      <w:r>
+        <w:t>034  `COUNTER_TEST(counter_directed_test, counter_directed_seq)</w:t>
+      </w:r>
+    </w:p>
+    <w:p>
+      <w:pPr>
+        <w:pStyle w:val="SourceCode"/>
+      </w:pPr>
+      <w:r>
+        <w:t>035  `COUNTER_TEST(counter_wrap_test, counter_wrap_seq)</w:t>
+      </w:r>
+    </w:p>
+    <w:p>
+      <w:pPr>
+        <w:pStyle w:val="SourceCode"/>
+      </w:pPr>
+      <w:r>
+        <w:t>036  `COUNTER_TEST(counter_random_test, counter_random_seq)</w:t>
+      </w:r>
+    </w:p>
+    <w:p>
+      <w:pPr>
+        <w:pStyle w:val="SourceCode"/>
+      </w:pPr>
+      <w:r>
+        <w:t>037  `undef COUNTER_TEST</w:t>
+      </w:r>
+    </w:p>
+    <w:p>
+      <w:pPr>
+        <w:pStyle w:val="Heading2"/>
+      </w:pPr>
+      <w:r>
+        <w:t>9.13  tb/counter_pkg.sv</w:t>
+      </w:r>
+    </w:p>
+    <w:p>
+      <w:r>
+        <w:t>The package defines WIDTH from the compile-time COUNTER_WIDTH macro and defines MAX_COUNT as a WIDTH-bit all-ones value.</w:t>
+      </w:r>
+    </w:p>
+    <w:p>
+      <w:r>
+        <w:t>uvm_pkg supplies UVM types and uvm_macros.svh supplies registration/reporting macros. Include order matters: items before typed components, agent children before agent, environment children before env, sequences before tests.</w:t>
+      </w:r>
+    </w:p>
+    <w:p>
+      <w:r>
+        <w:t>The .svh files are class fragments included inside the package; compile counter_pkg.sv once, not each header as a separate compilation unit.</w:t>
+      </w:r>
+    </w:p>
+    <w:p>
+      <w:pPr>
+        <w:pStyle w:val="SourceCode"/>
+      </w:pPr>
+      <w:r>
+        <w:t>001  `timescale 1ns/1ps</w:t>
+      </w:r>
+    </w:p>
+    <w:p>
+      <w:pPr>
+        <w:pStyle w:val="SourceCode"/>
+      </w:pPr>
+      <w:r>
+        <w:t>002  `ifndef COUNTER_WIDTH</w:t>
+      </w:r>
+    </w:p>
+    <w:p>
+      <w:pPr>
+        <w:pStyle w:val="SourceCode"/>
+      </w:pPr>
+      <w:r>
+        <w:t>003    `define COUNTER_WIDTH 8</w:t>
+      </w:r>
+    </w:p>
+    <w:p>
+      <w:pPr>
+        <w:pStyle w:val="SourceCode"/>
+      </w:pPr>
+      <w:r>
+        <w:t>004  `endif</w:t>
+      </w:r>
+    </w:p>
+    <w:p>
+      <w:pPr>
+        <w:pStyle w:val="SourceCode"/>
+      </w:pPr>
+      <w:r>
+        <w:t>005  package counter_pkg;</w:t>
+      </w:r>
+    </w:p>
+    <w:p>
+      <w:pPr>
+        <w:pStyle w:val="SourceCode"/>
+      </w:pPr>
+      <w:r>
+        <w:t>006    import uvm_pkg::*;</w:t>
+      </w:r>
+    </w:p>
+    <w:p>
+      <w:pPr>
+        <w:pStyle w:val="SourceCode"/>
+      </w:pPr>
+      <w:r>
+        <w:t>007    `include "uvm_macros.svh"</w:t>
+      </w:r>
+    </w:p>
+    <w:p>
+      <w:pPr>
+        <w:pStyle w:val="SourceCode"/>
+      </w:pPr>
+      <w:r>
+        <w:t>008    parameter int WIDTH = `COUNTER_WIDTH;</w:t>
+      </w:r>
+    </w:p>
+    <w:p>
+      <w:pPr>
+        <w:pStyle w:val="SourceCode"/>
+      </w:pPr>
+      <w:r>
+        <w:t>009    parameter bit [WIDTH-1:0] MAX_COUNT = {WIDTH{1'b1}};</w:t>
+      </w:r>
+    </w:p>
+    <w:p>
+      <w:pPr>
+        <w:pStyle w:val="SourceCode"/>
+      </w:pPr>
+      <w:r>
+        <w:t>010    `include "agent/counter_item.svh"</w:t>
+      </w:r>
+    </w:p>
+    <w:p>
+      <w:pPr>
+        <w:pStyle w:val="SourceCode"/>
+      </w:pPr>
+      <w:r>
+        <w:t>011    `include "agent/counter_sequencer.svh"</w:t>
+      </w:r>
+    </w:p>
+    <w:p>
+      <w:pPr>
+        <w:pStyle w:val="SourceCode"/>
+      </w:pPr>
+      <w:r>
+        <w:t>012    `include "agent/counter_driver.svh"</w:t>
+      </w:r>
+    </w:p>
+    <w:p>
+      <w:pPr>
+        <w:pStyle w:val="SourceCode"/>
+      </w:pPr>
+      <w:r>
+        <w:t>013    `include "agent/counter_monitor.svh"</w:t>
+      </w:r>
+    </w:p>
+    <w:p>
+      <w:pPr>
+        <w:pStyle w:val="SourceCode"/>
+      </w:pPr>
+      <w:r>
+        <w:t>014    `include "agent/counter_agent.svh"</w:t>
+      </w:r>
+    </w:p>
+    <w:p>
+      <w:pPr>
+        <w:pStyle w:val="SourceCode"/>
+      </w:pPr>
+      <w:r>
+        <w:t>015    `include "env/counter_scoreboard.svh"</w:t>
+      </w:r>
+    </w:p>
+    <w:p>
+      <w:pPr>
+        <w:pStyle w:val="SourceCode"/>
+      </w:pPr>
+      <w:r>
+        <w:t>016    `include "env/counter_coverage.svh"</w:t>
+      </w:r>
+    </w:p>
+    <w:p>
+      <w:pPr>
+        <w:pStyle w:val="SourceCode"/>
+      </w:pPr>
+      <w:r>
+        <w:t>017    `include "env/counter_env.svh"</w:t>
+      </w:r>
+    </w:p>
+    <w:p>
+      <w:pPr>
+        <w:pStyle w:val="SourceCode"/>
+      </w:pPr>
+      <w:r>
+        <w:t>018    `include "sequences/counter_sequences.svh"</w:t>
+      </w:r>
+    </w:p>
+    <w:p>
+      <w:pPr>
+        <w:pStyle w:val="SourceCode"/>
+      </w:pPr>
+      <w:r>
+        <w:t>019    `include "tests/counter_tests.svh"</w:t>
+      </w:r>
+    </w:p>
+    <w:p>
+      <w:pPr>
+        <w:pStyle w:val="SourceCode"/>
+      </w:pPr>
+      <w:r>
+        <w:t>020  endpackage</w:t>
+      </w:r>
+    </w:p>
+    <w:p>
+      <w:pPr>
+        <w:pStyle w:val="Heading2"/>
+      </w:pPr>
+      <w:r>
+        <w:t>9.14  tb/top/tb_top.sv</w:t>
+      </w:r>
+    </w:p>
+    <w:p>
+      <w:r>
+        <w:t>tb_top elaborates the DUT and interface and generates the clock. Port connections tie interface signals directly to DUT pins.</w:t>
+      </w:r>
+    </w:p>
+    <w:p>
+      <w:r>
+        <w:t>The config DB set makes the same virtual interface available to uvm_test_top and descendants. run_test chooses the class from UVM_TESTNAME.</w:t>
+      </w:r>
+    </w:p>
+    <w:p>
+      <w:r>
+        <w:t>finish_on_completion=0 returns control after UVM reporting. The report server counts determine test_passed before $finish; a separate watchdog prevents endless simulation.</w:t>
+      </w:r>
+    </w:p>
+    <w:p>
+      <w:pPr>
+        <w:pStyle w:val="SourceCode"/>
+      </w:pPr>
+      <w:r>
+        <w:t>001  `timescale 1ns/1ps</w:t>
+      </w:r>
+    </w:p>
+    <w:p>
+      <w:pPr>
+        <w:pStyle w:val="SourceCode"/>
+      </w:pPr>
+      <w:r>
+        <w:t>002  module tb_top;</w:t>
+      </w:r>
+    </w:p>
+    <w:p>
+      <w:pPr>
+        <w:pStyle w:val="SourceCode"/>
+      </w:pPr>
+      <w:r>
+        <w:t>003    import uvm_pkg::*;</w:t>
+      </w:r>
+    </w:p>
+    <w:p>
+      <w:pPr>
+        <w:pStyle w:val="SourceCode"/>
+      </w:pPr>
+      <w:r>
+        <w:t>004    import counter_pkg::*;</w:t>
+      </w:r>
+    </w:p>
+    <w:p>
+      <w:pPr>
+        <w:pStyle w:val="SourceCode"/>
+      </w:pPr>
+      <w:r>
+        <w:t>005    bit clk=0;</w:t>
+      </w:r>
+    </w:p>
+    <w:p>
+      <w:pPr>
+        <w:pStyle w:val="SourceCode"/>
+      </w:pPr>
+      <w:r>
+        <w:t>006    bit test_passed=0;</w:t>
+      </w:r>
+    </w:p>
+    <w:p>
+      <w:pPr>
+        <w:pStyle w:val="SourceCode"/>
+      </w:pPr>
+      <w:r>
+        <w:t>007    always #5 clk=~clk;</w:t>
+      </w:r>
+    </w:p>
+    <w:p>
+      <w:pPr>
+        <w:pStyle w:val="SourceCode"/>
+      </w:pPr>
+      <w:r>
+        <w:t>008    counter_if #(WIDTH) vif(clk);</w:t>
+      </w:r>
+    </w:p>
+    <w:p>
+      <w:pPr>
+        <w:pStyle w:val="SourceCode"/>
+      </w:pPr>
+      <w:r>
+        <w:t>009    up_down_counter #(.WIDTH(WIDTH)) dut (</w:t>
+      </w:r>
+    </w:p>
+    <w:p>
+      <w:pPr>
+        <w:pStyle w:val="SourceCode"/>
+      </w:pPr>
+      <w:r>
+        <w:t>010      .clk(clk), .rst_n(vif.rst_n), .clear(vif.clear), .load(vif.load),</w:t>
+      </w:r>
+    </w:p>
+    <w:p>
+      <w:pPr>
+        <w:pStyle w:val="SourceCode"/>
+      </w:pPr>
+      <w:r>
+        <w:t>011      .enable(vif.enable), .up(vif.up), .load_value(vif.load_value), .count(vif.count)</w:t>
+      </w:r>
+    </w:p>
+    <w:p>
+      <w:pPr>
+        <w:pStyle w:val="SourceCode"/>
+      </w:pPr>
+      <w:r>
+        <w:t>012    );</w:t>
+      </w:r>
+    </w:p>
+    <w:p>
+      <w:pPr>
+        <w:pStyle w:val="SourceCode"/>
+      </w:pPr>
+      <w:r>
+        <w:t>013    initial begin</w:t>
+      </w:r>
+    </w:p>
+    <w:p>
+      <w:pPr>
+        <w:pStyle w:val="SourceCode"/>
+      </w:pPr>
+      <w:r>
+        <w:t>014      if (WIDTH &lt; 2) $fatal(1, "UVM environment requires WIDTH &gt;= 2");</w:t>
+      </w:r>
+    </w:p>
+    <w:p>
+      <w:pPr>
+        <w:pStyle w:val="SourceCode"/>
+      </w:pPr>
+      <w:r>
+        <w:t>015      uvm_config_db#(virtual counter_if #(WIDTH))::set(null, "uvm_test_top*", "vif", vif);</w:t>
+      </w:r>
+    </w:p>
+    <w:p>
+      <w:pPr>
+        <w:pStyle w:val="SourceCode"/>
+      </w:pPr>
+      <w:r>
+        <w:t>016      // Retain control after UVM report phase so CI can inspect an explicit result.</w:t>
+      </w:r>
+    </w:p>
+    <w:p>
+      <w:pPr>
+        <w:pStyle w:val="SourceCode"/>
+      </w:pPr>
+      <w:r>
+        <w:t>017      uvm_top.finish_on_completion = 0;</w:t>
+      </w:r>
+    </w:p>
+    <w:p>
+      <w:pPr>
+        <w:pStyle w:val="SourceCode"/>
+      </w:pPr>
+      <w:r>
+        <w:t>018      run_test();</w:t>
+      </w:r>
+    </w:p>
+    <w:p>
+      <w:pPr>
+        <w:pStyle w:val="SourceCode"/>
+      </w:pPr>
+      <w:r>
+        <w:t>019      begin</w:t>
+      </w:r>
+    </w:p>
+    <w:p>
+      <w:pPr>
+        <w:pStyle w:val="SourceCode"/>
+      </w:pPr>
+      <w:r>
+        <w:t>020        uvm_report_server reports;</w:t>
+      </w:r>
+    </w:p>
+    <w:p>
+      <w:pPr>
+        <w:pStyle w:val="SourceCode"/>
+      </w:pPr>
+      <w:r>
+        <w:t>021        reports = uvm_report_server::get_server();</w:t>
+      </w:r>
+    </w:p>
+    <w:p>
+      <w:pPr>
+        <w:pStyle w:val="SourceCode"/>
+      </w:pPr>
+      <w:r>
+        <w:t>022        test_passed = (reports.get_severity_count(UVM_ERROR) == 0 &amp;&amp;</w:t>
+      </w:r>
+    </w:p>
+    <w:p>
+      <w:pPr>
+        <w:pStyle w:val="SourceCode"/>
+      </w:pPr>
+      <w:r>
+        <w:t>023                       reports.get_severity_count(UVM_FATAL) == 0);</w:t>
       </w:r>
     </w:p>
     <w:p>
@@ -3492,127 +5737,63 @@
         <w:pStyle w:val="SourceCode"/>
       </w:pPr>
       <w:r>
-        <w:t>025      checked++;</w:t>
-      </w:r>
-    </w:p>
-    <w:p>
-      <w:pPr>
-        <w:pStyle w:val="SourceCode"/>
-      </w:pPr>
-      <w:r>
-        <w:t>026      if (tr.count !== expected) begin</w:t>
-      </w:r>
-    </w:p>
-    <w:p>
-      <w:pPr>
-        <w:pStyle w:val="SourceCode"/>
-      </w:pPr>
-      <w:r>
-        <w:t>027        mismatches++;</w:t>
-      </w:r>
-    </w:p>
-    <w:p>
-      <w:pPr>
-        <w:pStyle w:val="SourceCode"/>
-      </w:pPr>
-      <w:r>
-        <w:t>028        `uvm_error("MISMATCH", $sformatf("sample=%0d rst_n=%b clear=%b load=%b en=%b up=%b load_value=0x%0h expected=0x%0h actual=0x%0h",</w:t>
-      </w:r>
-    </w:p>
-    <w:p>
-      <w:pPr>
-        <w:pStyle w:val="SourceCode"/>
-      </w:pPr>
-      <w:r>
-        <w:t>029          checked, tr.rst_n, tr.clear, tr.load, tr.enable, tr.up, tr.load_value, expected, tr.count))</w:t>
-      </w:r>
-    </w:p>
-    <w:p>
-      <w:pPr>
-        <w:pStyle w:val="SourceCode"/>
-      </w:pPr>
-      <w:r>
-        <w:t>030      end</w:t>
-      </w:r>
-    </w:p>
-    <w:p>
-      <w:pPr>
-        <w:pStyle w:val="SourceCode"/>
-      </w:pPr>
-      <w:r>
-        <w:t>031    endfunction</w:t>
-      </w:r>
-    </w:p>
-    <w:p>
-      <w:pPr>
-        <w:pStyle w:val="SourceCode"/>
-      </w:pPr>
-      <w:r>
-        <w:t>032    function void check_phase(uvm_phase phase);</w:t>
-      </w:r>
-    </w:p>
-    <w:p>
-      <w:pPr>
-        <w:pStyle w:val="SourceCode"/>
-      </w:pPr>
-      <w:r>
-        <w:t>033      super.check_phase(phase);</w:t>
-      </w:r>
-    </w:p>
-    <w:p>
-      <w:pPr>
-        <w:pStyle w:val="SourceCode"/>
-      </w:pPr>
-      <w:r>
-        <w:t>034      if (checked == 0) `uvm_error("NO_TRAFFIC", "No samples checked")</w:t>
-      </w:r>
-    </w:p>
-    <w:p>
-      <w:pPr>
-        <w:pStyle w:val="SourceCode"/>
-      </w:pPr>
-      <w:r>
-        <w:t>035    endfunction</w:t>
-      </w:r>
-    </w:p>
-    <w:p>
-      <w:pPr>
-        <w:pStyle w:val="SourceCode"/>
-      </w:pPr>
-      <w:r>
-        <w:t>036    function void report_phase(uvm_phase phase);</w:t>
-      </w:r>
-    </w:p>
-    <w:p>
-      <w:pPr>
-        <w:pStyle w:val="SourceCode"/>
-      </w:pPr>
-      <w:r>
-        <w:t>037      super.report_phase(phase);</w:t>
-      </w:r>
-    </w:p>
-    <w:p>
-      <w:pPr>
-        <w:pStyle w:val="SourceCode"/>
-      </w:pPr>
-      <w:r>
-        <w:t>038      `uvm_info("SCOREBOARD", $sformatf("Checked %0d samples; mismatches=%0d", checked, mismatches), UVM_LOW)</w:t>
-      </w:r>
-    </w:p>
-    <w:p>
-      <w:pPr>
-        <w:pStyle w:val="SourceCode"/>
-      </w:pPr>
-      <w:r>
-        <w:t>039    endfunction</w:t>
-      </w:r>
-    </w:p>
-    <w:p>
-      <w:pPr>
-        <w:pStyle w:val="SourceCode"/>
-      </w:pPr>
-      <w:r>
-        <w:t>040  endclass</w:t>
+        <w:t>025      $finish;</w:t>
+      </w:r>
+    </w:p>
+    <w:p>
+      <w:pPr>
+        <w:pStyle w:val="SourceCode"/>
+      </w:pPr>
+      <w:r>
+        <w:t>026    end</w:t>
+      </w:r>
+    </w:p>
+    <w:p>
+      <w:pPr>
+        <w:pStyle w:val="SourceCode"/>
+      </w:pPr>
+      <w:r>
+        <w:t>027    // Independent watchdog prevents a hung sequencer/objection from running forever.</w:t>
+      </w:r>
+    </w:p>
+    <w:p>
+      <w:pPr>
+        <w:pStyle w:val="SourceCode"/>
+      </w:pPr>
+      <w:r>
+        <w:t>028    initial begin</w:t>
+      </w:r>
+    </w:p>
+    <w:p>
+      <w:pPr>
+        <w:pStyle w:val="SourceCode"/>
+      </w:pPr>
+      <w:r>
+        <w:t>029      #10ms;</w:t>
+      </w:r>
+    </w:p>
+    <w:p>
+      <w:pPr>
+        <w:pStyle w:val="SourceCode"/>
+      </w:pPr>
+      <w:r>
+        <w:t>030      $fatal(1, "Simulation watchdog expired");</w:t>
+      </w:r>
+    </w:p>
+    <w:p>
+      <w:pPr>
+        <w:pStyle w:val="SourceCode"/>
+      </w:pPr>
+      <w:r>
+        <w:t>031    end</w:t>
+      </w:r>
+    </w:p>
+    <w:p>
+      <w:pPr>
+        <w:pStyle w:val="SourceCode"/>
+      </w:pPr>
+      <w:r>
+        <w:t>032  endmodule</w:t>
       </w:r>
     </w:p>
     <w:p>
@@ -3620,390 +5801,454 @@
         <w:pStyle w:val="Heading2"/>
       </w:pPr>
       <w:r>
-        <w:t>9.9  tb/env/counter_coverage.svh</w:t>
-      </w:r>
-    </w:p>
-    <w:p>
-      <w:r>
-        <w:t>uvm_subscriber provides an analysis export and a write callback. The covergroup samples explicit arguments, rather than relying on a separate clock.</w:t>
-      </w:r>
-    </w:p>
-    <w:p>
-      <w:r>
-        <w:t>op categorizes the operation that actually wins priority. previous/have_previous distinguish true wrap opportunities from merely observing a boundary value.</w:t>
-      </w:r>
-    </w:p>
-    <w:p>
-      <w:r>
-        <w:t>ignore_bins none excludes ordinary cycles from the dedicated wrap-event metric. report_phase prints functional coverage; it does not enforce closure.</w:t>
-      </w:r>
-    </w:p>
-    <w:p>
-      <w:pPr>
-        <w:pStyle w:val="SourceCode"/>
-      </w:pPr>
-      <w:r>
-        <w:t>001  class counter_coverage extends uvm_subscriber #(counter_item);</w:t>
-      </w:r>
-    </w:p>
-    <w:p>
-      <w:pPr>
-        <w:pStyle w:val="SourceCode"/>
-      </w:pPr>
-      <w:r>
-        <w:t>002    `uvm_component_utils(counter_coverage)</w:t>
-      </w:r>
-    </w:p>
-    <w:p>
-      <w:pPr>
-        <w:pStyle w:val="SourceCode"/>
-      </w:pPr>
-      <w:r>
-        <w:t>003    bit [WIDTH-1:0] previous;</w:t>
-      </w:r>
-    </w:p>
-    <w:p>
-      <w:pPr>
-        <w:pStyle w:val="SourceCode"/>
-      </w:pPr>
-      <w:r>
-        <w:t>004    bit have_previous;</w:t>
-      </w:r>
-    </w:p>
-    <w:p>
-      <w:pPr>
-        <w:pStyle w:val="SourceCode"/>
-      </w:pPr>
-      <w:r>
-        <w:t>005    // op: reset, clear, load, hold, up, down. Wrap bins use previous count.</w:t>
-      </w:r>
-    </w:p>
-    <w:p>
-      <w:pPr>
-        <w:pStyle w:val="SourceCode"/>
-      </w:pPr>
-      <w:r>
-        <w:t>006    covergroup cg with function sample(int op, bit direction, bit en,</w:t>
-      </w:r>
-    </w:p>
-    <w:p>
-      <w:pPr>
-        <w:pStyle w:val="SourceCode"/>
-      </w:pPr>
-      <w:r>
-        <w:t>007                                      bit clr, bit ld, bit reset,</w:t>
-      </w:r>
-    </w:p>
-    <w:p>
-      <w:pPr>
-        <w:pStyle w:val="SourceCode"/>
-      </w:pPr>
-      <w:r>
-        <w:t>008                                      bit [WIDTH-1:0] value, int wrap);</w:t>
-      </w:r>
-    </w:p>
-    <w:p>
-      <w:pPr>
-        <w:pStyle w:val="SourceCode"/>
-      </w:pPr>
-      <w:r>
-        <w:t>009      option.per_instance = 1;</w:t>
-      </w:r>
-    </w:p>
-    <w:p>
-      <w:pPr>
-        <w:pStyle w:val="SourceCode"/>
-      </w:pPr>
-      <w:r>
-        <w:t>010      operation: coverpoint op { bins reset_op={0}; bins clear_op={1};</w:t>
-      </w:r>
-    </w:p>
-    <w:p>
-      <w:pPr>
-        <w:pStyle w:val="SourceCode"/>
-      </w:pPr>
-      <w:r>
-        <w:t>011        bins load_op={2}; bins hold_op={3}; bins up_op={4}; bins down_op={5}; }</w:t>
-      </w:r>
-    </w:p>
-    <w:p>
-      <w:pPr>
-        <w:pStyle w:val="SourceCode"/>
-      </w:pPr>
-      <w:r>
-        <w:t>012      count_value: coverpoint value {</w:t>
-      </w:r>
-    </w:p>
-    <w:p>
-      <w:pPr>
-        <w:pStyle w:val="SourceCode"/>
-      </w:pPr>
-      <w:r>
-        <w:t>013        bins zero={'0}; bins maximum={MAX_COUNT}; bins interior={[1:MAX_COUNT-1]};</w:t>
-      </w:r>
-    </w:p>
-    <w:p>
-      <w:pPr>
-        <w:pStyle w:val="SourceCode"/>
-      </w:pPr>
-      <w:r>
-        <w:t>014      }</w:t>
-      </w:r>
-    </w:p>
-    <w:p>
-      <w:pPr>
-        <w:pStyle w:val="SourceCode"/>
-      </w:pPr>
-      <w:r>
-        <w:t>015      wrap_event: coverpoint wrap { bins up_wrap={1}; bins down_wrap={2}; ignore_bins none={0}; }</w:t>
-      </w:r>
-    </w:p>
-    <w:p>
-      <w:pPr>
-        <w:pStyle w:val="SourceCode"/>
-      </w:pPr>
-      <w:r>
-        <w:t>016      dir_cp: coverpoint direction;</w:t>
-      </w:r>
-    </w:p>
-    <w:p>
-      <w:pPr>
-        <w:pStyle w:val="SourceCode"/>
-      </w:pPr>
-      <w:r>
-        <w:t>017      en_cp: coverpoint en;</w:t>
-      </w:r>
-    </w:p>
-    <w:p>
-      <w:pPr>
-        <w:pStyle w:val="SourceCode"/>
-      </w:pPr>
-      <w:r>
-        <w:t>018      clear_cp: coverpoint clr;</w:t>
-      </w:r>
-    </w:p>
-    <w:p>
-      <w:pPr>
-        <w:pStyle w:val="SourceCode"/>
-      </w:pPr>
-      <w:r>
-        <w:t>019      load_cp: coverpoint ld;</w:t>
-      </w:r>
-    </w:p>
-    <w:p>
-      <w:pPr>
-        <w:pStyle w:val="SourceCode"/>
-      </w:pPr>
-      <w:r>
-        <w:t>020      reset_cp: coverpoint reset;</w:t>
-      </w:r>
-    </w:p>
-    <w:p>
-      <w:pPr>
-        <w:pStyle w:val="SourceCode"/>
-      </w:pPr>
-      <w:r>
-        <w:t>021      direction_enable: cross dir_cp, en_cp;</w:t>
-      </w:r>
-    </w:p>
-    <w:p>
-      <w:pPr>
-        <w:pStyle w:val="SourceCode"/>
-      </w:pPr>
-      <w:r>
-        <w:t>022      clear_load: cross clear_cp, load_cp;</w:t>
-      </w:r>
-    </w:p>
-    <w:p>
-      <w:pPr>
-        <w:pStyle w:val="SourceCode"/>
-      </w:pPr>
-      <w:r>
-        <w:t>023      reset_load: cross reset_cp, load_cp;</w:t>
-      </w:r>
-    </w:p>
-    <w:p>
-      <w:pPr>
-        <w:pStyle w:val="SourceCode"/>
-      </w:pPr>
-      <w:r>
-        <w:t>024    endgroup</w:t>
-      </w:r>
-    </w:p>
-    <w:p>
-      <w:pPr>
-        <w:pStyle w:val="SourceCode"/>
-      </w:pPr>
-      <w:r>
-        <w:t>025    function new(string name, uvm_component parent);</w:t>
-      </w:r>
-    </w:p>
-    <w:p>
-      <w:pPr>
-        <w:pStyle w:val="SourceCode"/>
-      </w:pPr>
-      <w:r>
-        <w:t>026      super.new(name, parent); cg = new;</w:t>
-      </w:r>
-    </w:p>
-    <w:p>
-      <w:pPr>
-        <w:pStyle w:val="SourceCode"/>
-      </w:pPr>
-      <w:r>
-        <w:t>027    endfunction</w:t>
-      </w:r>
-    </w:p>
-    <w:p>
-      <w:pPr>
-        <w:pStyle w:val="SourceCode"/>
-      </w:pPr>
-      <w:r>
-        <w:t>028    function void write(counter_item t);</w:t>
-      </w:r>
-    </w:p>
-    <w:p>
-      <w:pPr>
-        <w:pStyle w:val="SourceCode"/>
-      </w:pPr>
-      <w:r>
-        <w:t>029      int op, wrap;</w:t>
-      </w:r>
-    </w:p>
-    <w:p>
-      <w:pPr>
-        <w:pStyle w:val="SourceCode"/>
-      </w:pPr>
-      <w:r>
-        <w:t>030      if (!t.rst_n) op=0;</w:t>
-      </w:r>
-    </w:p>
-    <w:p>
-      <w:pPr>
-        <w:pStyle w:val="SourceCode"/>
-      </w:pPr>
-      <w:r>
-        <w:t>031      else if (t.clear) op=1;</w:t>
-      </w:r>
-    </w:p>
-    <w:p>
-      <w:pPr>
-        <w:pStyle w:val="SourceCode"/>
-      </w:pPr>
-      <w:r>
-        <w:t>032      else if (t.load) op=2;</w:t>
-      </w:r>
-    </w:p>
-    <w:p>
-      <w:pPr>
-        <w:pStyle w:val="SourceCode"/>
-      </w:pPr>
-      <w:r>
-        <w:t>033      else if (!t.enable) op=3;</w:t>
-      </w:r>
-    </w:p>
-    <w:p>
-      <w:pPr>
-        <w:pStyle w:val="SourceCode"/>
-      </w:pPr>
-      <w:r>
-        <w:t>034      else if (t.up) op=4;</w:t>
-      </w:r>
-    </w:p>
-    <w:p>
-      <w:pPr>
-        <w:pStyle w:val="SourceCode"/>
-      </w:pPr>
-      <w:r>
-        <w:t>035      else op=5;</w:t>
-      </w:r>
-    </w:p>
-    <w:p>
-      <w:pPr>
-        <w:pStyle w:val="SourceCode"/>
-      </w:pPr>
-      <w:r>
-        <w:t>036      wrap=0;</w:t>
-      </w:r>
-    </w:p>
-    <w:p>
-      <w:pPr>
-        <w:pStyle w:val="SourceCode"/>
-      </w:pPr>
-      <w:r>
-        <w:t>037      if (have_previous &amp;&amp; op==4 &amp;&amp; previous==MAX_COUNT) wrap=1;</w:t>
-      </w:r>
-    </w:p>
-    <w:p>
-      <w:pPr>
-        <w:pStyle w:val="SourceCode"/>
-      </w:pPr>
-      <w:r>
-        <w:t>038      if (have_previous &amp;&amp; op==5 &amp;&amp; previous=='0) wrap=2;</w:t>
-      </w:r>
-    </w:p>
-    <w:p>
-      <w:pPr>
-        <w:pStyle w:val="SourceCode"/>
-      </w:pPr>
-      <w:r>
-        <w:t>039      cg.sample(op, t.up, t.enable, t.clear, t.load, !t.rst_n, t.count, wrap);</w:t>
-      </w:r>
-    </w:p>
-    <w:p>
-      <w:pPr>
-        <w:pStyle w:val="SourceCode"/>
-      </w:pPr>
-      <w:r>
-        <w:t>040      previous=t.count; have_previous=1;</w:t>
-      </w:r>
-    </w:p>
-    <w:p>
-      <w:pPr>
-        <w:pStyle w:val="SourceCode"/>
-      </w:pPr>
-      <w:r>
-        <w:t>041    endfunction</w:t>
-      </w:r>
-    </w:p>
-    <w:p>
-      <w:pPr>
-        <w:pStyle w:val="SourceCode"/>
-      </w:pPr>
-      <w:r>
-        <w:t>042    function void report_phase(uvm_phase phase);</w:t>
-      </w:r>
-    </w:p>
-    <w:p>
-      <w:pPr>
-        <w:pStyle w:val="SourceCode"/>
-      </w:pPr>
-      <w:r>
-        <w:t>043      super.report_phase(phase);</w:t>
-      </w:r>
-    </w:p>
-    <w:p>
-      <w:pPr>
-        <w:pStyle w:val="SourceCode"/>
-      </w:pPr>
-      <w:r>
-        <w:t>044      `uvm_info("COVERAGE", $sformatf("Functional coverage: %0.2f%%", cg.get_inst_coverage()), UVM_LOW)</w:t>
-      </w:r>
-    </w:p>
-    <w:p>
-      <w:pPr>
-        <w:pStyle w:val="SourceCode"/>
-      </w:pPr>
-      <w:r>
-        <w:t>045    endfunction</w:t>
-      </w:r>
-    </w:p>
-    <w:p>
-      <w:pPr>
-        <w:pStyle w:val="SourceCode"/>
-      </w:pPr>
-      <w:r>
-        <w:t>046  endclass</w:t>
+        <w:t>9.15  tb/rtl_smoke/counter_rtl_smoke.sv</w:t>
+      </w:r>
+    </w:p>
+    <w:p>
+      <w:r>
+        <w:t>This is an alternative non-UVM test top, not part of the UVM hierarchy. The step task drives on a falling edge, predicts state, waits for a rising edge and checks after a small delay.</w:t>
+      </w:r>
+    </w:p>
+    <w:p>
+      <w:r>
+        <w:t>The directed section checks priority and wrap. A reset asserted between active edges is checked before the next rising edge. The random loop adds 2,000 comparisons.</w:t>
+      </w:r>
+    </w:p>
+    <w:p>
+      <w:r>
+        <w:t>Use make smoke with Icarus on a suitable system. The Windows UVM scripts intentionally do not compile this top.</w:t>
+      </w:r>
+    </w:p>
+    <w:p>
+      <w:pPr>
+        <w:pStyle w:val="SourceCode"/>
+      </w:pPr>
+      <w:r>
+        <w:t>001  `timescale 1ns/1ps</w:t>
+      </w:r>
+    </w:p>
+    <w:p>
+      <w:pPr>
+        <w:pStyle w:val="SourceCode"/>
+      </w:pPr>
+      <w:r>
+        <w:t>002  // Portable RTL-only test. This supplements, not replaces, the UVM regression.</w:t>
+      </w:r>
+    </w:p>
+    <w:p>
+      <w:pPr>
+        <w:pStyle w:val="SourceCode"/>
+      </w:pPr>
+      <w:r>
+        <w:t>003  module counter_rtl_smoke;</w:t>
+      </w:r>
+    </w:p>
+    <w:p>
+      <w:pPr>
+        <w:pStyle w:val="SourceCode"/>
+      </w:pPr>
+      <w:r>
+        <w:t>004    parameter integer WIDTH=8;</w:t>
+      </w:r>
+    </w:p>
+    <w:p>
+      <w:pPr>
+        <w:pStyle w:val="SourceCode"/>
+      </w:pPr>
+      <w:r>
+        <w:t>005    reg clk=0;</w:t>
+      </w:r>
+    </w:p>
+    <w:p>
+      <w:pPr>
+        <w:pStyle w:val="SourceCode"/>
+      </w:pPr>
+      <w:r>
+        <w:t>006    always #5 clk=~clk;</w:t>
+      </w:r>
+    </w:p>
+    <w:p>
+      <w:pPr>
+        <w:pStyle w:val="SourceCode"/>
+      </w:pPr>
+      <w:r>
+        <w:t>007    reg rst_n=1, clear=0, load=0, enable=0, up=1;</w:t>
+      </w:r>
+    </w:p>
+    <w:p>
+      <w:pPr>
+        <w:pStyle w:val="SourceCode"/>
+      </w:pPr>
+      <w:r>
+        <w:t>008    reg [WIDTH-1:0] load_value=0;</w:t>
+      </w:r>
+    </w:p>
+    <w:p>
+      <w:pPr>
+        <w:pStyle w:val="SourceCode"/>
+      </w:pPr>
+      <w:r>
+        <w:t>009    wire [WIDTH-1:0] count;</w:t>
+      </w:r>
+    </w:p>
+    <w:p>
+      <w:pPr>
+        <w:pStyle w:val="SourceCode"/>
+      </w:pPr>
+      <w:r>
+        <w:t>010    reg [WIDTH-1:0] expected=0;</w:t>
+      </w:r>
+    </w:p>
+    <w:p>
+      <w:pPr>
+        <w:pStyle w:val="SourceCode"/>
+      </w:pPr>
+      <w:r>
+        <w:t>011    reg [WIDTH-1:0] max_count={WIDTH{1'b1}};</w:t>
+      </w:r>
+    </w:p>
+    <w:p>
+      <w:pPr>
+        <w:pStyle w:val="SourceCode"/>
+      </w:pPr>
+      <w:r>
+        <w:t>012    integer checked=0;</w:t>
+      </w:r>
+    </w:p>
+    <w:p>
+      <w:pPr>
+        <w:pStyle w:val="SourceCode"/>
+      </w:pPr>
+      <w:r>
+        <w:t>013    integer i;</w:t>
+      </w:r>
+    </w:p>
+    <w:p>
+      <w:pPr>
+        <w:pStyle w:val="SourceCode"/>
+      </w:pPr>
+      <w:r>
+        <w:t>014    up_down_counter #(.WIDTH(WIDTH)) dut(.*);</w:t>
+      </w:r>
+    </w:p>
+    <w:p>
+      <w:pPr>
+        <w:pStyle w:val="SourceCode"/>
+      </w:pPr>
+      <w:r>
+        <w:t xml:space="preserve">015  </w:t>
+      </w:r>
+    </w:p>
+    <w:p>
+      <w:pPr>
+        <w:pStyle w:val="SourceCode"/>
+      </w:pPr>
+      <w:r>
+        <w:t>016    task step(input reg r, c, l, e, u, input reg [WIDTH-1:0] v);</w:t>
+      </w:r>
+    </w:p>
+    <w:p>
+      <w:pPr>
+        <w:pStyle w:val="SourceCode"/>
+      </w:pPr>
+      <w:r>
+        <w:t>017      begin</w:t>
+      </w:r>
+    </w:p>
+    <w:p>
+      <w:pPr>
+        <w:pStyle w:val="SourceCode"/>
+      </w:pPr>
+      <w:r>
+        <w:t>018        @(negedge clk);</w:t>
+      </w:r>
+    </w:p>
+    <w:p>
+      <w:pPr>
+        <w:pStyle w:val="SourceCode"/>
+      </w:pPr>
+      <w:r>
+        <w:t>019        rst_n=r; clear=c; load=l; enable=e; up=u; load_value=v;</w:t>
+      </w:r>
+    </w:p>
+    <w:p>
+      <w:pPr>
+        <w:pStyle w:val="SourceCode"/>
+      </w:pPr>
+      <w:r>
+        <w:t>020        if (!r || c) expected=0;</w:t>
+      </w:r>
+    </w:p>
+    <w:p>
+      <w:pPr>
+        <w:pStyle w:val="SourceCode"/>
+      </w:pPr>
+      <w:r>
+        <w:t>021        else if (l) expected=v;</w:t>
+      </w:r>
+    </w:p>
+    <w:p>
+      <w:pPr>
+        <w:pStyle w:val="SourceCode"/>
+      </w:pPr>
+      <w:r>
+        <w:t>022        else if (e &amp;&amp; u) expected=expected+1'b1;</w:t>
+      </w:r>
+    </w:p>
+    <w:p>
+      <w:pPr>
+        <w:pStyle w:val="SourceCode"/>
+      </w:pPr>
+      <w:r>
+        <w:t>023        else if (e) expected=expected-1'b1;</w:t>
+      </w:r>
+    </w:p>
+    <w:p>
+      <w:pPr>
+        <w:pStyle w:val="SourceCode"/>
+      </w:pPr>
+      <w:r>
+        <w:t>024        @(posedge clk); #1;</w:t>
+      </w:r>
+    </w:p>
+    <w:p>
+      <w:pPr>
+        <w:pStyle w:val="SourceCode"/>
+      </w:pPr>
+      <w:r>
+        <w:t>025        checked=checked+1;</w:t>
+      </w:r>
+    </w:p>
+    <w:p>
+      <w:pPr>
+        <w:pStyle w:val="SourceCode"/>
+      </w:pPr>
+      <w:r>
+        <w:t>026        if (count !== expected)</w:t>
+      </w:r>
+    </w:p>
+    <w:p>
+      <w:pPr>
+        <w:pStyle w:val="SourceCode"/>
+      </w:pPr>
+      <w:r>
+        <w:t>027          $fatal(1,"sample %0d: expected %h got %h",checked,expected,count);</w:t>
+      </w:r>
+    </w:p>
+    <w:p>
+      <w:pPr>
+        <w:pStyle w:val="SourceCode"/>
+      </w:pPr>
+      <w:r>
+        <w:t>028      end</w:t>
+      </w:r>
+    </w:p>
+    <w:p>
+      <w:pPr>
+        <w:pStyle w:val="SourceCode"/>
+      </w:pPr>
+      <w:r>
+        <w:t>029    endtask</w:t>
+      </w:r>
+    </w:p>
+    <w:p>
+      <w:pPr>
+        <w:pStyle w:val="SourceCode"/>
+      </w:pPr>
+      <w:r>
+        <w:t xml:space="preserve">030  </w:t>
+      </w:r>
+    </w:p>
+    <w:p>
+      <w:pPr>
+        <w:pStyle w:val="SourceCode"/>
+      </w:pPr>
+      <w:r>
+        <w:t>031    initial begin</w:t>
+      </w:r>
+    </w:p>
+    <w:p>
+      <w:pPr>
+        <w:pStyle w:val="SourceCode"/>
+      </w:pPr>
+      <w:r>
+        <w:t>032      if (WIDTH &lt; 1) $fatal(1,"WIDTH must be positive");</w:t>
+      </w:r>
+    </w:p>
+    <w:p>
+      <w:pPr>
+        <w:pStyle w:val="SourceCode"/>
+      </w:pPr>
+      <w:r>
+        <w:t>033      step(0,0,0,0,1,0);</w:t>
+      </w:r>
+    </w:p>
+    <w:p>
+      <w:pPr>
+        <w:pStyle w:val="SourceCode"/>
+      </w:pPr>
+      <w:r>
+        <w:t>034      step(1,0,1,1,1,max_count);</w:t>
+      </w:r>
+    </w:p>
+    <w:p>
+      <w:pPr>
+        <w:pStyle w:val="SourceCode"/>
+      </w:pPr>
+      <w:r>
+        <w:t>035      step(1,0,0,1,1,0); // overflow</w:t>
+      </w:r>
+    </w:p>
+    <w:p>
+      <w:pPr>
+        <w:pStyle w:val="SourceCode"/>
+      </w:pPr>
+      <w:r>
+        <w:t>036      step(1,0,0,1,0,0); // underflow</w:t>
+      </w:r>
+    </w:p>
+    <w:p>
+      <w:pPr>
+        <w:pStyle w:val="SourceCode"/>
+      </w:pPr>
+      <w:r>
+        <w:t>037      step(1,0,0,0,0,0); // hold</w:t>
+      </w:r>
+    </w:p>
+    <w:p>
+      <w:pPr>
+        <w:pStyle w:val="SourceCode"/>
+      </w:pPr>
+      <w:r>
+        <w:t>038      step(1,1,1,1,1,max_count); // clear wins over load and enable</w:t>
+      </w:r>
+    </w:p>
+    <w:p>
+      <w:pPr>
+        <w:pStyle w:val="SourceCode"/>
+      </w:pPr>
+      <w:r>
+        <w:t>039      step(1,0,1,0,0,max_count); // load works with enable low</w:t>
+      </w:r>
+    </w:p>
+    <w:p>
+      <w:pPr>
+        <w:pStyle w:val="SourceCode"/>
+      </w:pPr>
+      <w:r>
+        <w:t>040      // Assert reset BETWEEN active clock edges and check before the next edge.</w:t>
+      </w:r>
+    </w:p>
+    <w:p>
+      <w:pPr>
+        <w:pStyle w:val="SourceCode"/>
+      </w:pPr>
+      <w:r>
+        <w:t>041      #1; rst_n=0; #1;</w:t>
+      </w:r>
+    </w:p>
+    <w:p>
+      <w:pPr>
+        <w:pStyle w:val="SourceCode"/>
+      </w:pPr>
+      <w:r>
+        <w:t>042      if (count !== 0) $fatal(1,"Asynchronous reset failed before clock edge");</w:t>
+      </w:r>
+    </w:p>
+    <w:p>
+      <w:pPr>
+        <w:pStyle w:val="SourceCode"/>
+      </w:pPr>
+      <w:r>
+        <w:t>043      expected=0;</w:t>
+      </w:r>
+    </w:p>
+    <w:p>
+      <w:pPr>
+        <w:pStyle w:val="SourceCode"/>
+      </w:pPr>
+      <w:r>
+        <w:t>044      step(0,1,1,1,0,max_count); // reset wins over all controls</w:t>
+      </w:r>
+    </w:p>
+    <w:p>
+      <w:pPr>
+        <w:pStyle w:val="SourceCode"/>
+      </w:pPr>
+      <w:r>
+        <w:t>045      step(1,0,0,0,1,0);</w:t>
+      </w:r>
+    </w:p>
+    <w:p>
+      <w:pPr>
+        <w:pStyle w:val="SourceCode"/>
+      </w:pPr>
+      <w:r>
+        <w:t>046      for (i=0;i&lt;2000;i=i+1)</w:t>
+      </w:r>
+    </w:p>
+    <w:p>
+      <w:pPr>
+        <w:pStyle w:val="SourceCode"/>
+      </w:pPr>
+      <w:r>
+        <w:t>047        step(($urandom_range(0,49)!=0), ($urandom_range(0,19)==0),</w:t>
+      </w:r>
+    </w:p>
+    <w:p>
+      <w:pPr>
+        <w:pStyle w:val="SourceCode"/>
+      </w:pPr>
+      <w:r>
+        <w:t>048             ($urandom_range(0,9)==0), $urandom_range(0,1),</w:t>
+      </w:r>
+    </w:p>
+    <w:p>
+      <w:pPr>
+        <w:pStyle w:val="SourceCode"/>
+      </w:pPr>
+      <w:r>
+        <w:t>049             $urandom_range(0,1), $urandom);</w:t>
+      </w:r>
+    </w:p>
+    <w:p>
+      <w:pPr>
+        <w:pStyle w:val="SourceCode"/>
+      </w:pPr>
+      <w:r>
+        <w:t>050      $display("RTL SMOKE PASS: WIDTH=%0d, %0d checked cycles", WIDTH, checked);</w:t>
+      </w:r>
+    </w:p>
+    <w:p>
+      <w:pPr>
+        <w:pStyle w:val="SourceCode"/>
+      </w:pPr>
+      <w:r>
+        <w:t>051      $finish;</w:t>
+      </w:r>
+    </w:p>
+    <w:p>
+      <w:pPr>
+        <w:pStyle w:val="SourceCode"/>
+      </w:pPr>
+      <w:r>
+        <w:t>052    end</w:t>
+      </w:r>
+    </w:p>
+    <w:p>
+      <w:pPr>
+        <w:pStyle w:val="SourceCode"/>
+      </w:pPr>
+      <w:r>
+        <w:t>053    initial begin #1ms; $fatal(1,"Smoke watchdog expired"); end</w:t>
+      </w:r>
+    </w:p>
+    <w:p>
+      <w:pPr>
+        <w:pStyle w:val="SourceCode"/>
+      </w:pPr>
+      <w:r>
+        <w:t>054  endmodule</w:t>
       </w:r>
     </w:p>
     <w:p>
@@ -4011,161 +6256,574 @@
         <w:pStyle w:val="Heading2"/>
       </w:pPr>
       <w:r>
-        <w:t>9.10  tb/env/counter_env.svh</w:t>
-      </w:r>
-    </w:p>
-    <w:p>
-      <w:r>
-        <w:t>build_phase factory-creates agent, scoreboard and coverage. connect_phase broadcasts the monitor analysis port to both subscribers.</w:t>
-      </w:r>
-    </w:p>
-    <w:p>
-      <w:r>
-        <w:t>The environment knows structure and connections but does not generate test-specific traffic. This lets different tests reuse the same checking infrastructure.</w:t>
-      </w:r>
-    </w:p>
-    <w:p>
-      <w:pPr>
-        <w:pStyle w:val="SourceCode"/>
-      </w:pPr>
-      <w:r>
-        <w:t>001  class counter_env extends uvm_env;</w:t>
-      </w:r>
-    </w:p>
-    <w:p>
-      <w:pPr>
-        <w:pStyle w:val="SourceCode"/>
-      </w:pPr>
-      <w:r>
-        <w:t>002    `uvm_component_utils(counter_env)</w:t>
-      </w:r>
-    </w:p>
-    <w:p>
-      <w:pPr>
-        <w:pStyle w:val="SourceCode"/>
-      </w:pPr>
-      <w:r>
-        <w:t>003    counter_agent agent;</w:t>
-      </w:r>
-    </w:p>
-    <w:p>
-      <w:pPr>
-        <w:pStyle w:val="SourceCode"/>
-      </w:pPr>
-      <w:r>
-        <w:t>004    counter_scoreboard scoreboard;</w:t>
-      </w:r>
-    </w:p>
-    <w:p>
-      <w:pPr>
-        <w:pStyle w:val="SourceCode"/>
-      </w:pPr>
-      <w:r>
-        <w:t>005    counter_coverage coverage;</w:t>
-      </w:r>
-    </w:p>
-    <w:p>
-      <w:pPr>
-        <w:pStyle w:val="SourceCode"/>
-      </w:pPr>
-      <w:r>
-        <w:t>006    function new(string name, uvm_component parent); super.new(name, parent); endfunction</w:t>
-      </w:r>
-    </w:p>
-    <w:p>
-      <w:pPr>
-        <w:pStyle w:val="SourceCode"/>
-      </w:pPr>
-      <w:r>
-        <w:t>007    function void build_phase(uvm_phase phase);</w:t>
-      </w:r>
-    </w:p>
-    <w:p>
-      <w:pPr>
-        <w:pStyle w:val="SourceCode"/>
-      </w:pPr>
-      <w:r>
-        <w:t>008      super.build_phase(phase);</w:t>
-      </w:r>
-    </w:p>
-    <w:p>
-      <w:pPr>
-        <w:pStyle w:val="SourceCode"/>
-      </w:pPr>
-      <w:r>
-        <w:t>009      agent = counter_agent::type_id::create("agent", this);</w:t>
-      </w:r>
-    </w:p>
-    <w:p>
-      <w:pPr>
-        <w:pStyle w:val="SourceCode"/>
-      </w:pPr>
-      <w:r>
-        <w:t>010      scoreboard = counter_scoreboard::type_id::create("scoreboard", this);</w:t>
-      </w:r>
-    </w:p>
-    <w:p>
-      <w:pPr>
-        <w:pStyle w:val="SourceCode"/>
-      </w:pPr>
-      <w:r>
-        <w:t>011      coverage = counter_coverage::type_id::create("coverage", this);</w:t>
-      </w:r>
-    </w:p>
-    <w:p>
-      <w:pPr>
-        <w:pStyle w:val="SourceCode"/>
-      </w:pPr>
-      <w:r>
-        <w:t>012    endfunction</w:t>
-      </w:r>
-    </w:p>
-    <w:p>
-      <w:pPr>
-        <w:pStyle w:val="SourceCode"/>
-      </w:pPr>
-      <w:r>
-        <w:t>013    function void connect_phase(uvm_phase phase);</w:t>
-      </w:r>
-    </w:p>
-    <w:p>
-      <w:pPr>
-        <w:pStyle w:val="SourceCode"/>
-      </w:pPr>
-      <w:r>
-        <w:t>014      super.connect_phase(phase);</w:t>
-      </w:r>
-    </w:p>
-    <w:p>
-      <w:pPr>
-        <w:pStyle w:val="SourceCode"/>
-      </w:pPr>
-      <w:r>
-        <w:t>015      agent.monitor.ap.connect(scoreboard.analysis_export);</w:t>
-      </w:r>
-    </w:p>
-    <w:p>
-      <w:pPr>
-        <w:pStyle w:val="SourceCode"/>
-      </w:pPr>
-      <w:r>
-        <w:t>016      agent.monitor.ap.connect(coverage.analysis_export);</w:t>
-      </w:r>
-    </w:p>
-    <w:p>
-      <w:pPr>
-        <w:pStyle w:val="SourceCode"/>
-      </w:pPr>
-      <w:r>
-        <w:t>017    endfunction</w:t>
-      </w:r>
-    </w:p>
-    <w:p>
-      <w:pPr>
-        <w:pStyle w:val="SourceCode"/>
-      </w:pPr>
-      <w:r>
-        <w:t>018  endclass</w:t>
+        <w:t>9.16  run.do</w:t>
+      </w:r>
+    </w:p>
+    <w:p>
+      <w:r>
+        <w:t>This is the Windows-friendly root entry. It resolves its own folder, sets defaults, reads UVM_HOME from Tcl or environment, and tries the typical simulator source location if unset.</w:t>
+      </w:r>
+    </w:p>
+    <w:p>
+      <w:r>
+        <w:t>It validates basic configuration, builds a Tcl argument list so paths with spaces remain intact, compiles in dependency order and loads the selected test.</w:t>
+      </w:r>
+    </w:p>
+    <w:p>
+      <w:r>
+        <w:t>GUI_MODE=1 adds waves and keeps the session open. Batch mode delegates completion and exit status to sim/run.do. catch handles compile/load errors.</w:t>
+      </w:r>
+    </w:p>
+    <w:p>
+      <w:pPr>
+        <w:pStyle w:val="SourceCode"/>
+      </w:pPr>
+      <w:r>
+        <w:t>001  # Windows/Linux native Questa flow. No make or shell is required.</w:t>
+      </w:r>
+    </w:p>
+    <w:p>
+      <w:pPr>
+        <w:pStyle w:val="SourceCode"/>
+      </w:pPr>
+      <w:r>
+        <w:t>002  # GUI Transcript: set UVM_HOME {C:/tools/uvm-1.2}; set GUI_MODE 1; do run.do</w:t>
+      </w:r>
+    </w:p>
+    <w:p>
+      <w:pPr>
+        <w:pStyle w:val="SourceCode"/>
+      </w:pPr>
+      <w:r>
+        <w:t>003  # Batch CMD:     set "UVM_HOME=C:\tools\uvm-1.2"  then run.bat</w:t>
+      </w:r>
+    </w:p>
+    <w:p>
+      <w:pPr>
+        <w:pStyle w:val="SourceCode"/>
+      </w:pPr>
+      <w:r>
+        <w:t>004  # Optional Tcl variables: TEST, WIDTH, SEED, NUM_ITEMS, GUI_MODE.</w:t>
+      </w:r>
+    </w:p>
+    <w:p>
+      <w:pPr>
+        <w:pStyle w:val="SourceCode"/>
+      </w:pPr>
+      <w:r>
+        <w:t>005  set PROJECT_ROOT [file normalize [file dirname [info script]]]</w:t>
+      </w:r>
+    </w:p>
+    <w:p>
+      <w:pPr>
+        <w:pStyle w:val="SourceCode"/>
+      </w:pPr>
+      <w:r>
+        <w:t>006  cd $PROJECT_ROOT</w:t>
+      </w:r>
+    </w:p>
+    <w:p>
+      <w:pPr>
+        <w:pStyle w:val="SourceCode"/>
+      </w:pPr>
+      <w:r>
+        <w:t>007  foreach {name default} {TEST counter_base_test WIDTH 8 SEED 1 NUM_ITEMS 1000 GUI_MODE 0} {</w:t>
+      </w:r>
+    </w:p>
+    <w:p>
+      <w:pPr>
+        <w:pStyle w:val="SourceCode"/>
+      </w:pPr>
+      <w:r>
+        <w:t>008      if {![info exists $name]} {set $name $default}</w:t>
+      </w:r>
+    </w:p>
+    <w:p>
+      <w:pPr>
+        <w:pStyle w:val="SourceCode"/>
+      </w:pPr>
+      <w:r>
+        <w:t>009  }</w:t>
+      </w:r>
+    </w:p>
+    <w:p>
+      <w:pPr>
+        <w:pStyle w:val="SourceCode"/>
+      </w:pPr>
+      <w:r>
+        <w:t>010  if {![info exists UVM_HOME] &amp;&amp; [info exists env(UVM_HOME)]} {</w:t>
+      </w:r>
+    </w:p>
+    <w:p>
+      <w:pPr>
+        <w:pStyle w:val="SourceCode"/>
+      </w:pPr>
+      <w:r>
+        <w:t>011      set UVM_HOME $env(UVM_HOME)</w:t>
+      </w:r>
+    </w:p>
+    <w:p>
+      <w:pPr>
+        <w:pStyle w:val="SourceCode"/>
+      </w:pPr>
+      <w:r>
+        <w:t>012  }</w:t>
+      </w:r>
+    </w:p>
+    <w:p>
+      <w:pPr>
+        <w:pStyle w:val="SourceCode"/>
+      </w:pPr>
+      <w:r>
+        <w:t>013  if {![info exists UVM_HOME]} {</w:t>
+      </w:r>
+    </w:p>
+    <w:p>
+      <w:pPr>
+        <w:pStyle w:val="SourceCode"/>
+      </w:pPr>
+      <w:r>
+        <w:t>014      # Typical Questa installation: win64/vsim.exe beside verilog_src/uvm-1.2.</w:t>
+      </w:r>
+    </w:p>
+    <w:p>
+      <w:pPr>
+        <w:pStyle w:val="SourceCode"/>
+      </w:pPr>
+      <w:r>
+        <w:t>015      set candidate [file normalize [file join [file dirname [info nameofexecutable]] .. verilog_src uvm-1.2]]</w:t>
+      </w:r>
+    </w:p>
+    <w:p>
+      <w:pPr>
+        <w:pStyle w:val="SourceCode"/>
+      </w:pPr>
+      <w:r>
+        <w:t>016      if {[file exists [file join $candidate src uvm_pkg.sv]]} {set UVM_HOME $candidate}</w:t>
+      </w:r>
+    </w:p>
+    <w:p>
+      <w:pPr>
+        <w:pStyle w:val="SourceCode"/>
+      </w:pPr>
+      <w:r>
+        <w:t>017  }</w:t>
+      </w:r>
+    </w:p>
+    <w:p>
+      <w:pPr>
+        <w:pStyle w:val="SourceCode"/>
+      </w:pPr>
+      <w:r>
+        <w:t>018  if {![info exists UVM_HOME] || ![file exists [file join $UVM_HOME src uvm_pkg.sv]]} {</w:t>
+      </w:r>
+    </w:p>
+    <w:p>
+      <w:pPr>
+        <w:pStyle w:val="SourceCode"/>
+      </w:pPr>
+      <w:r>
+        <w:t>019      puts stderr "ERROR: Set UVM_HOME to the UVM source folder containing src/uvm_pkg.sv."</w:t>
+      </w:r>
+    </w:p>
+    <w:p>
+      <w:pPr>
+        <w:pStyle w:val="SourceCode"/>
+      </w:pPr>
+      <w:r>
+        <w:t>020      puts stderr {Example: set UVM_HOME {C:/questasim64_2024.3/verilog_src/uvm-1.2}}</w:t>
+      </w:r>
+    </w:p>
+    <w:p>
+      <w:pPr>
+        <w:pStyle w:val="SourceCode"/>
+      </w:pPr>
+      <w:r>
+        <w:t>021      if {!$GUI_MODE} {quit -code 1 -force}</w:t>
+      </w:r>
+    </w:p>
+    <w:p>
+      <w:pPr>
+        <w:pStyle w:val="SourceCode"/>
+      </w:pPr>
+      <w:r>
+        <w:t>022      return</w:t>
+      </w:r>
+    </w:p>
+    <w:p>
+      <w:pPr>
+        <w:pStyle w:val="SourceCode"/>
+      </w:pPr>
+      <w:r>
+        <w:t>023  }</w:t>
+      </w:r>
+    </w:p>
+    <w:p>
+      <w:pPr>
+        <w:pStyle w:val="SourceCode"/>
+      </w:pPr>
+      <w:r>
+        <w:t>024  if {![string is integer -strict $WIDTH] || $WIDTH &lt; 2 ||</w:t>
+      </w:r>
+    </w:p>
+    <w:p>
+      <w:pPr>
+        <w:pStyle w:val="SourceCode"/>
+      </w:pPr>
+      <w:r>
+        <w:t>025      ![string is integer -strict $NUM_ITEMS] || $NUM_ITEMS &lt; 1} {</w:t>
+      </w:r>
+    </w:p>
+    <w:p>
+      <w:pPr>
+        <w:pStyle w:val="SourceCode"/>
+      </w:pPr>
+      <w:r>
+        <w:t>026      puts stderr "ERROR: WIDTH must be &gt;= 2; NUM_ITEMS must be &gt;= 1."</w:t>
+      </w:r>
+    </w:p>
+    <w:p>
+      <w:pPr>
+        <w:pStyle w:val="SourceCode"/>
+      </w:pPr>
+      <w:r>
+        <w:t>027      if {!$GUI_MODE} {quit -code 1 -force}</w:t>
+      </w:r>
+    </w:p>
+    <w:p>
+      <w:pPr>
+        <w:pStyle w:val="SourceCode"/>
+      </w:pPr>
+      <w:r>
+        <w:t>028      return</w:t>
+      </w:r>
+    </w:p>
+    <w:p>
+      <w:pPr>
+        <w:pStyle w:val="SourceCode"/>
+      </w:pPr>
+      <w:r>
+        <w:t>029  }</w:t>
+      </w:r>
+    </w:p>
+    <w:p>
+      <w:pPr>
+        <w:pStyle w:val="SourceCode"/>
+      </w:pPr>
+      <w:r>
+        <w:t>030  set BUILD [file join $PROJECT_ROOT sim build]</w:t>
+      </w:r>
+    </w:p>
+    <w:p>
+      <w:pPr>
+        <w:pStyle w:val="SourceCode"/>
+      </w:pPr>
+      <w:r>
+        <w:t>031  set WORK [file join $BUILD work]</w:t>
+      </w:r>
+    </w:p>
+    <w:p>
+      <w:pPr>
+        <w:pStyle w:val="SourceCode"/>
+      </w:pPr>
+      <w:r>
+        <w:t>032  file mkdir $BUILD</w:t>
+      </w:r>
+    </w:p>
+    <w:p>
+      <w:pPr>
+        <w:pStyle w:val="SourceCode"/>
+      </w:pPr>
+      <w:r>
+        <w:t>033  set RUN_NAME ${TEST}_seed${SEED}</w:t>
+      </w:r>
+    </w:p>
+    <w:p>
+      <w:pPr>
+        <w:pStyle w:val="SourceCode"/>
+      </w:pPr>
+      <w:r>
+        <w:t>034  set TRACE [file join $BUILD ${RUN_NAME}_counter.csv]</w:t>
+      </w:r>
+    </w:p>
+    <w:p>
+      <w:pPr>
+        <w:pStyle w:val="SourceCode"/>
+      </w:pPr>
+      <w:r>
+        <w:t>035  set WAVEFILE [file join $BUILD ${RUN_NAME}.wlf]</w:t>
+      </w:r>
+    </w:p>
+    <w:p>
+      <w:pPr>
+        <w:pStyle w:val="SourceCode"/>
+      </w:pPr>
+      <w:r>
+        <w:t>036  # Explicit transcript selection works when this script is sourced in an open GUI.</w:t>
+      </w:r>
+    </w:p>
+    <w:p>
+      <w:pPr>
+        <w:pStyle w:val="SourceCode"/>
+      </w:pPr>
+      <w:r>
+        <w:t>037  transcript file [file join $BUILD ${RUN_NAME}.log]</w:t>
+      </w:r>
+    </w:p>
+    <w:p>
+      <w:pPr>
+        <w:pStyle w:val="SourceCode"/>
+      </w:pPr>
+      <w:r>
+        <w:t>038  transcript on</w:t>
+      </w:r>
+    </w:p>
+    <w:p>
+      <w:pPr>
+        <w:pStyle w:val="SourceCode"/>
+      </w:pPr>
+      <w:r>
+        <w:t>039  puts "Selected test=$TEST width=$WIDTH seed=$SEED random_items=$NUM_ITEMS"</w:t>
+      </w:r>
+    </w:p>
+    <w:p>
+      <w:pPr>
+        <w:pStyle w:val="SourceCode"/>
+      </w:pPr>
+      <w:r>
+        <w:t>040  puts "Run files: [file join $BUILD $RUN_NAME].log / .wlf / _counter.csv"</w:t>
+      </w:r>
+    </w:p>
+    <w:p>
+      <w:pPr>
+        <w:pStyle w:val="SourceCode"/>
+      </w:pPr>
+      <w:r>
+        <w:t>041  if {[catch {</w:t>
+      </w:r>
+    </w:p>
+    <w:p>
+      <w:pPr>
+        <w:pStyle w:val="SourceCode"/>
+      </w:pPr>
+      <w:r>
+        <w:t>042      if {![file isdirectory $WORK]} {vlib $WORK}</w:t>
+      </w:r>
+    </w:p>
+    <w:p>
+      <w:pPr>
+        <w:pStyle w:val="SourceCode"/>
+      </w:pPr>
+      <w:r>
+        <w:t>043      set args [list -sv -timescale 1ns/1ps -work $WORK +define+UVM_NO_DPI \</w:t>
+      </w:r>
+    </w:p>
+    <w:p>
+      <w:pPr>
+        <w:pStyle w:val="SourceCode"/>
+      </w:pPr>
+      <w:r>
+        <w:t>044          +define+COUNTER_WIDTH=$WIDTH "+incdir+[file join $PROJECT_ROOT tb]" \</w:t>
+      </w:r>
+    </w:p>
+    <w:p>
+      <w:pPr>
+        <w:pStyle w:val="SourceCode"/>
+      </w:pPr>
+      <w:r>
+        <w:t>045          "+incdir+[file join $UVM_HOME src]" [file join $UVM_HOME src uvm_pkg.sv]]</w:t>
+      </w:r>
+    </w:p>
+    <w:p>
+      <w:pPr>
+        <w:pStyle w:val="SourceCode"/>
+      </w:pPr>
+      <w:r>
+        <w:t>046      foreach source {rtl/up_down_counter.sv tb/top/counter_if.sv tb/counter_pkg.sv tb/top/tb_top.sv} {</w:t>
+      </w:r>
+    </w:p>
+    <w:p>
+      <w:pPr>
+        <w:pStyle w:val="SourceCode"/>
+      </w:pPr>
+      <w:r>
+        <w:t>047          lappend args [file join $PROJECT_ROOT $source]</w:t>
+      </w:r>
+    </w:p>
+    <w:p>
+      <w:pPr>
+        <w:pStyle w:val="SourceCode"/>
+      </w:pPr>
+      <w:r>
+        <w:t>048      }</w:t>
+      </w:r>
+    </w:p>
+    <w:p>
+      <w:pPr>
+        <w:pStyle w:val="SourceCode"/>
+      </w:pPr>
+      <w:r>
+        <w:t>049      vlog {*}$args</w:t>
+      </w:r>
+    </w:p>
+    <w:p>
+      <w:pPr>
+        <w:pStyle w:val="SourceCode"/>
+      </w:pPr>
+      <w:r>
+        <w:t>050      vsim -voptargs=+acc -lib $WORK tb_top -sv_seed $SEED \</w:t>
+      </w:r>
+    </w:p>
+    <w:p>
+      <w:pPr>
+        <w:pStyle w:val="SourceCode"/>
+      </w:pPr>
+      <w:r>
+        <w:t>051          +UVM_TESTNAME=$TEST +NUM_ITEMS=$NUM_ITEMS \</w:t>
+      </w:r>
+    </w:p>
+    <w:p>
+      <w:pPr>
+        <w:pStyle w:val="SourceCode"/>
+      </w:pPr>
+      <w:r>
+        <w:t>052          "+COUNTER_CSV=$TRACE" -wlf $WAVEFILE</w:t>
+      </w:r>
+    </w:p>
+    <w:p>
+      <w:pPr>
+        <w:pStyle w:val="SourceCode"/>
+      </w:pPr>
+      <w:r>
+        <w:t>053  } message]} {</w:t>
+      </w:r>
+    </w:p>
+    <w:p>
+      <w:pPr>
+        <w:pStyle w:val="SourceCode"/>
+      </w:pPr>
+      <w:r>
+        <w:t>054      puts stderr "BUILD/LOAD FAILED: $message"</w:t>
+      </w:r>
+    </w:p>
+    <w:p>
+      <w:pPr>
+        <w:pStyle w:val="SourceCode"/>
+      </w:pPr>
+      <w:r>
+        <w:t>055      if {!$GUI_MODE} {quit -code 1 -force}</w:t>
+      </w:r>
+    </w:p>
+    <w:p>
+      <w:pPr>
+        <w:pStyle w:val="SourceCode"/>
+      </w:pPr>
+      <w:r>
+        <w:t>056      return</w:t>
+      </w:r>
+    </w:p>
+    <w:p>
+      <w:pPr>
+        <w:pStyle w:val="SourceCode"/>
+      </w:pPr>
+      <w:r>
+        <w:t>057  }</w:t>
+      </w:r>
+    </w:p>
+    <w:p>
+      <w:pPr>
+        <w:pStyle w:val="SourceCode"/>
+      </w:pPr>
+      <w:r>
+        <w:t>058  # Record from time zero, including batch mode, for later waveform debugging.</w:t>
+      </w:r>
+    </w:p>
+    <w:p>
+      <w:pPr>
+        <w:pStyle w:val="SourceCode"/>
+      </w:pPr>
+      <w:r>
+        <w:t>059  log -r /tb_top/vif/*</w:t>
+      </w:r>
+    </w:p>
+    <w:p>
+      <w:pPr>
+        <w:pStyle w:val="SourceCode"/>
+      </w:pPr>
+      <w:r>
+        <w:t>060  if {$GUI_MODE} {</w:t>
+      </w:r>
+    </w:p>
+    <w:p>
+      <w:pPr>
+        <w:pStyle w:val="SourceCode"/>
+      </w:pPr>
+      <w:r>
+        <w:t>061      onfinish stop</w:t>
+      </w:r>
+    </w:p>
+    <w:p>
+      <w:pPr>
+        <w:pStyle w:val="SourceCode"/>
+      </w:pPr>
+      <w:r>
+        <w:t>062      add wave -radix unsigned /tb_top/vif/count /tb_top/vif/load_value</w:t>
+      </w:r>
+    </w:p>
+    <w:p>
+      <w:pPr>
+        <w:pStyle w:val="SourceCode"/>
+      </w:pPr>
+      <w:r>
+        <w:t>063      add wave /tb_top/vif/clk /tb_top/vif/rst_n /tb_top/vif/clear /tb_top/vif/load /tb_top/vif/enable /tb_top/vif/up</w:t>
+      </w:r>
+    </w:p>
+    <w:p>
+      <w:pPr>
+        <w:pStyle w:val="SourceCode"/>
+      </w:pPr>
+      <w:r>
+        <w:t>064      run -all</w:t>
+      </w:r>
+    </w:p>
+    <w:p>
+      <w:pPr>
+        <w:pStyle w:val="SourceCode"/>
+      </w:pPr>
+      <w:r>
+        <w:t>065      wave zoom full</w:t>
+      </w:r>
+    </w:p>
+    <w:p>
+      <w:pPr>
+        <w:pStyle w:val="SourceCode"/>
+      </w:pPr>
+      <w:r>
+        <w:t>066      puts "Simulation stopped. Review the UVM summary and /tb_top/test_passed (1 means PASS)."</w:t>
+      </w:r>
+    </w:p>
+    <w:p>
+      <w:pPr>
+        <w:pStyle w:val="SourceCode"/>
+      </w:pPr>
+      <w:r>
+        <w:t>067  } else {</w:t>
+      </w:r>
+    </w:p>
+    <w:p>
+      <w:pPr>
+        <w:pStyle w:val="SourceCode"/>
+      </w:pPr>
+      <w:r>
+        <w:t>068      do [file join $PROJECT_ROOT sim run.do]</w:t>
+      </w:r>
+    </w:p>
+    <w:p>
+      <w:pPr>
+        <w:pStyle w:val="SourceCode"/>
+      </w:pPr>
+      <w:r>
+        <w:t>069  }</w:t>
       </w:r>
     </w:p>
     <w:p>
@@ -4173,2344 +6831,6 @@
         <w:pStyle w:val="Heading2"/>
       </w:pPr>
       <w:r>
-        <w:t>9.11  tb/sequences/counter_sequences.svh</w:t>
-      </w:r>
-    </w:p>
-    <w:p>
-      <w:r>
-        <w:t>The base sequence drive helper creates an item, starts the handshake, assigns directed controls and finishes the handshake. Named task arguments make call intent readable.</w:t>
-      </w:r>
-    </w:p>
-    <w:p>
-      <w:r>
-        <w:t>reset_dut sends two reset cycles and one idle deasserted cycle. Each derived body builds a distinct scenario.</w:t>
-      </w:r>
-    </w:p>
-    <w:p>
-      <w:r>
-        <w:t>The random sequence reads NUM_ITEMS from a plusarg, calls randomize between start_item and finish_item, and treats constraint failure as UVM_FATAL.</w:t>
-      </w:r>
-    </w:p>
-    <w:p>
-      <w:pPr>
-        <w:pStyle w:val="SourceCode"/>
-      </w:pPr>
-      <w:r>
-        <w:t>001  class counter_base_seq extends uvm_sequence #(counter_item);</w:t>
-      </w:r>
-    </w:p>
-    <w:p>
-      <w:pPr>
-        <w:pStyle w:val="SourceCode"/>
-      </w:pPr>
-      <w:r>
-        <w:t>002    `uvm_object_utils(counter_base_seq)</w:t>
-      </w:r>
-    </w:p>
-    <w:p>
-      <w:pPr>
-        <w:pStyle w:val="SourceCode"/>
-      </w:pPr>
-      <w:r>
-        <w:t>003    function new(string name="counter_base_seq"); super.new(name); endfunction</w:t>
-      </w:r>
-    </w:p>
-    <w:p>
-      <w:pPr>
-        <w:pStyle w:val="SourceCode"/>
-      </w:pPr>
-      <w:r>
-        <w:t>004    task drive(bit rst_n=1, bit clear=0, bit load=0, bit enable=0,</w:t>
-      </w:r>
-    </w:p>
-    <w:p>
-      <w:pPr>
-        <w:pStyle w:val="SourceCode"/>
-      </w:pPr>
-      <w:r>
-        <w:t>005               bit up=1, bit [WIDTH-1:0] value='0);</w:t>
-      </w:r>
-    </w:p>
-    <w:p>
-      <w:pPr>
-        <w:pStyle w:val="SourceCode"/>
-      </w:pPr>
-      <w:r>
-        <w:t>006      counter_item t=counter_item::type_id::create("t");</w:t>
-      </w:r>
-    </w:p>
-    <w:p>
-      <w:pPr>
-        <w:pStyle w:val="SourceCode"/>
-      </w:pPr>
-      <w:r>
-        <w:t>007      start_item(t);</w:t>
-      </w:r>
-    </w:p>
-    <w:p>
-      <w:pPr>
-        <w:pStyle w:val="SourceCode"/>
-      </w:pPr>
-      <w:r>
-        <w:t>008      t.rst_n=rst_n; t.clear=clear; t.load=load;</w:t>
-      </w:r>
-    </w:p>
-    <w:p>
-      <w:pPr>
-        <w:pStyle w:val="SourceCode"/>
-      </w:pPr>
-      <w:r>
-        <w:t>009      t.enable=enable; t.up=up; t.load_value=value;</w:t>
-      </w:r>
-    </w:p>
-    <w:p>
-      <w:pPr>
-        <w:pStyle w:val="SourceCode"/>
-      </w:pPr>
-      <w:r>
-        <w:t>010      finish_item(t);</w:t>
-      </w:r>
-    </w:p>
-    <w:p>
-      <w:pPr>
-        <w:pStyle w:val="SourceCode"/>
-      </w:pPr>
-      <w:r>
-        <w:t>011    endtask</w:t>
-      </w:r>
-    </w:p>
-    <w:p>
-      <w:pPr>
-        <w:pStyle w:val="SourceCode"/>
-      </w:pPr>
-      <w:r>
-        <w:t>012    task reset_dut(); repeat (2) drive(.rst_n(0)); drive(); endtask</w:t>
-      </w:r>
-    </w:p>
-    <w:p>
-      <w:pPr>
-        <w:pStyle w:val="SourceCode"/>
-      </w:pPr>
-      <w:r>
-        <w:t>013  endclass</w:t>
-      </w:r>
-    </w:p>
-    <w:p>
-      <w:pPr>
-        <w:pStyle w:val="SourceCode"/>
-      </w:pPr>
-      <w:r>
-        <w:t xml:space="preserve">014  </w:t>
-      </w:r>
-    </w:p>
-    <w:p>
-      <w:pPr>
-        <w:pStyle w:val="SourceCode"/>
-      </w:pPr>
-      <w:r>
-        <w:t>015  class counter_reset_seq extends counter_base_seq;</w:t>
-      </w:r>
-    </w:p>
-    <w:p>
-      <w:pPr>
-        <w:pStyle w:val="SourceCode"/>
-      </w:pPr>
-      <w:r>
-        <w:t>016    `uvm_object_utils(counter_reset_seq)</w:t>
-      </w:r>
-    </w:p>
-    <w:p>
-      <w:pPr>
-        <w:pStyle w:val="SourceCode"/>
-      </w:pPr>
-      <w:r>
-        <w:t>017    function new(string name="counter_reset_seq"); super.new(name); endfunction</w:t>
-      </w:r>
-    </w:p>
-    <w:p>
-      <w:pPr>
-        <w:pStyle w:val="SourceCode"/>
-      </w:pPr>
-      <w:r>
-        <w:t>018    task body();</w:t>
-      </w:r>
-    </w:p>
-    <w:p>
-      <w:pPr>
-        <w:pStyle w:val="SourceCode"/>
-      </w:pPr>
-      <w:r>
-        <w:t>019      reset_dut();</w:t>
-      </w:r>
-    </w:p>
-    <w:p>
-      <w:pPr>
-        <w:pStyle w:val="SourceCode"/>
-      </w:pPr>
-      <w:r>
-        <w:t>020      drive(.load(1), .value(MAX_COUNT));</w:t>
-      </w:r>
-    </w:p>
-    <w:p>
-      <w:pPr>
-        <w:pStyle w:val="SourceCode"/>
-      </w:pPr>
-      <w:r>
-        <w:t>021      drive(.rst_n(0), .clear(1), .load(1), .enable(1), .value(MAX_COUNT));</w:t>
-      </w:r>
-    </w:p>
-    <w:p>
-      <w:pPr>
-        <w:pStyle w:val="SourceCode"/>
-      </w:pPr>
-      <w:r>
-        <w:t>022      drive();</w:t>
-      </w:r>
-    </w:p>
-    <w:p>
-      <w:pPr>
-        <w:pStyle w:val="SourceCode"/>
-      </w:pPr>
-      <w:r>
-        <w:t>023      drive(.load(1), .value(MAX_COUNT));</w:t>
-      </w:r>
-    </w:p>
-    <w:p>
-      <w:pPr>
-        <w:pStyle w:val="SourceCode"/>
-      </w:pPr>
-      <w:r>
-        <w:t>024      drive(.rst_n(0), .load(1), .enable(1), .value(MAX_COUNT));</w:t>
-      </w:r>
-    </w:p>
-    <w:p>
-      <w:pPr>
-        <w:pStyle w:val="SourceCode"/>
-      </w:pPr>
-      <w:r>
-        <w:t>025      drive();</w:t>
-      </w:r>
-    </w:p>
-    <w:p>
-      <w:pPr>
-        <w:pStyle w:val="SourceCode"/>
-      </w:pPr>
-      <w:r>
-        <w:t>026    endtask</w:t>
-      </w:r>
-    </w:p>
-    <w:p>
-      <w:pPr>
-        <w:pStyle w:val="SourceCode"/>
-      </w:pPr>
-      <w:r>
-        <w:t>027  endclass</w:t>
-      </w:r>
-    </w:p>
-    <w:p>
-      <w:pPr>
-        <w:pStyle w:val="SourceCode"/>
-      </w:pPr>
-      <w:r>
-        <w:t xml:space="preserve">028  </w:t>
-      </w:r>
-    </w:p>
-    <w:p>
-      <w:pPr>
-        <w:pStyle w:val="SourceCode"/>
-      </w:pPr>
-      <w:r>
-        <w:t>029  class counter_directed_seq extends counter_base_seq;</w:t>
-      </w:r>
-    </w:p>
-    <w:p>
-      <w:pPr>
-        <w:pStyle w:val="SourceCode"/>
-      </w:pPr>
-      <w:r>
-        <w:t>030    `uvm_object_utils(counter_directed_seq)</w:t>
-      </w:r>
-    </w:p>
-    <w:p>
-      <w:pPr>
-        <w:pStyle w:val="SourceCode"/>
-      </w:pPr>
-      <w:r>
-        <w:t>031    function new(string name="counter_directed_seq"); super.new(name); endfunction</w:t>
-      </w:r>
-    </w:p>
-    <w:p>
-      <w:pPr>
-        <w:pStyle w:val="SourceCode"/>
-      </w:pPr>
-      <w:r>
-        <w:t>032    task body();</w:t>
-      </w:r>
-    </w:p>
-    <w:p>
-      <w:pPr>
-        <w:pStyle w:val="SourceCode"/>
-      </w:pPr>
-      <w:r>
-        <w:t>033      reset_dut();</w:t>
-      </w:r>
-    </w:p>
-    <w:p>
-      <w:pPr>
-        <w:pStyle w:val="SourceCode"/>
-      </w:pPr>
-      <w:r>
-        <w:t>034      repeat (12) drive(.enable(1));</w:t>
-      </w:r>
-    </w:p>
-    <w:p>
-      <w:pPr>
-        <w:pStyle w:val="SourceCode"/>
-      </w:pPr>
-      <w:r>
-        <w:t>035      repeat (6) drive(.enable(1), .up(0));</w:t>
-      </w:r>
-    </w:p>
-    <w:p>
-      <w:pPr>
-        <w:pStyle w:val="SourceCode"/>
-      </w:pPr>
-      <w:r>
-        <w:t>036      repeat (4) drive(.up(0)); // disabled hold in both directions</w:t>
-      </w:r>
-    </w:p>
-    <w:p>
-      <w:pPr>
-        <w:pStyle w:val="SourceCode"/>
-      </w:pPr>
-      <w:r>
-        <w:t>037      repeat (4) drive();</w:t>
-      </w:r>
-    </w:p>
-    <w:p>
-      <w:pPr>
-        <w:pStyle w:val="SourceCode"/>
-      </w:pPr>
-      <w:r>
-        <w:t>038      drive(.load(1), .value(MAX_COUNT &gt;&gt; 1));</w:t>
-      </w:r>
-    </w:p>
-    <w:p>
-      <w:pPr>
-        <w:pStyle w:val="SourceCode"/>
-      </w:pPr>
-      <w:r>
-        <w:t>039      drive(.load(1), .enable(1), .up(0), .value(MAX_COUNT));</w:t>
-      </w:r>
-    </w:p>
-    <w:p>
-      <w:pPr>
-        <w:pStyle w:val="SourceCode"/>
-      </w:pPr>
-      <w:r>
-        <w:t>040      drive(.clear(1), .load(1), .enable(1), .value(MAX_COUNT));</w:t>
-      </w:r>
-    </w:p>
-    <w:p>
-      <w:pPr>
-        <w:pStyle w:val="SourceCode"/>
-      </w:pPr>
-      <w:r>
-        <w:t>041      drive(.clear(1), .enable(1));</w:t>
-      </w:r>
-    </w:p>
-    <w:p>
-      <w:pPr>
-        <w:pStyle w:val="SourceCode"/>
-      </w:pPr>
-      <w:r>
-        <w:t>042      // Immediate reversals.</w:t>
-      </w:r>
-    </w:p>
-    <w:p>
-      <w:pPr>
-        <w:pStyle w:val="SourceCode"/>
-      </w:pPr>
-      <w:r>
-        <w:t>043      repeat (8) begin drive(.enable(1)); drive(.enable(1), .up(0)); end</w:t>
-      </w:r>
-    </w:p>
-    <w:p>
-      <w:pPr>
-        <w:pStyle w:val="SourceCode"/>
-      </w:pPr>
-      <w:r>
-        <w:t>044    endtask</w:t>
-      </w:r>
-    </w:p>
-    <w:p>
-      <w:pPr>
-        <w:pStyle w:val="SourceCode"/>
-      </w:pPr>
-      <w:r>
-        <w:t>045  endclass</w:t>
-      </w:r>
-    </w:p>
-    <w:p>
-      <w:pPr>
-        <w:pStyle w:val="SourceCode"/>
-      </w:pPr>
-      <w:r>
-        <w:t xml:space="preserve">046  </w:t>
-      </w:r>
-    </w:p>
-    <w:p>
-      <w:pPr>
-        <w:pStyle w:val="SourceCode"/>
-      </w:pPr>
-      <w:r>
-        <w:t>047  class counter_wrap_seq extends counter_base_seq;</w:t>
-      </w:r>
-    </w:p>
-    <w:p>
-      <w:pPr>
-        <w:pStyle w:val="SourceCode"/>
-      </w:pPr>
-      <w:r>
-        <w:t>048    `uvm_object_utils(counter_wrap_seq)</w:t>
-      </w:r>
-    </w:p>
-    <w:p>
-      <w:pPr>
-        <w:pStyle w:val="SourceCode"/>
-      </w:pPr>
-      <w:r>
-        <w:t>049    function new(string name="counter_wrap_seq"); super.new(name); endfunction</w:t>
-      </w:r>
-    </w:p>
-    <w:p>
-      <w:pPr>
-        <w:pStyle w:val="SourceCode"/>
-      </w:pPr>
-      <w:r>
-        <w:t>050    task body();</w:t>
-      </w:r>
-    </w:p>
-    <w:p>
-      <w:pPr>
-        <w:pStyle w:val="SourceCode"/>
-      </w:pPr>
-      <w:r>
-        <w:t>051      reset_dut();</w:t>
-      </w:r>
-    </w:p>
-    <w:p>
-      <w:pPr>
-        <w:pStyle w:val="SourceCode"/>
-      </w:pPr>
-      <w:r>
-        <w:t>052      drive(.load(1), .value(MAX_COUNT));</w:t>
-      </w:r>
-    </w:p>
-    <w:p>
-      <w:pPr>
-        <w:pStyle w:val="SourceCode"/>
-      </w:pPr>
-      <w:r>
-        <w:t>053      drive(.enable(1)); // maximum -&gt; zero</w:t>
-      </w:r>
-    </w:p>
-    <w:p>
-      <w:pPr>
-        <w:pStyle w:val="SourceCode"/>
-      </w:pPr>
-      <w:r>
-        <w:t>054      drive(.enable(1), .up(0)); // zero -&gt; maximum</w:t>
-      </w:r>
-    </w:p>
-    <w:p>
-      <w:pPr>
-        <w:pStyle w:val="SourceCode"/>
-      </w:pPr>
-      <w:r>
-        <w:t>055      drive(.enable(1));</w:t>
-      </w:r>
-    </w:p>
-    <w:p>
-      <w:pPr>
-        <w:pStyle w:val="SourceCode"/>
-      </w:pPr>
-      <w:r>
-        <w:t>056      repeat (3) drive(.enable(1), .up(0));</w:t>
-      </w:r>
-    </w:p>
-    <w:p>
-      <w:pPr>
-        <w:pStyle w:val="SourceCode"/>
-      </w:pPr>
-      <w:r>
-        <w:t>057    endtask</w:t>
-      </w:r>
-    </w:p>
-    <w:p>
-      <w:pPr>
-        <w:pStyle w:val="SourceCode"/>
-      </w:pPr>
-      <w:r>
-        <w:t>058  endclass</w:t>
-      </w:r>
-    </w:p>
-    <w:p>
-      <w:pPr>
-        <w:pStyle w:val="SourceCode"/>
-      </w:pPr>
-      <w:r>
-        <w:t xml:space="preserve">059  </w:t>
-      </w:r>
-    </w:p>
-    <w:p>
-      <w:pPr>
-        <w:pStyle w:val="SourceCode"/>
-      </w:pPr>
-      <w:r>
-        <w:t>060  class counter_random_seq extends counter_base_seq;</w:t>
-      </w:r>
-    </w:p>
-    <w:p>
-      <w:pPr>
-        <w:pStyle w:val="SourceCode"/>
-      </w:pPr>
-      <w:r>
-        <w:t>061    `uvm_object_utils(counter_random_seq)</w:t>
-      </w:r>
-    </w:p>
-    <w:p>
-      <w:pPr>
-        <w:pStyle w:val="SourceCode"/>
-      </w:pPr>
-      <w:r>
-        <w:t>062    int unsigned num_items=1000;</w:t>
-      </w:r>
-    </w:p>
-    <w:p>
-      <w:pPr>
-        <w:pStyle w:val="SourceCode"/>
-      </w:pPr>
-      <w:r>
-        <w:t>063    function new(string name="counter_random_seq"); super.new(name); endfunction</w:t>
-      </w:r>
-    </w:p>
-    <w:p>
-      <w:pPr>
-        <w:pStyle w:val="SourceCode"/>
-      </w:pPr>
-      <w:r>
-        <w:t>064    task body();</w:t>
-      </w:r>
-    </w:p>
-    <w:p>
-      <w:pPr>
-        <w:pStyle w:val="SourceCode"/>
-      </w:pPr>
-      <w:r>
-        <w:t>065      counter_item t;</w:t>
-      </w:r>
-    </w:p>
-    <w:p>
-      <w:pPr>
-        <w:pStyle w:val="SourceCode"/>
-      </w:pPr>
-      <w:r>
-        <w:t>066      reset_dut();</w:t>
-      </w:r>
-    </w:p>
-    <w:p>
-      <w:pPr>
-        <w:pStyle w:val="SourceCode"/>
-      </w:pPr>
-      <w:r>
-        <w:t>067      void'($value$plusargs("NUM_ITEMS=%d", num_items));</w:t>
-      </w:r>
-    </w:p>
-    <w:p>
-      <w:pPr>
-        <w:pStyle w:val="SourceCode"/>
-      </w:pPr>
-      <w:r>
-        <w:t>068      repeat (num_items) begin</w:t>
-      </w:r>
-    </w:p>
-    <w:p>
-      <w:pPr>
-        <w:pStyle w:val="SourceCode"/>
-      </w:pPr>
-      <w:r>
-        <w:t>069        t=counter_item::type_id::create("random_t");</w:t>
-      </w:r>
-    </w:p>
-    <w:p>
-      <w:pPr>
-        <w:pStyle w:val="SourceCode"/>
-      </w:pPr>
-      <w:r>
-        <w:t>070        start_item(t);</w:t>
-      </w:r>
-    </w:p>
-    <w:p>
-      <w:pPr>
-        <w:pStyle w:val="SourceCode"/>
-      </w:pPr>
-      <w:r>
-        <w:t>071        if (!t.randomize()) `uvm_fatal("RANDFAIL", "counter_item randomization failed")</w:t>
-      </w:r>
-    </w:p>
-    <w:p>
-      <w:pPr>
-        <w:pStyle w:val="SourceCode"/>
-      </w:pPr>
-      <w:r>
-        <w:t>072        finish_item(t);</w:t>
-      </w:r>
-    </w:p>
-    <w:p>
-      <w:pPr>
-        <w:pStyle w:val="SourceCode"/>
-      </w:pPr>
-      <w:r>
-        <w:t>073      end</w:t>
-      </w:r>
-    </w:p>
-    <w:p>
-      <w:pPr>
-        <w:pStyle w:val="SourceCode"/>
-      </w:pPr>
-      <w:r>
-        <w:t>074    endtask</w:t>
-      </w:r>
-    </w:p>
-    <w:p>
-      <w:pPr>
-        <w:pStyle w:val="SourceCode"/>
-      </w:pPr>
-      <w:r>
-        <w:t>075  endclass</w:t>
-      </w:r>
-    </w:p>
-    <w:p>
-      <w:pPr>
-        <w:pStyle w:val="Heading2"/>
-      </w:pPr>
-      <w:r>
-        <w:t>9.12  tb/tests/counter_tests.svh</w:t>
-      </w:r>
-    </w:p>
-    <w:p>
-      <w:r>
-        <w:t>The base test constructs env and retrieves vif. Its virtual run_sequences method starts reset, directed, wrap and random sequences serially.</w:t>
-      </w:r>
-    </w:p>
-    <w:p>
-      <w:r>
-        <w:t>run_phase raises an objection, runs the selected sequence(s), drains two monitor clocks, then drops the objection.</w:t>
-      </w:r>
-    </w:p>
-    <w:p>
-      <w:r>
-        <w:t>The local COUNTER_TEST macro generates four focused test classes overriding run_sequences. It is undefined afterward to avoid leaking a generic macro name. These generated classes are factory-registered.</w:t>
-      </w:r>
-    </w:p>
-    <w:p>
-      <w:pPr>
-        <w:pStyle w:val="SourceCode"/>
-      </w:pPr>
-      <w:r>
-        <w:t>001  class counter_base_test extends uvm_test;</w:t>
-      </w:r>
-    </w:p>
-    <w:p>
-      <w:pPr>
-        <w:pStyle w:val="SourceCode"/>
-      </w:pPr>
-      <w:r>
-        <w:t>002    `uvm_component_utils(counter_base_test)</w:t>
-      </w:r>
-    </w:p>
-    <w:p>
-      <w:pPr>
-        <w:pStyle w:val="SourceCode"/>
-      </w:pPr>
-      <w:r>
-        <w:t>003    counter_env env;</w:t>
-      </w:r>
-    </w:p>
-    <w:p>
-      <w:pPr>
-        <w:pStyle w:val="SourceCode"/>
-      </w:pPr>
-      <w:r>
-        <w:t>004    virtual counter_if #(WIDTH) vif;</w:t>
-      </w:r>
-    </w:p>
-    <w:p>
-      <w:pPr>
-        <w:pStyle w:val="SourceCode"/>
-      </w:pPr>
-      <w:r>
-        <w:t>005    function new(string name, uvm_component parent); super.new(name, parent); endfunction</w:t>
-      </w:r>
-    </w:p>
-    <w:p>
-      <w:pPr>
-        <w:pStyle w:val="SourceCode"/>
-      </w:pPr>
-      <w:r>
-        <w:t>006    function void build_phase(uvm_phase phase);</w:t>
-      </w:r>
-    </w:p>
-    <w:p>
-      <w:pPr>
-        <w:pStyle w:val="SourceCode"/>
-      </w:pPr>
-      <w:r>
-        <w:t>007      super.build_phase(phase);</w:t>
-      </w:r>
-    </w:p>
-    <w:p>
-      <w:pPr>
-        <w:pStyle w:val="SourceCode"/>
-      </w:pPr>
-      <w:r>
-        <w:t>008      env=counter_env::type_id::create("env", this);</w:t>
-      </w:r>
-    </w:p>
-    <w:p>
-      <w:pPr>
-        <w:pStyle w:val="SourceCode"/>
-      </w:pPr>
-      <w:r>
-        <w:t>009      if (!uvm_config_db#(virtual counter_if #(WIDTH))::get(this, "", "vif", vif))</w:t>
-      </w:r>
-    </w:p>
-    <w:p>
-      <w:pPr>
-        <w:pStyle w:val="SourceCode"/>
-      </w:pPr>
-      <w:r>
-        <w:t>010        `uvm_fatal("NOVIF", "Test interface not configured")</w:t>
-      </w:r>
-    </w:p>
-    <w:p>
-      <w:pPr>
-        <w:pStyle w:val="SourceCode"/>
-      </w:pPr>
-      <w:r>
-        <w:t>011    endfunction</w:t>
-      </w:r>
-    </w:p>
-    <w:p>
-      <w:pPr>
-        <w:pStyle w:val="SourceCode"/>
-      </w:pPr>
-      <w:r>
-        <w:t>012    virtual task run_sequences();</w:t>
-      </w:r>
-    </w:p>
-    <w:p>
-      <w:pPr>
-        <w:pStyle w:val="SourceCode"/>
-      </w:pPr>
-      <w:r>
-        <w:t>013      counter_reset_seq r=counter_reset_seq::type_id::create("reset_seq");</w:t>
-      </w:r>
-    </w:p>
-    <w:p>
-      <w:pPr>
-        <w:pStyle w:val="SourceCode"/>
-      </w:pPr>
-      <w:r>
-        <w:t>014      counter_directed_seq d=counter_directed_seq::type_id::create("directed_seq");</w:t>
-      </w:r>
-    </w:p>
-    <w:p>
-      <w:pPr>
-        <w:pStyle w:val="SourceCode"/>
-      </w:pPr>
-      <w:r>
-        <w:t>015      counter_wrap_seq w=counter_wrap_seq::type_id::create("wrap_seq");</w:t>
-      </w:r>
-    </w:p>
-    <w:p>
-      <w:pPr>
-        <w:pStyle w:val="SourceCode"/>
-      </w:pPr>
-      <w:r>
-        <w:t>016      counter_random_seq s=counter_random_seq::type_id::create("random_seq");</w:t>
-      </w:r>
-    </w:p>
-    <w:p>
-      <w:pPr>
-        <w:pStyle w:val="SourceCode"/>
-      </w:pPr>
-      <w:r>
-        <w:t>017      r.start(env.agent.sequencer);</w:t>
-      </w:r>
-    </w:p>
-    <w:p>
-      <w:pPr>
-        <w:pStyle w:val="SourceCode"/>
-      </w:pPr>
-      <w:r>
-        <w:t>018      d.start(env.agent.sequencer);</w:t>
-      </w:r>
-    </w:p>
-    <w:p>
-      <w:pPr>
-        <w:pStyle w:val="SourceCode"/>
-      </w:pPr>
-      <w:r>
-        <w:t>019      w.start(env.agent.sequencer);</w:t>
-      </w:r>
-    </w:p>
-    <w:p>
-      <w:pPr>
-        <w:pStyle w:val="SourceCode"/>
-      </w:pPr>
-      <w:r>
-        <w:t>020      s.start(env.agent.sequencer);</w:t>
-      </w:r>
-    </w:p>
-    <w:p>
-      <w:pPr>
-        <w:pStyle w:val="SourceCode"/>
-      </w:pPr>
-      <w:r>
-        <w:t>021    endtask</w:t>
-      </w:r>
-    </w:p>
-    <w:p>
-      <w:pPr>
-        <w:pStyle w:val="SourceCode"/>
-      </w:pPr>
-      <w:r>
-        <w:t>022    task run_phase(uvm_phase phase);</w:t>
-      </w:r>
-    </w:p>
-    <w:p>
-      <w:pPr>
-        <w:pStyle w:val="SourceCode"/>
-      </w:pPr>
-      <w:r>
-        <w:t>023      phase.raise_objection(this);</w:t>
-      </w:r>
-    </w:p>
-    <w:p>
-      <w:pPr>
-        <w:pStyle w:val="SourceCode"/>
-      </w:pPr>
-      <w:r>
-        <w:t>024      run_sequences();</w:t>
-      </w:r>
-    </w:p>
-    <w:p>
-      <w:pPr>
-        <w:pStyle w:val="SourceCode"/>
-      </w:pPr>
-      <w:r>
-        <w:t>025      // Drain monitor/analysis callbacks for the last driven transaction.</w:t>
-      </w:r>
-    </w:p>
-    <w:p>
-      <w:pPr>
-        <w:pStyle w:val="SourceCode"/>
-      </w:pPr>
-      <w:r>
-        <w:t>026      repeat (2) @(vif.mon_cb);</w:t>
-      </w:r>
-    </w:p>
-    <w:p>
-      <w:pPr>
-        <w:pStyle w:val="SourceCode"/>
-      </w:pPr>
-      <w:r>
-        <w:t>027      phase.drop_objection(this);</w:t>
-      </w:r>
-    </w:p>
-    <w:p>
-      <w:pPr>
-        <w:pStyle w:val="SourceCode"/>
-      </w:pPr>
-      <w:r>
-        <w:t>028    endtask</w:t>
-      </w:r>
-    </w:p>
-    <w:p>
-      <w:pPr>
-        <w:pStyle w:val="SourceCode"/>
-      </w:pPr>
-      <w:r>
-        <w:t>029  endclass</w:t>
-      </w:r>
-    </w:p>
-    <w:p>
-      <w:pPr>
-        <w:pStyle w:val="SourceCode"/>
-      </w:pPr>
-      <w:r>
-        <w:t xml:space="preserve">030  </w:t>
-      </w:r>
-    </w:p>
-    <w:p>
-      <w:pPr>
-        <w:pStyle w:val="SourceCode"/>
-      </w:pPr>
-      <w:r>
-        <w:t>031  `define COUNTER_TEST(CLASS, SEQ) class CLASS extends counter_base_test;   `uvm_component_utils(CLASS)   function new(string name, uvm_component parent); super.new(name,parent); endfunction   virtual task run_sequences();     SEQ s=SEQ::type_id::create("seq");     s.start(env.agent.sequencer);   endtask endclass</w:t>
-      </w:r>
-    </w:p>
-    <w:p>
-      <w:pPr>
-        <w:pStyle w:val="SourceCode"/>
-      </w:pPr>
-      <w:r>
-        <w:t xml:space="preserve">032  </w:t>
-      </w:r>
-    </w:p>
-    <w:p>
-      <w:pPr>
-        <w:pStyle w:val="SourceCode"/>
-      </w:pPr>
-      <w:r>
-        <w:t>033  `COUNTER_TEST(counter_reset_test, counter_reset_seq)</w:t>
-      </w:r>
-    </w:p>
-    <w:p>
-      <w:pPr>
-        <w:pStyle w:val="SourceCode"/>
-      </w:pPr>
-      <w:r>
-        <w:t>034  `COUNTER_TEST(counter_directed_test, counter_directed_seq)</w:t>
-      </w:r>
-    </w:p>
-    <w:p>
-      <w:pPr>
-        <w:pStyle w:val="SourceCode"/>
-      </w:pPr>
-      <w:r>
-        <w:t>035  `COUNTER_TEST(counter_wrap_test, counter_wrap_seq)</w:t>
-      </w:r>
-    </w:p>
-    <w:p>
-      <w:pPr>
-        <w:pStyle w:val="SourceCode"/>
-      </w:pPr>
-      <w:r>
-        <w:t>036  `COUNTER_TEST(counter_random_test, counter_random_seq)</w:t>
-      </w:r>
-    </w:p>
-    <w:p>
-      <w:pPr>
-        <w:pStyle w:val="SourceCode"/>
-      </w:pPr>
-      <w:r>
-        <w:t>037  `undef COUNTER_TEST</w:t>
-      </w:r>
-    </w:p>
-    <w:p>
-      <w:pPr>
-        <w:pStyle w:val="Heading2"/>
-      </w:pPr>
-      <w:r>
-        <w:t>9.13  tb/counter_pkg.sv</w:t>
-      </w:r>
-    </w:p>
-    <w:p>
-      <w:r>
-        <w:t>The package defines WIDTH from the compile-time COUNTER_WIDTH macro and defines MAX_COUNT as a WIDTH-bit all-ones value.</w:t>
-      </w:r>
-    </w:p>
-    <w:p>
-      <w:r>
-        <w:t>uvm_pkg supplies UVM types and uvm_macros.svh supplies registration/reporting macros. Include order matters: items before typed components, agent children before agent, environment children before env, sequences before tests.</w:t>
-      </w:r>
-    </w:p>
-    <w:p>
-      <w:r>
-        <w:t>The .svh files are class fragments included inside the package; compile counter_pkg.sv once, not each header as a separate compilation unit.</w:t>
-      </w:r>
-    </w:p>
-    <w:p>
-      <w:pPr>
-        <w:pStyle w:val="SourceCode"/>
-      </w:pPr>
-      <w:r>
-        <w:t>001  `timescale 1ns/1ps</w:t>
-      </w:r>
-    </w:p>
-    <w:p>
-      <w:pPr>
-        <w:pStyle w:val="SourceCode"/>
-      </w:pPr>
-      <w:r>
-        <w:t>002  `ifndef COUNTER_WIDTH</w:t>
-      </w:r>
-    </w:p>
-    <w:p>
-      <w:pPr>
-        <w:pStyle w:val="SourceCode"/>
-      </w:pPr>
-      <w:r>
-        <w:t>003    `define COUNTER_WIDTH 8</w:t>
-      </w:r>
-    </w:p>
-    <w:p>
-      <w:pPr>
-        <w:pStyle w:val="SourceCode"/>
-      </w:pPr>
-      <w:r>
-        <w:t>004  `endif</w:t>
-      </w:r>
-    </w:p>
-    <w:p>
-      <w:pPr>
-        <w:pStyle w:val="SourceCode"/>
-      </w:pPr>
-      <w:r>
-        <w:t>005  package counter_pkg;</w:t>
-      </w:r>
-    </w:p>
-    <w:p>
-      <w:pPr>
-        <w:pStyle w:val="SourceCode"/>
-      </w:pPr>
-      <w:r>
-        <w:t>006    import uvm_pkg::*;</w:t>
-      </w:r>
-    </w:p>
-    <w:p>
-      <w:pPr>
-        <w:pStyle w:val="SourceCode"/>
-      </w:pPr>
-      <w:r>
-        <w:t>007    `include "uvm_macros.svh"</w:t>
-      </w:r>
-    </w:p>
-    <w:p>
-      <w:pPr>
-        <w:pStyle w:val="SourceCode"/>
-      </w:pPr>
-      <w:r>
-        <w:t>008    parameter int WIDTH = `COUNTER_WIDTH;</w:t>
-      </w:r>
-    </w:p>
-    <w:p>
-      <w:pPr>
-        <w:pStyle w:val="SourceCode"/>
-      </w:pPr>
-      <w:r>
-        <w:t>009    parameter bit [WIDTH-1:0] MAX_COUNT = {WIDTH{1'b1}};</w:t>
-      </w:r>
-    </w:p>
-    <w:p>
-      <w:pPr>
-        <w:pStyle w:val="SourceCode"/>
-      </w:pPr>
-      <w:r>
-        <w:t>010    `include "agent/counter_item.svh"</w:t>
-      </w:r>
-    </w:p>
-    <w:p>
-      <w:pPr>
-        <w:pStyle w:val="SourceCode"/>
-      </w:pPr>
-      <w:r>
-        <w:t>011    `include "agent/counter_sequencer.svh"</w:t>
-      </w:r>
-    </w:p>
-    <w:p>
-      <w:pPr>
-        <w:pStyle w:val="SourceCode"/>
-      </w:pPr>
-      <w:r>
-        <w:t>012    `include "agent/counter_driver.svh"</w:t>
-      </w:r>
-    </w:p>
-    <w:p>
-      <w:pPr>
-        <w:pStyle w:val="SourceCode"/>
-      </w:pPr>
-      <w:r>
-        <w:t>013    `include "agent/counter_monitor.svh"</w:t>
-      </w:r>
-    </w:p>
-    <w:p>
-      <w:pPr>
-        <w:pStyle w:val="SourceCode"/>
-      </w:pPr>
-      <w:r>
-        <w:t>014    `include "agent/counter_agent.svh"</w:t>
-      </w:r>
-    </w:p>
-    <w:p>
-      <w:pPr>
-        <w:pStyle w:val="SourceCode"/>
-      </w:pPr>
-      <w:r>
-        <w:t>015    `include "env/counter_scoreboard.svh"</w:t>
-      </w:r>
-    </w:p>
-    <w:p>
-      <w:pPr>
-        <w:pStyle w:val="SourceCode"/>
-      </w:pPr>
-      <w:r>
-        <w:t>016    `include "env/counter_coverage.svh"</w:t>
-      </w:r>
-    </w:p>
-    <w:p>
-      <w:pPr>
-        <w:pStyle w:val="SourceCode"/>
-      </w:pPr>
-      <w:r>
-        <w:t>017    `include "env/counter_env.svh"</w:t>
-      </w:r>
-    </w:p>
-    <w:p>
-      <w:pPr>
-        <w:pStyle w:val="SourceCode"/>
-      </w:pPr>
-      <w:r>
-        <w:t>018    `include "sequences/counter_sequences.svh"</w:t>
-      </w:r>
-    </w:p>
-    <w:p>
-      <w:pPr>
-        <w:pStyle w:val="SourceCode"/>
-      </w:pPr>
-      <w:r>
-        <w:t>019    `include "tests/counter_tests.svh"</w:t>
-      </w:r>
-    </w:p>
-    <w:p>
-      <w:pPr>
-        <w:pStyle w:val="SourceCode"/>
-      </w:pPr>
-      <w:r>
-        <w:t>020  endpackage</w:t>
-      </w:r>
-    </w:p>
-    <w:p>
-      <w:pPr>
-        <w:pStyle w:val="Heading2"/>
-      </w:pPr>
-      <w:r>
-        <w:t>9.14  tb/top/tb_top.sv</w:t>
-      </w:r>
-    </w:p>
-    <w:p>
-      <w:r>
-        <w:t>tb_top elaborates the DUT and interface and generates the clock. Port connections tie interface signals directly to DUT pins.</w:t>
-      </w:r>
-    </w:p>
-    <w:p>
-      <w:r>
-        <w:t>The config DB set makes the same virtual interface available to uvm_test_top and descendants. run_test chooses the class from UVM_TESTNAME.</w:t>
-      </w:r>
-    </w:p>
-    <w:p>
-      <w:r>
-        <w:t>finish_on_completion=0 returns control after UVM reporting. The report server counts determine test_passed before $finish; a separate watchdog prevents endless simulation.</w:t>
-      </w:r>
-    </w:p>
-    <w:p>
-      <w:pPr>
-        <w:pStyle w:val="SourceCode"/>
-      </w:pPr>
-      <w:r>
-        <w:t>001  `timescale 1ns/1ps</w:t>
-      </w:r>
-    </w:p>
-    <w:p>
-      <w:pPr>
-        <w:pStyle w:val="SourceCode"/>
-      </w:pPr>
-      <w:r>
-        <w:t>002  module tb_top;</w:t>
-      </w:r>
-    </w:p>
-    <w:p>
-      <w:pPr>
-        <w:pStyle w:val="SourceCode"/>
-      </w:pPr>
-      <w:r>
-        <w:t>003    import uvm_pkg::*;</w:t>
-      </w:r>
-    </w:p>
-    <w:p>
-      <w:pPr>
-        <w:pStyle w:val="SourceCode"/>
-      </w:pPr>
-      <w:r>
-        <w:t>004    import counter_pkg::*;</w:t>
-      </w:r>
-    </w:p>
-    <w:p>
-      <w:pPr>
-        <w:pStyle w:val="SourceCode"/>
-      </w:pPr>
-      <w:r>
-        <w:t>005    bit clk=0;</w:t>
-      </w:r>
-    </w:p>
-    <w:p>
-      <w:pPr>
-        <w:pStyle w:val="SourceCode"/>
-      </w:pPr>
-      <w:r>
-        <w:t>006    bit test_passed=0;</w:t>
-      </w:r>
-    </w:p>
-    <w:p>
-      <w:pPr>
-        <w:pStyle w:val="SourceCode"/>
-      </w:pPr>
-      <w:r>
-        <w:t>007    always #5 clk=~clk;</w:t>
-      </w:r>
-    </w:p>
-    <w:p>
-      <w:pPr>
-        <w:pStyle w:val="SourceCode"/>
-      </w:pPr>
-      <w:r>
-        <w:t>008    counter_if #(WIDTH) vif(clk);</w:t>
-      </w:r>
-    </w:p>
-    <w:p>
-      <w:pPr>
-        <w:pStyle w:val="SourceCode"/>
-      </w:pPr>
-      <w:r>
-        <w:t>009    up_down_counter #(.WIDTH(WIDTH)) dut (</w:t>
-      </w:r>
-    </w:p>
-    <w:p>
-      <w:pPr>
-        <w:pStyle w:val="SourceCode"/>
-      </w:pPr>
-      <w:r>
-        <w:t>010      .clk(clk), .rst_n(vif.rst_n), .clear(vif.clear), .load(vif.load),</w:t>
-      </w:r>
-    </w:p>
-    <w:p>
-      <w:pPr>
-        <w:pStyle w:val="SourceCode"/>
-      </w:pPr>
-      <w:r>
-        <w:t>011      .enable(vif.enable), .up(vif.up), .load_value(vif.load_value), .count(vif.count)</w:t>
-      </w:r>
-    </w:p>
-    <w:p>
-      <w:pPr>
-        <w:pStyle w:val="SourceCode"/>
-      </w:pPr>
-      <w:r>
-        <w:t>012    );</w:t>
-      </w:r>
-    </w:p>
-    <w:p>
-      <w:pPr>
-        <w:pStyle w:val="SourceCode"/>
-      </w:pPr>
-      <w:r>
-        <w:t>013    initial begin</w:t>
-      </w:r>
-    </w:p>
-    <w:p>
-      <w:pPr>
-        <w:pStyle w:val="SourceCode"/>
-      </w:pPr>
-      <w:r>
-        <w:t>014      if (WIDTH &lt; 2) $fatal(1, "UVM environment requires WIDTH &gt;= 2");</w:t>
-      </w:r>
-    </w:p>
-    <w:p>
-      <w:pPr>
-        <w:pStyle w:val="SourceCode"/>
-      </w:pPr>
-      <w:r>
-        <w:t>015      uvm_config_db#(virtual counter_if #(WIDTH))::set(null, "uvm_test_top*", "vif", vif);</w:t>
-      </w:r>
-    </w:p>
-    <w:p>
-      <w:pPr>
-        <w:pStyle w:val="SourceCode"/>
-      </w:pPr>
-      <w:r>
-        <w:t>016      // Retain control after UVM report phase so CI can inspect an explicit result.</w:t>
-      </w:r>
-    </w:p>
-    <w:p>
-      <w:pPr>
-        <w:pStyle w:val="SourceCode"/>
-      </w:pPr>
-      <w:r>
-        <w:t>017      uvm_top.finish_on_completion = 0;</w:t>
-      </w:r>
-    </w:p>
-    <w:p>
-      <w:pPr>
-        <w:pStyle w:val="SourceCode"/>
-      </w:pPr>
-      <w:r>
-        <w:t>018      run_test();</w:t>
-      </w:r>
-    </w:p>
-    <w:p>
-      <w:pPr>
-        <w:pStyle w:val="SourceCode"/>
-      </w:pPr>
-      <w:r>
-        <w:t>019      begin</w:t>
-      </w:r>
-    </w:p>
-    <w:p>
-      <w:pPr>
-        <w:pStyle w:val="SourceCode"/>
-      </w:pPr>
-      <w:r>
-        <w:t>020        uvm_report_server reports;</w:t>
-      </w:r>
-    </w:p>
-    <w:p>
-      <w:pPr>
-        <w:pStyle w:val="SourceCode"/>
-      </w:pPr>
-      <w:r>
-        <w:t>021        reports = uvm_report_server::get_server();</w:t>
-      </w:r>
-    </w:p>
-    <w:p>
-      <w:pPr>
-        <w:pStyle w:val="SourceCode"/>
-      </w:pPr>
-      <w:r>
-        <w:t>022        test_passed = (reports.get_severity_count(UVM_ERROR) == 0 &amp;&amp;</w:t>
-      </w:r>
-    </w:p>
-    <w:p>
-      <w:pPr>
-        <w:pStyle w:val="SourceCode"/>
-      </w:pPr>
-      <w:r>
-        <w:t>023                       reports.get_severity_count(UVM_FATAL) == 0);</w:t>
-      </w:r>
-    </w:p>
-    <w:p>
-      <w:pPr>
-        <w:pStyle w:val="SourceCode"/>
-      </w:pPr>
-      <w:r>
-        <w:t>024      end</w:t>
-      </w:r>
-    </w:p>
-    <w:p>
-      <w:pPr>
-        <w:pStyle w:val="SourceCode"/>
-      </w:pPr>
-      <w:r>
-        <w:t>025      $finish;</w:t>
-      </w:r>
-    </w:p>
-    <w:p>
-      <w:pPr>
-        <w:pStyle w:val="SourceCode"/>
-      </w:pPr>
-      <w:r>
-        <w:t>026    end</w:t>
-      </w:r>
-    </w:p>
-    <w:p>
-      <w:pPr>
-        <w:pStyle w:val="SourceCode"/>
-      </w:pPr>
-      <w:r>
-        <w:t>027    // Independent watchdog prevents a hung sequencer/objection from running forever.</w:t>
-      </w:r>
-    </w:p>
-    <w:p>
-      <w:pPr>
-        <w:pStyle w:val="SourceCode"/>
-      </w:pPr>
-      <w:r>
-        <w:t>028    initial begin</w:t>
-      </w:r>
-    </w:p>
-    <w:p>
-      <w:pPr>
-        <w:pStyle w:val="SourceCode"/>
-      </w:pPr>
-      <w:r>
-        <w:t>029      #10ms;</w:t>
-      </w:r>
-    </w:p>
-    <w:p>
-      <w:pPr>
-        <w:pStyle w:val="SourceCode"/>
-      </w:pPr>
-      <w:r>
-        <w:t>030      $fatal(1, "Simulation watchdog expired");</w:t>
-      </w:r>
-    </w:p>
-    <w:p>
-      <w:pPr>
-        <w:pStyle w:val="SourceCode"/>
-      </w:pPr>
-      <w:r>
-        <w:t>031    end</w:t>
-      </w:r>
-    </w:p>
-    <w:p>
-      <w:pPr>
-        <w:pStyle w:val="SourceCode"/>
-      </w:pPr>
-      <w:r>
-        <w:t>032  endmodule</w:t>
-      </w:r>
-    </w:p>
-    <w:p>
-      <w:pPr>
-        <w:pStyle w:val="Heading2"/>
-      </w:pPr>
-      <w:r>
-        <w:t>9.15  tb/rtl_smoke/counter_rtl_smoke.sv</w:t>
-      </w:r>
-    </w:p>
-    <w:p>
-      <w:r>
-        <w:t>This is an alternative non-UVM test top, not part of the UVM hierarchy. The step task drives on a falling edge, predicts state, waits for a rising edge and checks after a small delay.</w:t>
-      </w:r>
-    </w:p>
-    <w:p>
-      <w:r>
-        <w:t>The directed section checks priority and wrap. A reset asserted between active edges is checked before the next rising edge. The random loop adds 2,000 comparisons.</w:t>
-      </w:r>
-    </w:p>
-    <w:p>
-      <w:r>
-        <w:t>Use make smoke with Icarus on a suitable system. The Windows UVM scripts intentionally do not compile this top.</w:t>
-      </w:r>
-    </w:p>
-    <w:p>
-      <w:pPr>
-        <w:pStyle w:val="SourceCode"/>
-      </w:pPr>
-      <w:r>
-        <w:t>001  `timescale 1ns/1ps</w:t>
-      </w:r>
-    </w:p>
-    <w:p>
-      <w:pPr>
-        <w:pStyle w:val="SourceCode"/>
-      </w:pPr>
-      <w:r>
-        <w:t>002  // Portable RTL-only test. This supplements, not replaces, the UVM regression.</w:t>
-      </w:r>
-    </w:p>
-    <w:p>
-      <w:pPr>
-        <w:pStyle w:val="SourceCode"/>
-      </w:pPr>
-      <w:r>
-        <w:t>003  module counter_rtl_smoke;</w:t>
-      </w:r>
-    </w:p>
-    <w:p>
-      <w:pPr>
-        <w:pStyle w:val="SourceCode"/>
-      </w:pPr>
-      <w:r>
-        <w:t>004    parameter integer WIDTH=8;</w:t>
-      </w:r>
-    </w:p>
-    <w:p>
-      <w:pPr>
-        <w:pStyle w:val="SourceCode"/>
-      </w:pPr>
-      <w:r>
-        <w:t>005    reg clk=0;</w:t>
-      </w:r>
-    </w:p>
-    <w:p>
-      <w:pPr>
-        <w:pStyle w:val="SourceCode"/>
-      </w:pPr>
-      <w:r>
-        <w:t>006    always #5 clk=~clk;</w:t>
-      </w:r>
-    </w:p>
-    <w:p>
-      <w:pPr>
-        <w:pStyle w:val="SourceCode"/>
-      </w:pPr>
-      <w:r>
-        <w:t>007    reg rst_n=1, clear=0, load=0, enable=0, up=1;</w:t>
-      </w:r>
-    </w:p>
-    <w:p>
-      <w:pPr>
-        <w:pStyle w:val="SourceCode"/>
-      </w:pPr>
-      <w:r>
-        <w:t>008    reg [WIDTH-1:0] load_value=0;</w:t>
-      </w:r>
-    </w:p>
-    <w:p>
-      <w:pPr>
-        <w:pStyle w:val="SourceCode"/>
-      </w:pPr>
-      <w:r>
-        <w:t>009    wire [WIDTH-1:0] count;</w:t>
-      </w:r>
-    </w:p>
-    <w:p>
-      <w:pPr>
-        <w:pStyle w:val="SourceCode"/>
-      </w:pPr>
-      <w:r>
-        <w:t>010    reg [WIDTH-1:0] expected=0;</w:t>
-      </w:r>
-    </w:p>
-    <w:p>
-      <w:pPr>
-        <w:pStyle w:val="SourceCode"/>
-      </w:pPr>
-      <w:r>
-        <w:t>011    reg [WIDTH-1:0] max_count={WIDTH{1'b1}};</w:t>
-      </w:r>
-    </w:p>
-    <w:p>
-      <w:pPr>
-        <w:pStyle w:val="SourceCode"/>
-      </w:pPr>
-      <w:r>
-        <w:t>012    integer checked=0;</w:t>
-      </w:r>
-    </w:p>
-    <w:p>
-      <w:pPr>
-        <w:pStyle w:val="SourceCode"/>
-      </w:pPr>
-      <w:r>
-        <w:t>013    integer i;</w:t>
-      </w:r>
-    </w:p>
-    <w:p>
-      <w:pPr>
-        <w:pStyle w:val="SourceCode"/>
-      </w:pPr>
-      <w:r>
-        <w:t>014    up_down_counter #(.WIDTH(WIDTH)) dut(.*);</w:t>
-      </w:r>
-    </w:p>
-    <w:p>
-      <w:pPr>
-        <w:pStyle w:val="SourceCode"/>
-      </w:pPr>
-      <w:r>
-        <w:t xml:space="preserve">015  </w:t>
-      </w:r>
-    </w:p>
-    <w:p>
-      <w:pPr>
-        <w:pStyle w:val="SourceCode"/>
-      </w:pPr>
-      <w:r>
-        <w:t>016    task step(input reg r, c, l, e, u, input reg [WIDTH-1:0] v);</w:t>
-      </w:r>
-    </w:p>
-    <w:p>
-      <w:pPr>
-        <w:pStyle w:val="SourceCode"/>
-      </w:pPr>
-      <w:r>
-        <w:t>017      begin</w:t>
-      </w:r>
-    </w:p>
-    <w:p>
-      <w:pPr>
-        <w:pStyle w:val="SourceCode"/>
-      </w:pPr>
-      <w:r>
-        <w:t>018        @(negedge clk);</w:t>
-      </w:r>
-    </w:p>
-    <w:p>
-      <w:pPr>
-        <w:pStyle w:val="SourceCode"/>
-      </w:pPr>
-      <w:r>
-        <w:t>019        rst_n=r; clear=c; load=l; enable=e; up=u; load_value=v;</w:t>
-      </w:r>
-    </w:p>
-    <w:p>
-      <w:pPr>
-        <w:pStyle w:val="SourceCode"/>
-      </w:pPr>
-      <w:r>
-        <w:t>020        if (!r || c) expected=0;</w:t>
-      </w:r>
-    </w:p>
-    <w:p>
-      <w:pPr>
-        <w:pStyle w:val="SourceCode"/>
-      </w:pPr>
-      <w:r>
-        <w:t>021        else if (l) expected=v;</w:t>
-      </w:r>
-    </w:p>
-    <w:p>
-      <w:pPr>
-        <w:pStyle w:val="SourceCode"/>
-      </w:pPr>
-      <w:r>
-        <w:t>022        else if (e &amp;&amp; u) expected=expected+1'b1;</w:t>
-      </w:r>
-    </w:p>
-    <w:p>
-      <w:pPr>
-        <w:pStyle w:val="SourceCode"/>
-      </w:pPr>
-      <w:r>
-        <w:t>023        else if (e) expected=expected-1'b1;</w:t>
-      </w:r>
-    </w:p>
-    <w:p>
-      <w:pPr>
-        <w:pStyle w:val="SourceCode"/>
-      </w:pPr>
-      <w:r>
-        <w:t>024        @(posedge clk); #1;</w:t>
-      </w:r>
-    </w:p>
-    <w:p>
-      <w:pPr>
-        <w:pStyle w:val="SourceCode"/>
-      </w:pPr>
-      <w:r>
-        <w:t>025        checked=checked+1;</w:t>
-      </w:r>
-    </w:p>
-    <w:p>
-      <w:pPr>
-        <w:pStyle w:val="SourceCode"/>
-      </w:pPr>
-      <w:r>
-        <w:t>026        if (count !== expected)</w:t>
-      </w:r>
-    </w:p>
-    <w:p>
-      <w:pPr>
-        <w:pStyle w:val="SourceCode"/>
-      </w:pPr>
-      <w:r>
-        <w:t>027          $fatal(1,"sample %0d: expected %h got %h",checked,expected,count);</w:t>
-      </w:r>
-    </w:p>
-    <w:p>
-      <w:pPr>
-        <w:pStyle w:val="SourceCode"/>
-      </w:pPr>
-      <w:r>
-        <w:t>028      end</w:t>
-      </w:r>
-    </w:p>
-    <w:p>
-      <w:pPr>
-        <w:pStyle w:val="SourceCode"/>
-      </w:pPr>
-      <w:r>
-        <w:t>029    endtask</w:t>
-      </w:r>
-    </w:p>
-    <w:p>
-      <w:pPr>
-        <w:pStyle w:val="SourceCode"/>
-      </w:pPr>
-      <w:r>
-        <w:t xml:space="preserve">030  </w:t>
-      </w:r>
-    </w:p>
-    <w:p>
-      <w:pPr>
-        <w:pStyle w:val="SourceCode"/>
-      </w:pPr>
-      <w:r>
-        <w:t>031    initial begin</w:t>
-      </w:r>
-    </w:p>
-    <w:p>
-      <w:pPr>
-        <w:pStyle w:val="SourceCode"/>
-      </w:pPr>
-      <w:r>
-        <w:t>032      if (WIDTH &lt; 1) $fatal(1,"WIDTH must be positive");</w:t>
-      </w:r>
-    </w:p>
-    <w:p>
-      <w:pPr>
-        <w:pStyle w:val="SourceCode"/>
-      </w:pPr>
-      <w:r>
-        <w:t>033      step(0,0,0,0,1,0);</w:t>
-      </w:r>
-    </w:p>
-    <w:p>
-      <w:pPr>
-        <w:pStyle w:val="SourceCode"/>
-      </w:pPr>
-      <w:r>
-        <w:t>034      step(1,0,1,1,1,max_count);</w:t>
-      </w:r>
-    </w:p>
-    <w:p>
-      <w:pPr>
-        <w:pStyle w:val="SourceCode"/>
-      </w:pPr>
-      <w:r>
-        <w:t>035      step(1,0,0,1,1,0); // overflow</w:t>
-      </w:r>
-    </w:p>
-    <w:p>
-      <w:pPr>
-        <w:pStyle w:val="SourceCode"/>
-      </w:pPr>
-      <w:r>
-        <w:t>036      step(1,0,0,1,0,0); // underflow</w:t>
-      </w:r>
-    </w:p>
-    <w:p>
-      <w:pPr>
-        <w:pStyle w:val="SourceCode"/>
-      </w:pPr>
-      <w:r>
-        <w:t>037      step(1,0,0,0,0,0); // hold</w:t>
-      </w:r>
-    </w:p>
-    <w:p>
-      <w:pPr>
-        <w:pStyle w:val="SourceCode"/>
-      </w:pPr>
-      <w:r>
-        <w:t>038      step(1,1,1,1,1,max_count); // clear wins over load and enable</w:t>
-      </w:r>
-    </w:p>
-    <w:p>
-      <w:pPr>
-        <w:pStyle w:val="SourceCode"/>
-      </w:pPr>
-      <w:r>
-        <w:t>039      step(1,0,1,0,0,max_count); // load works with enable low</w:t>
-      </w:r>
-    </w:p>
-    <w:p>
-      <w:pPr>
-        <w:pStyle w:val="SourceCode"/>
-      </w:pPr>
-      <w:r>
-        <w:t>040      // Assert reset BETWEEN active clock edges and check before the next edge.</w:t>
-      </w:r>
-    </w:p>
-    <w:p>
-      <w:pPr>
-        <w:pStyle w:val="SourceCode"/>
-      </w:pPr>
-      <w:r>
-        <w:t>041      #1; rst_n=0; #1;</w:t>
-      </w:r>
-    </w:p>
-    <w:p>
-      <w:pPr>
-        <w:pStyle w:val="SourceCode"/>
-      </w:pPr>
-      <w:r>
-        <w:t>042      if (count !== 0) $fatal(1,"Asynchronous reset failed before clock edge");</w:t>
-      </w:r>
-    </w:p>
-    <w:p>
-      <w:pPr>
-        <w:pStyle w:val="SourceCode"/>
-      </w:pPr>
-      <w:r>
-        <w:t>043      expected=0;</w:t>
-      </w:r>
-    </w:p>
-    <w:p>
-      <w:pPr>
-        <w:pStyle w:val="SourceCode"/>
-      </w:pPr>
-      <w:r>
-        <w:t>044      step(0,1,1,1,0,max_count); // reset wins over all controls</w:t>
-      </w:r>
-    </w:p>
-    <w:p>
-      <w:pPr>
-        <w:pStyle w:val="SourceCode"/>
-      </w:pPr>
-      <w:r>
-        <w:t>045      step(1,0,0,0,1,0);</w:t>
-      </w:r>
-    </w:p>
-    <w:p>
-      <w:pPr>
-        <w:pStyle w:val="SourceCode"/>
-      </w:pPr>
-      <w:r>
-        <w:t>046      for (i=0;i&lt;2000;i=i+1)</w:t>
-      </w:r>
-    </w:p>
-    <w:p>
-      <w:pPr>
-        <w:pStyle w:val="SourceCode"/>
-      </w:pPr>
-      <w:r>
-        <w:t>047        step(($urandom_range(0,49)!=0), ($urandom_range(0,19)==0),</w:t>
-      </w:r>
-    </w:p>
-    <w:p>
-      <w:pPr>
-        <w:pStyle w:val="SourceCode"/>
-      </w:pPr>
-      <w:r>
-        <w:t>048             ($urandom_range(0,9)==0), $urandom_range(0,1),</w:t>
-      </w:r>
-    </w:p>
-    <w:p>
-      <w:pPr>
-        <w:pStyle w:val="SourceCode"/>
-      </w:pPr>
-      <w:r>
-        <w:t>049             $urandom_range(0,1), $urandom);</w:t>
-      </w:r>
-    </w:p>
-    <w:p>
-      <w:pPr>
-        <w:pStyle w:val="SourceCode"/>
-      </w:pPr>
-      <w:r>
-        <w:t>050      $display("RTL SMOKE PASS: WIDTH=%0d, %0d checked cycles", WIDTH, checked);</w:t>
-      </w:r>
-    </w:p>
-    <w:p>
-      <w:pPr>
-        <w:pStyle w:val="SourceCode"/>
-      </w:pPr>
-      <w:r>
-        <w:t>051      $finish;</w:t>
-      </w:r>
-    </w:p>
-    <w:p>
-      <w:pPr>
-        <w:pStyle w:val="SourceCode"/>
-      </w:pPr>
-      <w:r>
-        <w:t>052    end</w:t>
-      </w:r>
-    </w:p>
-    <w:p>
-      <w:pPr>
-        <w:pStyle w:val="SourceCode"/>
-      </w:pPr>
-      <w:r>
-        <w:t>053    initial begin #1ms; $fatal(1,"Smoke watchdog expired"); end</w:t>
-      </w:r>
-    </w:p>
-    <w:p>
-      <w:pPr>
-        <w:pStyle w:val="SourceCode"/>
-      </w:pPr>
-      <w:r>
-        <w:t>054  endmodule</w:t>
-      </w:r>
-    </w:p>
-    <w:p>
-      <w:pPr>
-        <w:pStyle w:val="Heading2"/>
-      </w:pPr>
-      <w:r>
-        <w:t>9.16  run.do</w:t>
-      </w:r>
-    </w:p>
-    <w:p>
-      <w:r>
-        <w:t>This is the Windows-friendly root entry. It resolves its own folder, sets defaults, reads UVM_HOME from Tcl or environment, and tries the typical simulator source location if unset.</w:t>
-      </w:r>
-    </w:p>
-    <w:p>
-      <w:r>
-        <w:t>It validates basic configuration, builds a Tcl argument list so paths with spaces remain intact, compiles in dependency order and loads the selected test.</w:t>
-      </w:r>
-    </w:p>
-    <w:p>
-      <w:r>
-        <w:t>GUI_MODE=1 adds waves and keeps the session open. Batch mode delegates completion and exit status to sim/run.do. catch handles compile/load errors.</w:t>
-      </w:r>
-    </w:p>
-    <w:p>
-      <w:pPr>
-        <w:pStyle w:val="SourceCode"/>
-      </w:pPr>
-      <w:r>
-        <w:t>001  # Windows/Linux native Questa flow. No make or shell is required.</w:t>
-      </w:r>
-    </w:p>
-    <w:p>
-      <w:pPr>
-        <w:pStyle w:val="SourceCode"/>
-      </w:pPr>
-      <w:r>
-        <w:t>002  # GUI Transcript: set UVM_HOME {C:/tools/uvm-1.2}; set GUI_MODE 1; do run.do</w:t>
-      </w:r>
-    </w:p>
-    <w:p>
-      <w:pPr>
-        <w:pStyle w:val="SourceCode"/>
-      </w:pPr>
-      <w:r>
-        <w:t>003  # Batch CMD:     set "UVM_HOME=C:\tools\uvm-1.2"  then run.bat</w:t>
-      </w:r>
-    </w:p>
-    <w:p>
-      <w:pPr>
-        <w:pStyle w:val="SourceCode"/>
-      </w:pPr>
-      <w:r>
-        <w:t>004  # Optional Tcl variables: TEST, WIDTH, SEED, NUM_ITEMS, GUI_MODE.</w:t>
-      </w:r>
-    </w:p>
-    <w:p>
-      <w:pPr>
-        <w:pStyle w:val="SourceCode"/>
-      </w:pPr>
-      <w:r>
-        <w:t>005  set PROJECT_ROOT [file normalize [file dirname [info script]]]</w:t>
-      </w:r>
-    </w:p>
-    <w:p>
-      <w:pPr>
-        <w:pStyle w:val="SourceCode"/>
-      </w:pPr>
-      <w:r>
-        <w:t>006  cd $PROJECT_ROOT</w:t>
-      </w:r>
-    </w:p>
-    <w:p>
-      <w:pPr>
-        <w:pStyle w:val="SourceCode"/>
-      </w:pPr>
-      <w:r>
-        <w:t>007  foreach {name default} {TEST counter_base_test WIDTH 8 SEED 1 NUM_ITEMS 1000 GUI_MODE 0} {</w:t>
-      </w:r>
-    </w:p>
-    <w:p>
-      <w:pPr>
-        <w:pStyle w:val="SourceCode"/>
-      </w:pPr>
-      <w:r>
-        <w:t>008      if {![info exists $name]} {set $name $default}</w:t>
-      </w:r>
-    </w:p>
-    <w:p>
-      <w:pPr>
-        <w:pStyle w:val="SourceCode"/>
-      </w:pPr>
-      <w:r>
-        <w:t>009  }</w:t>
-      </w:r>
-    </w:p>
-    <w:p>
-      <w:pPr>
-        <w:pStyle w:val="SourceCode"/>
-      </w:pPr>
-      <w:r>
-        <w:t>010  if {![info exists UVM_HOME] &amp;&amp; [info exists env(UVM_HOME)]} {</w:t>
-      </w:r>
-    </w:p>
-    <w:p>
-      <w:pPr>
-        <w:pStyle w:val="SourceCode"/>
-      </w:pPr>
-      <w:r>
-        <w:t>011      set UVM_HOME $env(UVM_HOME)</w:t>
-      </w:r>
-    </w:p>
-    <w:p>
-      <w:pPr>
-        <w:pStyle w:val="SourceCode"/>
-      </w:pPr>
-      <w:r>
-        <w:t>012  }</w:t>
-      </w:r>
-    </w:p>
-    <w:p>
-      <w:pPr>
-        <w:pStyle w:val="SourceCode"/>
-      </w:pPr>
-      <w:r>
-        <w:t>013  if {![info exists UVM_HOME]} {</w:t>
-      </w:r>
-    </w:p>
-    <w:p>
-      <w:pPr>
-        <w:pStyle w:val="SourceCode"/>
-      </w:pPr>
-      <w:r>
-        <w:t>014      # Typical Questa installation: win64/vsim.exe beside verilog_src/uvm-1.2.</w:t>
-      </w:r>
-    </w:p>
-    <w:p>
-      <w:pPr>
-        <w:pStyle w:val="SourceCode"/>
-      </w:pPr>
-      <w:r>
-        <w:t>015      set candidate [file normalize [file join [file dirname [info nameofexecutable]] .. verilog_src uvm-1.2]]</w:t>
-      </w:r>
-    </w:p>
-    <w:p>
-      <w:pPr>
-        <w:pStyle w:val="SourceCode"/>
-      </w:pPr>
-      <w:r>
-        <w:t>016      if {[file exists [file join $candidate src uvm_pkg.sv]]} {set UVM_HOME $candidate}</w:t>
-      </w:r>
-    </w:p>
-    <w:p>
-      <w:pPr>
-        <w:pStyle w:val="SourceCode"/>
-      </w:pPr>
-      <w:r>
-        <w:t>017  }</w:t>
-      </w:r>
-    </w:p>
-    <w:p>
-      <w:pPr>
-        <w:pStyle w:val="SourceCode"/>
-      </w:pPr>
-      <w:r>
-        <w:t>018  if {![info exists UVM_HOME] || ![file exists [file join $UVM_HOME src uvm_pkg.sv]]} {</w:t>
-      </w:r>
-    </w:p>
-    <w:p>
-      <w:pPr>
-        <w:pStyle w:val="SourceCode"/>
-      </w:pPr>
-      <w:r>
-        <w:t>019      puts stderr "ERROR: Set UVM_HOME to the UVM source folder containing src/uvm_pkg.sv."</w:t>
-      </w:r>
-    </w:p>
-    <w:p>
-      <w:pPr>
-        <w:pStyle w:val="SourceCode"/>
-      </w:pPr>
-      <w:r>
-        <w:t>020      puts stderr {Example: set UVM_HOME {C:/questasim64_2024.3/verilog_src/uvm-1.2}}</w:t>
-      </w:r>
-    </w:p>
-    <w:p>
-      <w:pPr>
-        <w:pStyle w:val="SourceCode"/>
-      </w:pPr>
-      <w:r>
-        <w:t>021      if {!$GUI_MODE} {quit -code 1 -force}</w:t>
-      </w:r>
-    </w:p>
-    <w:p>
-      <w:pPr>
-        <w:pStyle w:val="SourceCode"/>
-      </w:pPr>
-      <w:r>
-        <w:t>022      return</w:t>
-      </w:r>
-    </w:p>
-    <w:p>
-      <w:pPr>
-        <w:pStyle w:val="SourceCode"/>
-      </w:pPr>
-      <w:r>
-        <w:t>023  }</w:t>
-      </w:r>
-    </w:p>
-    <w:p>
-      <w:pPr>
-        <w:pStyle w:val="SourceCode"/>
-      </w:pPr>
-      <w:r>
-        <w:t>024  if {![string is integer -strict $WIDTH] || $WIDTH &lt; 2 ||</w:t>
-      </w:r>
-    </w:p>
-    <w:p>
-      <w:pPr>
-        <w:pStyle w:val="SourceCode"/>
-      </w:pPr>
-      <w:r>
-        <w:t>025      ![string is integer -strict $NUM_ITEMS] || $NUM_ITEMS &lt; 1} {</w:t>
-      </w:r>
-    </w:p>
-    <w:p>
-      <w:pPr>
-        <w:pStyle w:val="SourceCode"/>
-      </w:pPr>
-      <w:r>
-        <w:t>026      puts stderr "ERROR: WIDTH must be &gt;= 2; NUM_ITEMS must be &gt;= 1."</w:t>
-      </w:r>
-    </w:p>
-    <w:p>
-      <w:pPr>
-        <w:pStyle w:val="SourceCode"/>
-      </w:pPr>
-      <w:r>
-        <w:t>027      if {!$GUI_MODE} {quit -code 1 -force}</w:t>
-      </w:r>
-    </w:p>
-    <w:p>
-      <w:pPr>
-        <w:pStyle w:val="SourceCode"/>
-      </w:pPr>
-      <w:r>
-        <w:t>028      return</w:t>
-      </w:r>
-    </w:p>
-    <w:p>
-      <w:pPr>
-        <w:pStyle w:val="SourceCode"/>
-      </w:pPr>
-      <w:r>
-        <w:t>029  }</w:t>
-      </w:r>
-    </w:p>
-    <w:p>
-      <w:pPr>
-        <w:pStyle w:val="SourceCode"/>
-      </w:pPr>
-      <w:r>
-        <w:t>030  set BUILD [file join $PROJECT_ROOT sim build]</w:t>
-      </w:r>
-    </w:p>
-    <w:p>
-      <w:pPr>
-        <w:pStyle w:val="SourceCode"/>
-      </w:pPr>
-      <w:r>
-        <w:t>031  set WORK [file join $BUILD work]</w:t>
-      </w:r>
-    </w:p>
-    <w:p>
-      <w:pPr>
-        <w:pStyle w:val="SourceCode"/>
-      </w:pPr>
-      <w:r>
-        <w:t>032  file mkdir $BUILD</w:t>
-      </w:r>
-    </w:p>
-    <w:p>
-      <w:pPr>
-        <w:pStyle w:val="SourceCode"/>
-      </w:pPr>
-      <w:r>
-        <w:t>033  if {[catch {</w:t>
-      </w:r>
-    </w:p>
-    <w:p>
-      <w:pPr>
-        <w:pStyle w:val="SourceCode"/>
-      </w:pPr>
-      <w:r>
-        <w:t>034      if {![file isdirectory $WORK]} {vlib $WORK}</w:t>
-      </w:r>
-    </w:p>
-    <w:p>
-      <w:pPr>
-        <w:pStyle w:val="SourceCode"/>
-      </w:pPr>
-      <w:r>
-        <w:t>035      set args [list -sv -timescale 1ns/1ps -work $WORK +define+UVM_NO_DPI \</w:t>
-      </w:r>
-    </w:p>
-    <w:p>
-      <w:pPr>
-        <w:pStyle w:val="SourceCode"/>
-      </w:pPr>
-      <w:r>
-        <w:t>036          +define+COUNTER_WIDTH=$WIDTH "+incdir+[file join $PROJECT_ROOT tb]" \</w:t>
-      </w:r>
-    </w:p>
-    <w:p>
-      <w:pPr>
-        <w:pStyle w:val="SourceCode"/>
-      </w:pPr>
-      <w:r>
-        <w:t>037          "+incdir+[file join $UVM_HOME src]" [file join $UVM_HOME src uvm_pkg.sv]]</w:t>
-      </w:r>
-    </w:p>
-    <w:p>
-      <w:pPr>
-        <w:pStyle w:val="SourceCode"/>
-      </w:pPr>
-      <w:r>
-        <w:t>038      foreach source {rtl/up_down_counter.sv tb/top/counter_if.sv tb/counter_pkg.sv tb/top/tb_top.sv} {</w:t>
-      </w:r>
-    </w:p>
-    <w:p>
-      <w:pPr>
-        <w:pStyle w:val="SourceCode"/>
-      </w:pPr>
-      <w:r>
-        <w:t>039          lappend args [file join $PROJECT_ROOT $source]</w:t>
-      </w:r>
-    </w:p>
-    <w:p>
-      <w:pPr>
-        <w:pStyle w:val="SourceCode"/>
-      </w:pPr>
-      <w:r>
-        <w:t>040      }</w:t>
-      </w:r>
-    </w:p>
-    <w:p>
-      <w:pPr>
-        <w:pStyle w:val="SourceCode"/>
-      </w:pPr>
-      <w:r>
-        <w:t>041      vlog {*}$args</w:t>
-      </w:r>
-    </w:p>
-    <w:p>
-      <w:pPr>
-        <w:pStyle w:val="SourceCode"/>
-      </w:pPr>
-      <w:r>
-        <w:t>042      vsim -voptargs=+acc -lib $WORK tb_top -sv_seed $SEED \</w:t>
-      </w:r>
-    </w:p>
-    <w:p>
-      <w:pPr>
-        <w:pStyle w:val="SourceCode"/>
-      </w:pPr>
-      <w:r>
-        <w:t>043          +UVM_TESTNAME=$TEST +NUM_ITEMS=$NUM_ITEMS \</w:t>
-      </w:r>
-    </w:p>
-    <w:p>
-      <w:pPr>
-        <w:pStyle w:val="SourceCode"/>
-      </w:pPr>
-      <w:r>
-        <w:t>044          -l [file join $BUILD ${TEST}_seed${SEED}.log]</w:t>
-      </w:r>
-    </w:p>
-    <w:p>
-      <w:pPr>
-        <w:pStyle w:val="SourceCode"/>
-      </w:pPr>
-      <w:r>
-        <w:t>045  } message]} {</w:t>
-      </w:r>
-    </w:p>
-    <w:p>
-      <w:pPr>
-        <w:pStyle w:val="SourceCode"/>
-      </w:pPr>
-      <w:r>
-        <w:t>046      puts stderr "BUILD/LOAD FAILED: $message"</w:t>
-      </w:r>
-    </w:p>
-    <w:p>
-      <w:pPr>
-        <w:pStyle w:val="SourceCode"/>
-      </w:pPr>
-      <w:r>
-        <w:t>047      if {!$GUI_MODE} {quit -code 1 -force}</w:t>
-      </w:r>
-    </w:p>
-    <w:p>
-      <w:pPr>
-        <w:pStyle w:val="SourceCode"/>
-      </w:pPr>
-      <w:r>
-        <w:t>048      return</w:t>
-      </w:r>
-    </w:p>
-    <w:p>
-      <w:pPr>
-        <w:pStyle w:val="SourceCode"/>
-      </w:pPr>
-      <w:r>
-        <w:t>049  }</w:t>
-      </w:r>
-    </w:p>
-    <w:p>
-      <w:pPr>
-        <w:pStyle w:val="SourceCode"/>
-      </w:pPr>
-      <w:r>
-        <w:t>050  if {$GUI_MODE} {</w:t>
-      </w:r>
-    </w:p>
-    <w:p>
-      <w:pPr>
-        <w:pStyle w:val="SourceCode"/>
-      </w:pPr>
-      <w:r>
-        <w:t>051      onfinish stop</w:t>
-      </w:r>
-    </w:p>
-    <w:p>
-      <w:pPr>
-        <w:pStyle w:val="SourceCode"/>
-      </w:pPr>
-      <w:r>
-        <w:t>052      add wave -r /tb_top/vif/*</w:t>
-      </w:r>
-    </w:p>
-    <w:p>
-      <w:pPr>
-        <w:pStyle w:val="SourceCode"/>
-      </w:pPr>
-      <w:r>
-        <w:t>053      run -all</w:t>
-      </w:r>
-    </w:p>
-    <w:p>
-      <w:pPr>
-        <w:pStyle w:val="SourceCode"/>
-      </w:pPr>
-      <w:r>
-        <w:t>054      puts "Simulation stopped. Review the UVM summary and /tb_top/test_passed (1 means PASS)."</w:t>
-      </w:r>
-    </w:p>
-    <w:p>
-      <w:pPr>
-        <w:pStyle w:val="SourceCode"/>
-      </w:pPr>
-      <w:r>
-        <w:t>055  } else {</w:t>
-      </w:r>
-    </w:p>
-    <w:p>
-      <w:pPr>
-        <w:pStyle w:val="SourceCode"/>
-      </w:pPr>
-      <w:r>
-        <w:t>056      do [file join $PROJECT_ROOT sim run.do]</w:t>
-      </w:r>
-    </w:p>
-    <w:p>
-      <w:pPr>
-        <w:pStyle w:val="SourceCode"/>
-      </w:pPr>
-      <w:r>
-        <w:t>057  }</w:t>
-      </w:r>
-    </w:p>
-    <w:p>
-      <w:pPr>
-        <w:pStyle w:val="Heading2"/>
-      </w:pPr>
-      <w:r>
         <w:t>9.17  sim/run.do</w:t>
       </w:r>
     </w:p>
@@ -6569,39 +6889,47 @@
         <w:pStyle w:val="SourceCode"/>
       </w:pPr>
       <w:r>
-        <w:t>006  run -all</w:t>
-      </w:r>
-    </w:p>
-    <w:p>
-      <w:pPr>
-        <w:pStyle w:val="SourceCode"/>
-      </w:pPr>
-      <w:r>
-        <w:t>007  if {[examine -radix unsigned /tb_top/test_passed] != 1} {</w:t>
-      </w:r>
-    </w:p>
-    <w:p>
-      <w:pPr>
-        <w:pStyle w:val="SourceCode"/>
-      </w:pPr>
-      <w:r>
-        <w:t>008      quit -code 1 -force</w:t>
-      </w:r>
-    </w:p>
-    <w:p>
-      <w:pPr>
-        <w:pStyle w:val="SourceCode"/>
-      </w:pPr>
-      <w:r>
-        <w:t>009  }</w:t>
-      </w:r>
-    </w:p>
-    <w:p>
-      <w:pPr>
-        <w:pStyle w:val="SourceCode"/>
-      </w:pPr>
-      <w:r>
-        <w:t>010  quit -code 0 -force</w:t>
+        <w:t>006  log -r /tb_top/vif/*</w:t>
+      </w:r>
+    </w:p>
+    <w:p>
+      <w:pPr>
+        <w:pStyle w:val="SourceCode"/>
+      </w:pPr>
+      <w:r>
+        <w:t>007  run -all</w:t>
+      </w:r>
+    </w:p>
+    <w:p>
+      <w:pPr>
+        <w:pStyle w:val="SourceCode"/>
+      </w:pPr>
+      <w:r>
+        <w:t>008  if {[examine -radix unsigned /tb_top/test_passed] != 1} {</w:t>
+      </w:r>
+    </w:p>
+    <w:p>
+      <w:pPr>
+        <w:pStyle w:val="SourceCode"/>
+      </w:pPr>
+      <w:r>
+        <w:t>009      quit -code 1 -force</w:t>
+      </w:r>
+    </w:p>
+    <w:p>
+      <w:pPr>
+        <w:pStyle w:val="SourceCode"/>
+      </w:pPr>
+      <w:r>
+        <w:t>010  }</w:t>
+      </w:r>
+    </w:p>
+    <w:p>
+      <w:pPr>
+        <w:pStyle w:val="SourceCode"/>
+      </w:pPr>
+      <w:r>
+        <w:t>011  quit -code 0 -force</w:t>
       </w:r>
     </w:p>
     <w:p>
@@ -7145,7 +7473,7 @@
       <w:r>
         <w:t xml:space="preserve">030  </w:t>
         <w:tab/>
-        <w:t>$(VSIM) -c -lib $(BUILD)/work tb_top -sv_seed $(SEED) +UVM_TESTNAME=$(TEST) +NUM_ITEMS=$(NUM_ITEMS) -l $(BUILD)/$(TEST)_seed$(SEED).log -do sim/run.do</w:t>
+        <w:t>$(VSIM) -c -lib $(BUILD)/work tb_top -sv_seed $(SEED) +UVM_TESTNAME=$(TEST) +NUM_ITEMS=$(NUM_ITEMS) +COUNTER_CSV=$(BUILD)/$(TEST)_seed$(SEED)_counter.csv -wlf $(BUILD)/$(TEST)_seed$(SEED).wlf -l $(BUILD)/$(TEST)_seed$(SEED).log -do sim/run.do</w:t>
       </w:r>
     </w:p>
     <w:p>
@@ -7183,7 +7511,7 @@
       <w:r>
         <w:t xml:space="preserve">034  </w:t>
         <w:tab/>
-        <w:t xml:space="preserve">    +UVM_TESTNAME=$$test +NUM_ITEMS=$(NUM_ITEMS) \</w:t>
+        <w:t xml:space="preserve">    +UVM_TESTNAME=$$test +NUM_ITEMS=$(NUM_ITEMS) +COUNTER_CSV=$(BUILD)/$${test}_seed$(SEED)_counter.csv \</w:t>
       </w:r>
     </w:p>
     <w:p>
@@ -7193,7 +7521,7 @@
       <w:r>
         <w:t xml:space="preserve">035  </w:t>
         <w:tab/>
-        <w:t xml:space="preserve">    -l $(BUILD)/$${test}_seed$(SEED).log -do sim/run.do; \</w:t>
+        <w:t xml:space="preserve">    -wlf $(BUILD)/$${test}_seed$(SEED).wlf \</w:t>
       </w:r>
     </w:p>
     <w:p>
@@ -7203,6 +7531,16 @@
       <w:r>
         <w:t xml:space="preserve">036  </w:t>
         <w:tab/>
+        <w:t xml:space="preserve">    -l $(BUILD)/$${test}_seed$(SEED).log -do sim/run.do; \</w:t>
+      </w:r>
+    </w:p>
+    <w:p>
+      <w:pPr>
+        <w:pStyle w:val="SourceCode"/>
+      </w:pPr>
+      <w:r>
+        <w:t xml:space="preserve">037  </w:t>
+        <w:tab/>
         <w:t>done</w:t>
       </w:r>
     </w:p>
@@ -7211,15 +7549,15 @@
         <w:pStyle w:val="SourceCode"/>
       </w:pPr>
       <w:r>
-        <w:t>037  smoke:</w:t>
-      </w:r>
-    </w:p>
-    <w:p>
-      <w:pPr>
-        <w:pStyle w:val="SourceCode"/>
-      </w:pPr>
-      <w:r>
-        <w:t xml:space="preserve">038  </w:t>
+        <w:t>038  smoke:</w:t>
+      </w:r>
+    </w:p>
+    <w:p>
+      <w:pPr>
+        <w:pStyle w:val="SourceCode"/>
+      </w:pPr>
+      <w:r>
+        <w:t xml:space="preserve">039  </w:t>
         <w:tab/>
         <w:t>@mkdir -p $(BUILD)</w:t>
       </w:r>
@@ -7229,7 +7567,7 @@
         <w:pStyle w:val="SourceCode"/>
       </w:pPr>
       <w:r>
-        <w:t xml:space="preserve">039  </w:t>
+        <w:t xml:space="preserve">040  </w:t>
         <w:tab/>
         <w:t>$(IVERILOG) -g2012 -s counter_rtl_smoke -Pcounter_rtl_smoke.WIDTH=$(WIDTH) -o $(BUILD)/smoke.vvp rtl/up_down_counter.sv tb/rtl_smoke/counter_rtl_smoke.sv</w:t>
       </w:r>
@@ -7239,7 +7577,7 @@
         <w:pStyle w:val="SourceCode"/>
       </w:pPr>
       <w:r>
-        <w:t xml:space="preserve">040  </w:t>
+        <w:t xml:space="preserve">041  </w:t>
         <w:tab/>
         <w:t>$(VVP) $(BUILD)/smoke.vvp</w:t>
       </w:r>
@@ -7249,15 +7587,15 @@
         <w:pStyle w:val="SourceCode"/>
       </w:pPr>
       <w:r>
-        <w:t>041  clean:</w:t>
-      </w:r>
-    </w:p>
-    <w:p>
-      <w:pPr>
-        <w:pStyle w:val="SourceCode"/>
-      </w:pPr>
-      <w:r>
-        <w:t xml:space="preserve">042  </w:t>
+        <w:t>042  clean:</w:t>
+      </w:r>
+    </w:p>
+    <w:p>
+      <w:pPr>
+        <w:pStyle w:val="SourceCode"/>
+      </w:pPr>
+      <w:r>
+        <w:t xml:space="preserve">043  </w:t>
         <w:tab/>
         <w:t>rm -rf $(BUILD)</w:t>
       </w:r>
@@ -7267,7 +7605,45 @@
         <w:pStyle w:val="Heading1"/>
       </w:pPr>
       <w:r>
-        <w:t>10. Validation record and next steps</w:t>
+        <w:t>10. Reading both directions and the new counter logs</w:t>
+      </w:r>
+    </w:p>
+    <w:p>
+      <w:r>
+        <w:t>For a clearly visible ramp, run counter_directed_test with WIDTH=8. After reset it has twelve UP cycles (1 through 12) followed by six DOWN cycles (11 through 6). counter_wrap_test has only isolated increments at the modulo boundary and ends with decrement traffic; it is not intended as a long ramp demo.</w:t>
+      </w:r>
+    </w:p>
+    <w:p>
+      <w:r>
+        <w:t>The updated root run.do explicitly selects and enables the transcript, names the waveform database, records interface signals from time zero and passes a per-run CSV path. The scoreboard writes and flushes a CSV row per checked cycle, closes it in final_phase and reports UP and DOWN cycle totals.</w:t>
+      </w:r>
+    </w:p>
+    <w:p>
+      <w:r>
+        <w:t>Outputs for a directed test with seed 1 are sim/build/counter_directed_test_seed1.log, sim/build/counter_directed_test_seed1.wlf, and sim/build/counter_directed_test_seed1_counter.csv. Open CSV in Excel and filter operation to UP or DOWN.</w:t>
+      </w:r>
+    </w:p>
+    <w:p>
+      <w:r>
+        <w:t>CSV columns: sample, time_ns, operation, rst_n, clear, load, enable, up, load_value, expected, actual and result. Effective operation is RESET, CLEAR, LOAD, HOLD, UP or DOWN according to control priority. Actual count retains X/Z, which fails comparison.</w:t>
+      </w:r>
+    </w:p>
+    <w:p>
+      <w:r>
+        <w:t>The original package had UVM summary logging, not a per-cycle counter trace. These CSV and transcript/WLF improvements are new. Repeating a test/seed replaces the CSV/WLF; copy previous outputs before rerunning if needed. Run the root script rather than manual run -all and check write permissions if files are missing.</w:t>
+      </w:r>
+    </w:p>
+    <w:p>
+      <w:r>
+        <w:t>The updated scoreboard statically compiles and elaborates against UVM 1.2 at widths 2, 8 and 16. Windows Questa execution and runtime artifact generation remain unverified in the sandbox. No actual simulation trace or coverage percentage is claimed.</w:t>
+      </w:r>
+    </w:p>
+    <w:p>
+      <w:pPr>
+        <w:pStyle w:val="Heading1"/>
+      </w:pPr>
+      <w:r>
+        <w:t>11. Validation record and next steps</w:t>
       </w:r>
     </w:p>
     <w:p>
